--- a/docs/sesiune-2026-04-03.docx
+++ b/docs/sesiune-2026-04-03.docx
@@ -12267,6 +12267,3563 @@
           <w:szCs w:val="20"/>
         </w:rPr>
         <w:t xml:space="preserve">Exportă sesiunea în docx și pdf</w:t>
+      </w:r>
+    </w:p>
+    <w:p>
+      <w:pPr>
+        <w:pBdr>
+          <w:bottom w:val="single" w:color="E5E7EB" w:sz="1"/>
+        </w:pBdr>
+        <w:spacing w:after="200"/>
+      </w:pPr>
+    </w:p>
+    <w:p>
+      <w:pPr>
+        <w:spacing w:after="100" w:before="300"/>
+      </w:pPr>
+      <w:r>
+        <w:rPr>
+          <w:b/>
+          <w:bCs/>
+          <w:color w:val="065F46"/>
+          <w:sz w:val="22"/>
+          <w:szCs w:val="22"/>
+        </w:rPr>
+        <w:t xml:space="preserve">🤖 Claude</w:t>
+      </w:r>
+    </w:p>
+    <w:p>
+      <w:pPr>
+        <w:spacing w:after="60"/>
+      </w:pPr>
+      <w:r>
+        <w:rPr>
+          <w:rFonts w:ascii="DejaVu Sans" w:cs="DejaVu Sans" w:eastAsia="DejaVu Sans" w:hAnsi="DejaVu Sans"/>
+          <w:color w:val="111827"/>
+          <w:sz w:val="20"/>
+          <w:szCs w:val="20"/>
+        </w:rPr>
+        <w:t xml:space="preserve">Gata! 103 mesaje exportate:</w:t>
+      </w:r>
+    </w:p>
+    <w:p>
+      <w:pPr>
+        <w:spacing w:after="60"/>
+      </w:pPr>
+      <w:r>
+        <w:rPr>
+          <w:rFonts w:ascii="DejaVu Sans" w:cs="DejaVu Sans" w:eastAsia="DejaVu Sans" w:hAnsi="DejaVu Sans"/>
+          <w:color w:val="111827"/>
+          <w:sz w:val="20"/>
+          <w:szCs w:val="20"/>
+        </w:rPr>
+        <w:t xml:space="preserve"> </w:t>
+      </w:r>
+    </w:p>
+    <w:p>
+      <w:pPr>
+        <w:spacing w:after="60"/>
+      </w:pPr>
+      <w:r>
+        <w:rPr>
+          <w:rFonts w:ascii="DejaVu Sans" w:cs="DejaVu Sans" w:eastAsia="DejaVu Sans" w:hAnsi="DejaVu Sans"/>
+          <w:color w:val="111827"/>
+          <w:sz w:val="20"/>
+          <w:szCs w:val="20"/>
+        </w:rPr>
+        <w:t xml:space="preserve">- [docs/sesiune-2026-04-03.docx](docs/sesiune-2026-04-03.docx)</w:t>
+      </w:r>
+    </w:p>
+    <w:p>
+      <w:pPr>
+        <w:spacing w:after="60"/>
+      </w:pPr>
+      <w:r>
+        <w:rPr>
+          <w:rFonts w:ascii="DejaVu Sans" w:cs="DejaVu Sans" w:eastAsia="DejaVu Sans" w:hAnsi="DejaVu Sans"/>
+          <w:color w:val="111827"/>
+          <w:sz w:val="20"/>
+          <w:szCs w:val="20"/>
+        </w:rPr>
+        <w:t xml:space="preserve">- [docs/sesiune-2026-04-03.pdf](docs/sesiune-2026-04-03.pdf)</w:t>
+      </w:r>
+    </w:p>
+    <w:p>
+      <w:pPr>
+        <w:spacing w:after="60"/>
+      </w:pPr>
+      <w:r>
+        <w:rPr>
+          <w:rFonts w:ascii="DejaVu Sans" w:cs="DejaVu Sans" w:eastAsia="DejaVu Sans" w:hAnsi="DejaVu Sans"/>
+          <w:color w:val="111827"/>
+          <w:sz w:val="20"/>
+          <w:szCs w:val="20"/>
+        </w:rPr>
+        <w:t xml:space="preserve"> </w:t>
+      </w:r>
+    </w:p>
+    <w:p>
+      <w:pPr>
+        <w:spacing w:after="60"/>
+      </w:pPr>
+      <w:r>
+        <w:rPr>
+          <w:rFonts w:ascii="DejaVu Sans" w:cs="DejaVu Sans" w:eastAsia="DejaVu Sans" w:hAnsi="DejaVu Sans"/>
+          <w:color w:val="111827"/>
+          <w:sz w:val="20"/>
+          <w:szCs w:val="20"/>
+        </w:rPr>
+        <w:t xml:space="preserve">Vrei să le adaug și în git?</w:t>
+      </w:r>
+    </w:p>
+    <w:p>
+      <w:pPr>
+        <w:pBdr>
+          <w:bottom w:val="single" w:color="E5E7EB" w:sz="1"/>
+        </w:pBdr>
+        <w:spacing w:after="200"/>
+      </w:pPr>
+    </w:p>
+    <w:p>
+      <w:pPr>
+        <w:spacing w:after="100" w:before="300"/>
+      </w:pPr>
+      <w:r>
+        <w:rPr>
+          <w:b/>
+          <w:bCs/>
+          <w:color w:val="1D4ED8"/>
+          <w:sz w:val="22"/>
+          <w:szCs w:val="22"/>
+        </w:rPr>
+        <w:t xml:space="preserve">👤 Tu</w:t>
+      </w:r>
+    </w:p>
+    <w:p>
+      <w:pPr>
+        <w:spacing w:after="60"/>
+      </w:pPr>
+      <w:r>
+        <w:rPr>
+          <w:rFonts w:ascii="DejaVu Sans" w:cs="DejaVu Sans" w:eastAsia="DejaVu Sans" w:hAnsi="DejaVu Sans"/>
+          <w:color w:val="111827"/>
+          <w:sz w:val="20"/>
+          <w:szCs w:val="20"/>
+        </w:rPr>
+        <w:t xml:space="preserve">da</w:t>
+      </w:r>
+    </w:p>
+    <w:p>
+      <w:pPr>
+        <w:pBdr>
+          <w:bottom w:val="single" w:color="E5E7EB" w:sz="1"/>
+        </w:pBdr>
+        <w:spacing w:after="200"/>
+      </w:pPr>
+    </w:p>
+    <w:p>
+      <w:pPr>
+        <w:spacing w:after="100" w:before="300"/>
+      </w:pPr>
+      <w:r>
+        <w:rPr>
+          <w:b/>
+          <w:bCs/>
+          <w:color w:val="065F46"/>
+          <w:sz w:val="22"/>
+          <w:szCs w:val="22"/>
+        </w:rPr>
+        <w:t xml:space="preserve">🤖 Claude</w:t>
+      </w:r>
+    </w:p>
+    <w:p>
+      <w:pPr>
+        <w:spacing w:after="60"/>
+      </w:pPr>
+      <w:r>
+        <w:rPr>
+          <w:rFonts w:ascii="DejaVu Sans" w:cs="DejaVu Sans" w:eastAsia="DejaVu Sans" w:hAnsi="DejaVu Sans"/>
+          <w:color w:val="111827"/>
+          <w:sz w:val="20"/>
+          <w:szCs w:val="20"/>
+        </w:rPr>
+        <w:t xml:space="preserve">Pushat — commit a4fc7b0. Documentele sunt acum pe GitHub.</w:t>
+      </w:r>
+    </w:p>
+    <w:p>
+      <w:pPr>
+        <w:pBdr>
+          <w:bottom w:val="single" w:color="E5E7EB" w:sz="1"/>
+        </w:pBdr>
+        <w:spacing w:after="200"/>
+      </w:pPr>
+    </w:p>
+    <w:p>
+      <w:pPr>
+        <w:spacing w:after="100" w:before="300"/>
+      </w:pPr>
+      <w:r>
+        <w:rPr>
+          <w:b/>
+          <w:bCs/>
+          <w:color w:val="1D4ED8"/>
+          <w:sz w:val="22"/>
+          <w:szCs w:val="22"/>
+        </w:rPr>
+        <w:t xml:space="preserve">👤 Tu</w:t>
+      </w:r>
+    </w:p>
+    <w:p>
+      <w:pPr>
+        <w:spacing w:after="60"/>
+      </w:pPr>
+      <w:r>
+        <w:rPr>
+          <w:rFonts w:ascii="DejaVu Sans" w:cs="DejaVu Sans" w:eastAsia="DejaVu Sans" w:hAnsi="DejaVu Sans"/>
+          <w:color w:val="111827"/>
+          <w:sz w:val="20"/>
+          <w:szCs w:val="20"/>
+        </w:rPr>
+        <w:t xml:space="preserve">Hai să facem rezumat cu explicații ce am făcut în acesată sesiune de optimizare. Livrează în fișier docx și pdf</w:t>
+      </w:r>
+    </w:p>
+    <w:p>
+      <w:pPr>
+        <w:pBdr>
+          <w:bottom w:val="single" w:color="E5E7EB" w:sz="1"/>
+        </w:pBdr>
+        <w:spacing w:after="200"/>
+      </w:pPr>
+    </w:p>
+    <w:p>
+      <w:pPr>
+        <w:spacing w:after="100" w:before="300"/>
+      </w:pPr>
+      <w:r>
+        <w:rPr>
+          <w:b/>
+          <w:bCs/>
+          <w:color w:val="065F46"/>
+          <w:sz w:val="22"/>
+          <w:szCs w:val="22"/>
+        </w:rPr>
+        <w:t xml:space="preserve">🤖 Claude</w:t>
+      </w:r>
+    </w:p>
+    <w:p>
+      <w:pPr>
+        <w:spacing w:after="60"/>
+      </w:pPr>
+      <w:r>
+        <w:rPr>
+          <w:rFonts w:ascii="DejaVu Sans" w:cs="DejaVu Sans" w:eastAsia="DejaVu Sans" w:hAnsi="DejaVu Sans"/>
+          <w:color w:val="111827"/>
+          <w:sz w:val="20"/>
+          <w:szCs w:val="20"/>
+        </w:rPr>
+        <w:t xml:space="preserve">Generat cu succes. Vrei să le și commit pe GitHub?</w:t>
+      </w:r>
+    </w:p>
+    <w:p>
+      <w:pPr>
+        <w:spacing w:after="60"/>
+      </w:pPr>
+      <w:r>
+        <w:rPr>
+          <w:rFonts w:ascii="DejaVu Sans" w:cs="DejaVu Sans" w:eastAsia="DejaVu Sans" w:hAnsi="DejaVu Sans"/>
+          <w:color w:val="111827"/>
+          <w:sz w:val="20"/>
+          <w:szCs w:val="20"/>
+        </w:rPr>
+        <w:t xml:space="preserve"> </w:t>
+      </w:r>
+    </w:p>
+    <w:p>
+      <w:pPr>
+        <w:spacing w:after="60"/>
+      </w:pPr>
+      <w:r>
+        <w:rPr>
+          <w:rFonts w:ascii="DejaVu Sans" w:cs="DejaVu Sans" w:eastAsia="DejaVu Sans" w:hAnsi="DejaVu Sans"/>
+          <w:color w:val="111827"/>
+          <w:sz w:val="20"/>
+          <w:szCs w:val="20"/>
+        </w:rPr>
+        <w:t xml:space="preserve">- [docs/sesiuni/sesiune-2026-04-03.docx](docs/sesiuni/sesiune-2026-04-03.docx)</w:t>
+      </w:r>
+    </w:p>
+    <w:p>
+      <w:pPr>
+        <w:spacing w:after="60"/>
+      </w:pPr>
+      <w:r>
+        <w:rPr>
+          <w:rFonts w:ascii="DejaVu Sans" w:cs="DejaVu Sans" w:eastAsia="DejaVu Sans" w:hAnsi="DejaVu Sans"/>
+          <w:color w:val="111827"/>
+          <w:sz w:val="20"/>
+          <w:szCs w:val="20"/>
+        </w:rPr>
+        <w:t xml:space="preserve">- [docs/sesiuni/sesiune-2026-04-03.pdf](docs/sesiuni/sesiune-2026-04-03.pdf)</w:t>
+      </w:r>
+    </w:p>
+    <w:p>
+      <w:pPr>
+        <w:spacing w:after="60"/>
+      </w:pPr>
+      <w:r>
+        <w:rPr>
+          <w:rFonts w:ascii="DejaVu Sans" w:cs="DejaVu Sans" w:eastAsia="DejaVu Sans" w:hAnsi="DejaVu Sans"/>
+          <w:color w:val="111827"/>
+          <w:sz w:val="20"/>
+          <w:szCs w:val="20"/>
+        </w:rPr>
+        <w:t xml:space="preserve"> </w:t>
+      </w:r>
+    </w:p>
+    <w:p>
+      <w:pPr>
+        <w:spacing w:after="60"/>
+      </w:pPr>
+      <w:r>
+        <w:rPr>
+          <w:rFonts w:ascii="DejaVu Sans" w:cs="DejaVu Sans" w:eastAsia="DejaVu Sans" w:hAnsi="DejaVu Sans"/>
+          <w:color w:val="111827"/>
+          <w:sz w:val="20"/>
+          <w:szCs w:val="20"/>
+        </w:rPr>
+        <w:t xml:space="preserve">**Conținut rezumat:**</w:t>
+      </w:r>
+    </w:p>
+    <w:p>
+      <w:pPr>
+        <w:spacing w:after="60"/>
+      </w:pPr>
+      <w:r>
+        <w:rPr>
+          <w:rFonts w:ascii="DejaVu Sans" w:cs="DejaVu Sans" w:eastAsia="DejaVu Sans" w:hAnsi="DejaVu Sans"/>
+          <w:color w:val="111827"/>
+          <w:sz w:val="20"/>
+          <w:szCs w:val="20"/>
+        </w:rPr>
+        <w:t xml:space="preserve">- Introducere</w:t>
+      </w:r>
+    </w:p>
+    <w:p>
+      <w:pPr>
+        <w:spacing w:after="60"/>
+      </w:pPr>
+      <w:r>
+        <w:rPr>
+          <w:rFonts w:ascii="DejaVu Sans" w:cs="DejaVu Sans" w:eastAsia="DejaVu Sans" w:hAnsi="DejaVu Sans"/>
+          <w:color w:val="111827"/>
+          <w:sz w:val="20"/>
+          <w:szCs w:val="20"/>
+        </w:rPr>
+        <w:t xml:space="preserve">- Sprint 1–7 cu: ce s-a făcut, cum (pași tehnici), rezultat verificat</w:t>
+      </w:r>
+    </w:p>
+    <w:p>
+      <w:pPr>
+        <w:spacing w:after="60"/>
+      </w:pPr>
+      <w:r>
+        <w:rPr>
+          <w:rFonts w:ascii="DejaVu Sans" w:cs="DejaVu Sans" w:eastAsia="DejaVu Sans" w:hAnsi="DejaVu Sans"/>
+          <w:color w:val="111827"/>
+          <w:sz w:val="20"/>
+          <w:szCs w:val="20"/>
+        </w:rPr>
+        <w:t xml:space="preserve">- Concluzii (securitate, SEO, UX, arhitectură)</w:t>
+      </w:r>
+    </w:p>
+    <w:p>
+      <w:pPr>
+        <w:pBdr>
+          <w:bottom w:val="single" w:color="E5E7EB" w:sz="1"/>
+        </w:pBdr>
+        <w:spacing w:after="200"/>
+      </w:pPr>
+    </w:p>
+    <w:p>
+      <w:pPr>
+        <w:spacing w:after="100" w:before="300"/>
+      </w:pPr>
+      <w:r>
+        <w:rPr>
+          <w:b/>
+          <w:bCs/>
+          <w:color w:val="1D4ED8"/>
+          <w:sz w:val="22"/>
+          <w:szCs w:val="22"/>
+        </w:rPr>
+        <w:t xml:space="preserve">👤 Tu</w:t>
+      </w:r>
+    </w:p>
+    <w:p>
+      <w:pPr>
+        <w:spacing w:after="60"/>
+      </w:pPr>
+      <w:r>
+        <w:rPr>
+          <w:rFonts w:ascii="DejaVu Sans" w:cs="DejaVu Sans" w:eastAsia="DejaVu Sans" w:hAnsi="DejaVu Sans"/>
+          <w:color w:val="111827"/>
+          <w:sz w:val="20"/>
+          <w:szCs w:val="20"/>
+        </w:rPr>
+        <w:t xml:space="preserve">Hai să facem acum documentația profesionistă.</w:t>
+      </w:r>
+    </w:p>
+    <w:p>
+      <w:pPr>
+        <w:spacing w:after="60"/>
+      </w:pPr>
+      <w:r>
+        <w:rPr>
+          <w:rFonts w:ascii="DejaVu Sans" w:cs="DejaVu Sans" w:eastAsia="DejaVu Sans" w:hAnsi="DejaVu Sans"/>
+          <w:color w:val="111827"/>
+          <w:sz w:val="20"/>
+          <w:szCs w:val="20"/>
+        </w:rPr>
+        <w:t xml:space="preserve">Livrează în fișier docx și pdf</w:t>
+      </w:r>
+    </w:p>
+    <w:p>
+      <w:pPr>
+        <w:pBdr>
+          <w:bottom w:val="single" w:color="E5E7EB" w:sz="1"/>
+        </w:pBdr>
+        <w:spacing w:after="200"/>
+      </w:pPr>
+    </w:p>
+    <w:p>
+      <w:pPr>
+        <w:spacing w:after="100" w:before="300"/>
+      </w:pPr>
+      <w:r>
+        <w:rPr>
+          <w:b/>
+          <w:bCs/>
+          <w:color w:val="065F46"/>
+          <w:sz w:val="22"/>
+          <w:szCs w:val="22"/>
+        </w:rPr>
+        <w:t xml:space="preserve">🤖 Claude</w:t>
+      </w:r>
+    </w:p>
+    <w:p>
+      <w:pPr>
+        <w:spacing w:after="60"/>
+      </w:pPr>
+      <w:r>
+        <w:rPr>
+          <w:rFonts w:ascii="DejaVu Sans" w:cs="DejaVu Sans" w:eastAsia="DejaVu Sans" w:hAnsi="DejaVu Sans"/>
+          <w:color w:val="111827"/>
+          <w:sz w:val="20"/>
+          <w:szCs w:val="20"/>
+        </w:rPr>
+        <w:t xml:space="preserve">Înainte să scriu scriptul, mă uit rapid la structura actuală a proiectului ca să documentez tot ce există.</w:t>
+      </w:r>
+    </w:p>
+    <w:p>
+      <w:pPr>
+        <w:pBdr>
+          <w:bottom w:val="single" w:color="E5E7EB" w:sz="1"/>
+        </w:pBdr>
+        <w:spacing w:after="200"/>
+      </w:pPr>
+    </w:p>
+    <w:p>
+      <w:pPr>
+        <w:spacing w:after="100" w:before="300"/>
+      </w:pPr>
+      <w:r>
+        <w:rPr>
+          <w:b/>
+          <w:bCs/>
+          <w:color w:val="065F46"/>
+          <w:sz w:val="22"/>
+          <w:szCs w:val="22"/>
+        </w:rPr>
+        <w:t xml:space="preserve">🤖 Claude</w:t>
+      </w:r>
+    </w:p>
+    <w:p>
+      <w:pPr>
+        <w:spacing w:after="60"/>
+      </w:pPr>
+      <w:r>
+        <w:rPr>
+          <w:rFonts w:ascii="DejaVu Sans" w:cs="DejaVu Sans" w:eastAsia="DejaVu Sans" w:hAnsi="DejaVu Sans"/>
+          <w:color w:val="111827"/>
+          <w:sz w:val="20"/>
+          <w:szCs w:val="20"/>
+        </w:rPr>
+        <w:t xml:space="preserve">Acum am tot ce îmi trebuie. Scriu scriptul de documentație profesionistă:</w:t>
+      </w:r>
+    </w:p>
+    <w:p>
+      <w:pPr>
+        <w:pBdr>
+          <w:bottom w:val="single" w:color="E5E7EB" w:sz="1"/>
+        </w:pBdr>
+        <w:spacing w:after="200"/>
+      </w:pPr>
+    </w:p>
+    <w:p>
+      <w:pPr>
+        <w:spacing w:after="100" w:before="300"/>
+      </w:pPr>
+      <w:r>
+        <w:rPr>
+          <w:b/>
+          <w:bCs/>
+          <w:color w:val="065F46"/>
+          <w:sz w:val="22"/>
+          <w:szCs w:val="22"/>
+        </w:rPr>
+        <w:t xml:space="preserve">🤖 Claude</w:t>
+      </w:r>
+    </w:p>
+    <w:p>
+      <w:pPr>
+        <w:spacing w:after="60"/>
+      </w:pPr>
+      <w:r>
+        <w:rPr>
+          <w:rFonts w:ascii="DejaVu Sans" w:cs="DejaVu Sans" w:eastAsia="DejaVu Sans" w:hAnsi="DejaVu Sans"/>
+          <w:color w:val="111827"/>
+          <w:sz w:val="20"/>
+          <w:szCs w:val="20"/>
+        </w:rPr>
+        <w:t xml:space="preserve">Am tot ce îmi trebuie. Generez documentația profesionistă:</w:t>
+      </w:r>
+    </w:p>
+    <w:p>
+      <w:pPr>
+        <w:pBdr>
+          <w:bottom w:val="single" w:color="E5E7EB" w:sz="1"/>
+        </w:pBdr>
+        <w:spacing w:after="200"/>
+      </w:pPr>
+    </w:p>
+    <w:p>
+      <w:pPr>
+        <w:spacing w:after="100" w:before="300"/>
+      </w:pPr>
+      <w:r>
+        <w:rPr>
+          <w:b/>
+          <w:bCs/>
+          <w:color w:val="065F46"/>
+          <w:sz w:val="22"/>
+          <w:szCs w:val="22"/>
+        </w:rPr>
+        <w:t xml:space="preserve">🤖 Claude</w:t>
+      </w:r>
+    </w:p>
+    <w:p>
+      <w:pPr>
+        <w:spacing w:after="60"/>
+      </w:pPr>
+      <w:r>
+        <w:rPr>
+          <w:rFonts w:ascii="DejaVu Sans" w:cs="DejaVu Sans" w:eastAsia="DejaVu Sans" w:hAnsi="DejaVu Sans"/>
+          <w:color w:val="111827"/>
+          <w:sz w:val="20"/>
+          <w:szCs w:val="20"/>
+        </w:rPr>
+        <w:t xml:space="preserve">Generat cu succes. Vrei să le adaug și în git?</w:t>
+      </w:r>
+    </w:p>
+    <w:p>
+      <w:pPr>
+        <w:spacing w:after="60"/>
+      </w:pPr>
+      <w:r>
+        <w:rPr>
+          <w:rFonts w:ascii="DejaVu Sans" w:cs="DejaVu Sans" w:eastAsia="DejaVu Sans" w:hAnsi="DejaVu Sans"/>
+          <w:color w:val="111827"/>
+          <w:sz w:val="20"/>
+          <w:szCs w:val="20"/>
+        </w:rPr>
+        <w:t xml:space="preserve"> </w:t>
+      </w:r>
+    </w:p>
+    <w:p>
+      <w:pPr>
+        <w:spacing w:after="60"/>
+      </w:pPr>
+      <w:r>
+        <w:rPr>
+          <w:rFonts w:ascii="DejaVu Sans" w:cs="DejaVu Sans" w:eastAsia="DejaVu Sans" w:hAnsi="DejaVu Sans"/>
+          <w:color w:val="111827"/>
+          <w:sz w:val="20"/>
+          <w:szCs w:val="20"/>
+        </w:rPr>
+        <w:t xml:space="preserve">- [docs/sesiuni/documentatie-vibe-caffe.docx](docs/sesiuni/documentatie-vibe-caffe.docx)</w:t>
+      </w:r>
+    </w:p>
+    <w:p>
+      <w:pPr>
+        <w:spacing w:after="60"/>
+      </w:pPr>
+      <w:r>
+        <w:rPr>
+          <w:rFonts w:ascii="DejaVu Sans" w:cs="DejaVu Sans" w:eastAsia="DejaVu Sans" w:hAnsi="DejaVu Sans"/>
+          <w:color w:val="111827"/>
+          <w:sz w:val="20"/>
+          <w:szCs w:val="20"/>
+        </w:rPr>
+        <w:t xml:space="preserve">- [docs/sesiuni/documentatie-vibe-caffe.pdf](docs/sesiuni/documentatie-vibe-caffe.pdf)</w:t>
+      </w:r>
+    </w:p>
+    <w:p>
+      <w:pPr>
+        <w:spacing w:after="60"/>
+      </w:pPr>
+      <w:r>
+        <w:rPr>
+          <w:rFonts w:ascii="DejaVu Sans" w:cs="DejaVu Sans" w:eastAsia="DejaVu Sans" w:hAnsi="DejaVu Sans"/>
+          <w:color w:val="111827"/>
+          <w:sz w:val="20"/>
+          <w:szCs w:val="20"/>
+        </w:rPr>
+        <w:t xml:space="preserve"> </w:t>
+      </w:r>
+    </w:p>
+    <w:p>
+      <w:pPr>
+        <w:spacing w:after="60"/>
+      </w:pPr>
+      <w:r>
+        <w:rPr>
+          <w:rFonts w:ascii="DejaVu Sans" w:cs="DejaVu Sans" w:eastAsia="DejaVu Sans" w:hAnsi="DejaVu Sans"/>
+          <w:color w:val="111827"/>
+          <w:sz w:val="20"/>
+          <w:szCs w:val="20"/>
+        </w:rPr>
+        <w:t xml:space="preserve">**Documentația conține 12 secțiuni:**</w:t>
+      </w:r>
+    </w:p>
+    <w:p>
+      <w:pPr>
+        <w:spacing w:after="60"/>
+      </w:pPr>
+      <w:r>
+        <w:rPr>
+          <w:rFonts w:ascii="DejaVu Sans" w:cs="DejaVu Sans" w:eastAsia="DejaVu Sans" w:hAnsi="DejaVu Sans"/>
+          <w:color w:val="111827"/>
+          <w:sz w:val="20"/>
+          <w:szCs w:val="20"/>
+        </w:rPr>
+        <w:t xml:space="preserve">1. Prezentare Generală (tabel proprietăți proiect)</w:t>
+      </w:r>
+    </w:p>
+    <w:p>
+      <w:pPr>
+        <w:spacing w:after="60"/>
+      </w:pPr>
+      <w:r>
+        <w:rPr>
+          <w:rFonts w:ascii="DejaVu Sans" w:cs="DejaVu Sans" w:eastAsia="DejaVu Sans" w:hAnsi="DejaVu Sans"/>
+          <w:color w:val="111827"/>
+          <w:sz w:val="20"/>
+          <w:szCs w:val="20"/>
+        </w:rPr>
+        <w:t xml:space="preserve">2. Stack Tehnic (frontend, backend, securitate, DevOps)</w:t>
+      </w:r>
+    </w:p>
+    <w:p>
+      <w:pPr>
+        <w:spacing w:after="60"/>
+      </w:pPr>
+      <w:r>
+        <w:rPr>
+          <w:rFonts w:ascii="DejaVu Sans" w:cs="DejaVu Sans" w:eastAsia="DejaVu Sans" w:hAnsi="DejaVu Sans"/>
+          <w:color w:val="111827"/>
+          <w:sz w:val="20"/>
+          <w:szCs w:val="20"/>
+        </w:rPr>
+        <w:t xml:space="preserve">3. Structura Proiectului (arbore complet de fișiere)</w:t>
+      </w:r>
+    </w:p>
+    <w:p>
+      <w:pPr>
+        <w:spacing w:after="60"/>
+      </w:pPr>
+      <w:r>
+        <w:rPr>
+          <w:rFonts w:ascii="DejaVu Sans" w:cs="DejaVu Sans" w:eastAsia="DejaVu Sans" w:hAnsi="DejaVu Sans"/>
+          <w:color w:val="111827"/>
+          <w:sz w:val="20"/>
+          <w:szCs w:val="20"/>
+        </w:rPr>
+        <w:t xml:space="preserve">4. Pagini și Rute (toate rutele cu descriere)</w:t>
+      </w:r>
+    </w:p>
+    <w:p>
+      <w:pPr>
+        <w:spacing w:after="60"/>
+      </w:pPr>
+      <w:r>
+        <w:rPr>
+          <w:rFonts w:ascii="DejaVu Sans" w:cs="DejaVu Sans" w:eastAsia="DejaVu Sans" w:hAnsi="DejaVu Sans"/>
+          <w:color w:val="111827"/>
+          <w:sz w:val="20"/>
+          <w:szCs w:val="20"/>
+        </w:rPr>
+        <w:t xml:space="preserve">5. API Routes (toate endpoint-urile cu metode HTTP)</w:t>
+      </w:r>
+    </w:p>
+    <w:p>
+      <w:pPr>
+        <w:spacing w:after="60"/>
+      </w:pPr>
+      <w:r>
+        <w:rPr>
+          <w:rFonts w:ascii="DejaVu Sans" w:cs="DejaVu Sans" w:eastAsia="DejaVu Sans" w:hAnsi="DejaVu Sans"/>
+          <w:color w:val="111827"/>
+          <w:sz w:val="20"/>
+          <w:szCs w:val="20"/>
+        </w:rPr>
+        <w:t xml:space="preserve">6. Baza de Date Supabase (tabele, coloane, securitate)</w:t>
+      </w:r>
+    </w:p>
+    <w:p>
+      <w:pPr>
+        <w:spacing w:after="60"/>
+      </w:pPr>
+      <w:r>
+        <w:rPr>
+          <w:rFonts w:ascii="DejaVu Sans" w:cs="DejaVu Sans" w:eastAsia="DejaVu Sans" w:hAnsi="DejaVu Sans"/>
+          <w:color w:val="111827"/>
+          <w:sz w:val="20"/>
+          <w:szCs w:val="20"/>
+        </w:rPr>
+        <w:t xml:space="preserve">7. Securitate (flux autentificare admin, variabile de mediu)</w:t>
+      </w:r>
+    </w:p>
+    <w:p>
+      <w:pPr>
+        <w:spacing w:after="60"/>
+      </w:pPr>
+      <w:r>
+        <w:rPr>
+          <w:rFonts w:ascii="DejaVu Sans" w:cs="DejaVu Sans" w:eastAsia="DejaVu Sans" w:hAnsi="DejaVu Sans"/>
+          <w:color w:val="111827"/>
+          <w:sz w:val="20"/>
+          <w:szCs w:val="20"/>
+        </w:rPr>
+        <w:t xml:space="preserve">8. SEO și Performanță (SSR, metadata, JSON-LD, OpenGraph)</w:t>
+      </w:r>
+    </w:p>
+    <w:p>
+      <w:pPr>
+        <w:spacing w:after="60"/>
+      </w:pPr>
+      <w:r>
+        <w:rPr>
+          <w:rFonts w:ascii="DejaVu Sans" w:cs="DejaVu Sans" w:eastAsia="DejaVu Sans" w:hAnsi="DejaVu Sans"/>
+          <w:color w:val="111827"/>
+          <w:sz w:val="20"/>
+          <w:szCs w:val="20"/>
+        </w:rPr>
+        <w:t xml:space="preserve">9. Componente Principale (tabel cu toate componentele)</w:t>
+      </w:r>
+    </w:p>
+    <w:p>
+      <w:pPr>
+        <w:spacing w:after="60"/>
+      </w:pPr>
+      <w:r>
+        <w:rPr>
+          <w:rFonts w:ascii="DejaVu Sans" w:cs="DejaVu Sans" w:eastAsia="DejaVu Sans" w:hAnsi="DejaVu Sans"/>
+          <w:color w:val="111827"/>
+          <w:sz w:val="20"/>
+          <w:szCs w:val="20"/>
+        </w:rPr>
+        <w:t xml:space="preserve">10. Design System (culori, tipografie, dark mode)</w:t>
+      </w:r>
+    </w:p>
+    <w:p>
+      <w:pPr>
+        <w:spacing w:after="60"/>
+      </w:pPr>
+      <w:r>
+        <w:rPr>
+          <w:rFonts w:ascii="DejaVu Sans" w:cs="DejaVu Sans" w:eastAsia="DejaVu Sans" w:hAnsi="DejaVu Sans"/>
+          <w:color w:val="111827"/>
+          <w:sz w:val="20"/>
+          <w:szCs w:val="20"/>
+        </w:rPr>
+        <w:t xml:space="preserve">11. Deploy și CI/CD (flux git→Vercel, istoricul sprinturilor)</w:t>
+      </w:r>
+    </w:p>
+    <w:p>
+      <w:pPr>
+        <w:spacing w:after="60"/>
+      </w:pPr>
+      <w:r>
+        <w:rPr>
+          <w:rFonts w:ascii="DejaVu Sans" w:cs="DejaVu Sans" w:eastAsia="DejaVu Sans" w:hAnsi="DejaVu Sans"/>
+          <w:color w:val="111827"/>
+          <w:sz w:val="20"/>
+          <w:szCs w:val="20"/>
+        </w:rPr>
+        <w:t xml:space="preserve">12. Funcționalități în Așteptare (Barista Bot, sitemap, email)</w:t>
+      </w:r>
+    </w:p>
+    <w:p>
+      <w:pPr>
+        <w:pBdr>
+          <w:bottom w:val="single" w:color="E5E7EB" w:sz="1"/>
+        </w:pBdr>
+        <w:spacing w:after="200"/>
+      </w:pPr>
+    </w:p>
+    <w:p>
+      <w:pPr>
+        <w:spacing w:after="100" w:before="300"/>
+      </w:pPr>
+      <w:r>
+        <w:rPr>
+          <w:b/>
+          <w:bCs/>
+          <w:color w:val="1D4ED8"/>
+          <w:sz w:val="22"/>
+          <w:szCs w:val="22"/>
+        </w:rPr>
+        <w:t xml:space="preserve">👤 Tu</w:t>
+      </w:r>
+    </w:p>
+    <w:p>
+      <w:pPr>
+        <w:spacing w:after="60"/>
+      </w:pPr>
+      <w:r>
+        <w:rPr>
+          <w:rFonts w:ascii="DejaVu Sans" w:cs="DejaVu Sans" w:eastAsia="DejaVu Sans" w:hAnsi="DejaVu Sans"/>
+          <w:color w:val="111827"/>
+          <w:sz w:val="20"/>
+          <w:szCs w:val="20"/>
+        </w:rPr>
+        <w:t xml:space="preserve">salvează tot</w:t>
+      </w:r>
+    </w:p>
+    <w:p>
+      <w:pPr>
+        <w:pBdr>
+          <w:bottom w:val="single" w:color="E5E7EB" w:sz="1"/>
+        </w:pBdr>
+        <w:spacing w:after="200"/>
+      </w:pPr>
+    </w:p>
+    <w:p>
+      <w:pPr>
+        <w:spacing w:after="100" w:before="300"/>
+      </w:pPr>
+      <w:r>
+        <w:rPr>
+          <w:b/>
+          <w:bCs/>
+          <w:color w:val="065F46"/>
+          <w:sz w:val="22"/>
+          <w:szCs w:val="22"/>
+        </w:rPr>
+        <w:t xml:space="preserve">🤖 Claude</w:t>
+      </w:r>
+    </w:p>
+    <w:p>
+      <w:pPr>
+        <w:spacing w:after="60"/>
+      </w:pPr>
+      <w:r>
+        <w:rPr>
+          <w:rFonts w:ascii="DejaVu Sans" w:cs="DejaVu Sans" w:eastAsia="DejaVu Sans" w:hAnsi="DejaVu Sans"/>
+          <w:color w:val="111827"/>
+          <w:sz w:val="20"/>
+          <w:szCs w:val="20"/>
+        </w:rPr>
+        <w:t xml:space="preserve">Acum salvez în memory referința la documentele generate:</w:t>
+      </w:r>
+    </w:p>
+    <w:p>
+      <w:pPr>
+        <w:pBdr>
+          <w:bottom w:val="single" w:color="E5E7EB" w:sz="1"/>
+        </w:pBdr>
+        <w:spacing w:after="200"/>
+      </w:pPr>
+    </w:p>
+    <w:p>
+      <w:pPr>
+        <w:spacing w:after="100" w:before="300"/>
+      </w:pPr>
+      <w:r>
+        <w:rPr>
+          <w:b/>
+          <w:bCs/>
+          <w:color w:val="065F46"/>
+          <w:sz w:val="22"/>
+          <w:szCs w:val="22"/>
+        </w:rPr>
+        <w:t xml:space="preserve">🤖 Claude</w:t>
+      </w:r>
+    </w:p>
+    <w:p>
+      <w:pPr>
+        <w:spacing w:after="60"/>
+      </w:pPr>
+      <w:r>
+        <w:rPr>
+          <w:rFonts w:ascii="DejaVu Sans" w:cs="DejaVu Sans" w:eastAsia="DejaVu Sans" w:hAnsi="DejaVu Sans"/>
+          <w:color w:val="111827"/>
+          <w:sz w:val="20"/>
+          <w:szCs w:val="20"/>
+        </w:rPr>
+        <w:t xml:space="preserve">Tot salvat — Git + memory. Commit 22faee9 pe GitHub cu:</w:t>
+      </w:r>
+    </w:p>
+    <w:p>
+      <w:pPr>
+        <w:spacing w:after="60"/>
+      </w:pPr>
+      <w:r>
+        <w:rPr>
+          <w:rFonts w:ascii="DejaVu Sans" w:cs="DejaVu Sans" w:eastAsia="DejaVu Sans" w:hAnsi="DejaVu Sans"/>
+          <w:color w:val="111827"/>
+          <w:sz w:val="20"/>
+          <w:szCs w:val="20"/>
+        </w:rPr>
+        <w:t xml:space="preserve"> </w:t>
+      </w:r>
+    </w:p>
+    <w:p>
+      <w:pPr>
+        <w:spacing w:after="60"/>
+      </w:pPr>
+      <w:r>
+        <w:rPr>
+          <w:rFonts w:ascii="DejaVu Sans" w:cs="DejaVu Sans" w:eastAsia="DejaVu Sans" w:hAnsi="DejaVu Sans"/>
+          <w:color w:val="111827"/>
+          <w:sz w:val="20"/>
+          <w:szCs w:val="20"/>
+        </w:rPr>
+        <w:t xml:space="preserve">- `docs/sesiuni/documentatie-vibe-caffe.docx` + `.pdf`</w:t>
+      </w:r>
+    </w:p>
+    <w:p>
+      <w:pPr>
+        <w:spacing w:after="60"/>
+      </w:pPr>
+      <w:r>
+        <w:rPr>
+          <w:rFonts w:ascii="DejaVu Sans" w:cs="DejaVu Sans" w:eastAsia="DejaVu Sans" w:hAnsi="DejaVu Sans"/>
+          <w:color w:val="111827"/>
+          <w:sz w:val="20"/>
+          <w:szCs w:val="20"/>
+        </w:rPr>
+        <w:t xml:space="preserve">- `docs/sesiuni/sesiune-2026-04-03.docx` + `.pdf`</w:t>
+      </w:r>
+    </w:p>
+    <w:p>
+      <w:pPr>
+        <w:spacing w:after="60"/>
+      </w:pPr>
+      <w:r>
+        <w:rPr>
+          <w:rFonts w:ascii="DejaVu Sans" w:cs="DejaVu Sans" w:eastAsia="DejaVu Sans" w:hAnsi="DejaVu Sans"/>
+          <w:color w:val="111827"/>
+          <w:sz w:val="20"/>
+          <w:szCs w:val="20"/>
+        </w:rPr>
+        <w:t xml:space="preserve">- `scripts/gen-documentatie.mjs` + `scripts/gen-rezumat-sesiune.mjs`</w:t>
+      </w:r>
+    </w:p>
+    <w:p>
+      <w:pPr>
+        <w:pBdr>
+          <w:bottom w:val="single" w:color="E5E7EB" w:sz="1"/>
+        </w:pBdr>
+        <w:spacing w:after="200"/>
+      </w:pPr>
+    </w:p>
+    <w:p>
+      <w:pPr>
+        <w:spacing w:after="100" w:before="300"/>
+      </w:pPr>
+      <w:r>
+        <w:rPr>
+          <w:b/>
+          <w:bCs/>
+          <w:color w:val="1D4ED8"/>
+          <w:sz w:val="22"/>
+          <w:szCs w:val="22"/>
+        </w:rPr>
+        <w:t xml:space="preserve">👤 Tu</w:t>
+      </w:r>
+    </w:p>
+    <w:p>
+      <w:pPr>
+        <w:spacing w:after="60"/>
+      </w:pPr>
+      <w:r>
+        <w:rPr>
+          <w:rFonts w:ascii="DejaVu Sans" w:cs="DejaVu Sans" w:eastAsia="DejaVu Sans" w:hAnsi="DejaVu Sans"/>
+          <w:color w:val="111827"/>
+          <w:sz w:val="20"/>
+          <w:szCs w:val="20"/>
+        </w:rPr>
+        <w:t xml:space="preserve">This session is being continued from a previous conversation that ran out of context. The summary below covers the earlier portion of the conversation.</w:t>
+      </w:r>
+    </w:p>
+    <w:p>
+      <w:pPr>
+        <w:spacing w:after="60"/>
+      </w:pPr>
+      <w:r>
+        <w:rPr>
+          <w:rFonts w:ascii="DejaVu Sans" w:cs="DejaVu Sans" w:eastAsia="DejaVu Sans" w:hAnsi="DejaVu Sans"/>
+          <w:color w:val="111827"/>
+          <w:sz w:val="20"/>
+          <w:szCs w:val="20"/>
+        </w:rPr>
+        <w:t xml:space="preserve"> </w:t>
+      </w:r>
+    </w:p>
+    <w:p>
+      <w:pPr>
+        <w:spacing w:after="60"/>
+      </w:pPr>
+      <w:r>
+        <w:rPr>
+          <w:rFonts w:ascii="DejaVu Sans" w:cs="DejaVu Sans" w:eastAsia="DejaVu Sans" w:hAnsi="DejaVu Sans"/>
+          <w:color w:val="111827"/>
+          <w:sz w:val="20"/>
+          <w:szCs w:val="20"/>
+        </w:rPr>
+        <w:t xml:space="preserve">Summary:</w:t>
+      </w:r>
+    </w:p>
+    <w:p>
+      <w:pPr>
+        <w:spacing w:after="60"/>
+      </w:pPr>
+      <w:r>
+        <w:rPr>
+          <w:rFonts w:ascii="DejaVu Sans" w:cs="DejaVu Sans" w:eastAsia="DejaVu Sans" w:hAnsi="DejaVu Sans"/>
+          <w:color w:val="111827"/>
+          <w:sz w:val="20"/>
+          <w:szCs w:val="20"/>
+        </w:rPr>
+        <w:t xml:space="preserve">1. Primary Request and Intent:</w:t>
+      </w:r>
+    </w:p>
+    <w:p>
+      <w:pPr>
+        <w:spacing w:after="60"/>
+      </w:pPr>
+      <w:r>
+        <w:rPr>
+          <w:rFonts w:ascii="DejaVu Sans" w:cs="DejaVu Sans" w:eastAsia="DejaVu Sans" w:hAnsi="DejaVu Sans"/>
+          <w:color w:val="111827"/>
+          <w:sz w:val="20"/>
+          <w:szCs w:val="20"/>
+        </w:rPr>
+        <w:t xml:space="preserve">The session continued executing a PDF with 28 commands in 7 sprints for the Vibe Caffè Website2 project. The user's requests in sequence:</w:t>
+      </w:r>
+    </w:p>
+    <w:p>
+      <w:pPr>
+        <w:spacing w:after="60"/>
+      </w:pPr>
+      <w:r>
+        <w:rPr>
+          <w:rFonts w:ascii="DejaVu Sans" w:cs="DejaVu Sans" w:eastAsia="DejaVu Sans" w:hAnsi="DejaVu Sans"/>
+          <w:color w:val="111827"/>
+          <w:sz w:val="20"/>
+          <w:szCs w:val="20"/>
+        </w:rPr>
+        <w:t xml:space="preserve">- Verify and complete Sprint 5 (/locatie page with CTAs, metadata, mini-FAQ)</w:t>
+      </w:r>
+    </w:p>
+    <w:p>
+      <w:pPr>
+        <w:spacing w:after="60"/>
+      </w:pPr>
+      <w:r>
+        <w:rPr>
+          <w:rFonts w:ascii="DejaVu Sans" w:cs="DejaVu Sans" w:eastAsia="DejaVu Sans" w:hAnsi="DejaVu Sans"/>
+          <w:color w:val="111827"/>
+          <w:sz w:val="20"/>
+          <w:szCs w:val="20"/>
+        </w:rPr>
+        <w:t xml:space="preserve">- Execute Sprint 6: add "De ce Vibe?" link to navbar with active tracking</w:t>
+      </w:r>
+    </w:p>
+    <w:p>
+      <w:pPr>
+        <w:spacing w:after="60"/>
+      </w:pPr>
+      <w:r>
+        <w:rPr>
+          <w:rFonts w:ascii="DejaVu Sans" w:cs="DejaVu Sans" w:eastAsia="DejaVu Sans" w:hAnsi="DejaVu Sans"/>
+          <w:color w:val="111827"/>
+          <w:sz w:val="20"/>
+          <w:szCs w:val="20"/>
+        </w:rPr>
+        <w:t xml:space="preserve">- Execute Sprint 7: create legal pages + robots.txt</w:t>
+      </w:r>
+    </w:p>
+    <w:p>
+      <w:pPr>
+        <w:spacing w:after="60"/>
+      </w:pPr>
+      <w:r>
+        <w:rPr>
+          <w:rFonts w:ascii="DejaVu Sans" w:cs="DejaVu Sans" w:eastAsia="DejaVu Sans" w:hAnsi="DejaVu Sans"/>
+          <w:color w:val="111827"/>
+          <w:sz w:val="20"/>
+          <w:szCs w:val="20"/>
+        </w:rPr>
+        <w:t xml:space="preserve">- Save everything to memory</w:t>
+      </w:r>
+    </w:p>
+    <w:p>
+      <w:pPr>
+        <w:spacing w:after="60"/>
+      </w:pPr>
+      <w:r>
+        <w:rPr>
+          <w:rFonts w:ascii="DejaVu Sans" w:cs="DejaVu Sans" w:eastAsia="DejaVu Sans" w:hAnsi="DejaVu Sans"/>
+          <w:color w:val="111827"/>
+          <w:sz w:val="20"/>
+          <w:szCs w:val="20"/>
+        </w:rPr>
+        <w:t xml:space="preserve">- Export session conversation to docx + pdf</w:t>
+      </w:r>
+    </w:p>
+    <w:p>
+      <w:pPr>
+        <w:spacing w:after="60"/>
+      </w:pPr>
+      <w:r>
+        <w:rPr>
+          <w:rFonts w:ascii="DejaVu Sans" w:cs="DejaVu Sans" w:eastAsia="DejaVu Sans" w:hAnsi="DejaVu Sans"/>
+          <w:color w:val="111827"/>
+          <w:sz w:val="20"/>
+          <w:szCs w:val="20"/>
+        </w:rPr>
+        <w:t xml:space="preserve">- Create a session summary with explanations (docx + pdf)</w:t>
+      </w:r>
+    </w:p>
+    <w:p>
+      <w:pPr>
+        <w:spacing w:after="60"/>
+      </w:pPr>
+      <w:r>
+        <w:rPr>
+          <w:rFonts w:ascii="DejaVu Sans" w:cs="DejaVu Sans" w:eastAsia="DejaVu Sans" w:hAnsi="DejaVu Sans"/>
+          <w:color w:val="111827"/>
+          <w:sz w:val="20"/>
+          <w:szCs w:val="20"/>
+        </w:rPr>
+        <w:t xml:space="preserve">- Create professional technical documentation (docx + pdf)</w:t>
+      </w:r>
+    </w:p>
+    <w:p>
+      <w:pPr>
+        <w:spacing w:after="60"/>
+      </w:pPr>
+      <w:r>
+        <w:rPr>
+          <w:rFonts w:ascii="DejaVu Sans" w:cs="DejaVu Sans" w:eastAsia="DejaVu Sans" w:hAnsi="DejaVu Sans"/>
+          <w:color w:val="111827"/>
+          <w:sz w:val="20"/>
+          <w:szCs w:val="20"/>
+        </w:rPr>
+        <w:t xml:space="preserve">- Save everything to git + memory</w:t>
+      </w:r>
+    </w:p>
+    <w:p>
+      <w:pPr>
+        <w:spacing w:after="60"/>
+      </w:pPr>
+      <w:r>
+        <w:rPr>
+          <w:rFonts w:ascii="DejaVu Sans" w:cs="DejaVu Sans" w:eastAsia="DejaVu Sans" w:hAnsi="DejaVu Sans"/>
+          <w:color w:val="111827"/>
+          <w:sz w:val="20"/>
+          <w:szCs w:val="20"/>
+        </w:rPr>
+        <w:t xml:space="preserve"> </w:t>
+      </w:r>
+    </w:p>
+    <w:p>
+      <w:pPr>
+        <w:spacing w:after="60"/>
+      </w:pPr>
+      <w:r>
+        <w:rPr>
+          <w:rFonts w:ascii="DejaVu Sans" w:cs="DejaVu Sans" w:eastAsia="DejaVu Sans" w:hAnsi="DejaVu Sans"/>
+          <w:color w:val="111827"/>
+          <w:sz w:val="20"/>
+          <w:szCs w:val="20"/>
+        </w:rPr>
+        <w:t xml:space="preserve">2. Key Technical Concepts:</w:t>
+      </w:r>
+    </w:p>
+    <w:p>
+      <w:pPr>
+        <w:spacing w:after="60"/>
+      </w:pPr>
+      <w:r>
+        <w:rPr>
+          <w:rFonts w:ascii="DejaVu Sans" w:cs="DejaVu Sans" w:eastAsia="DejaVu Sans" w:hAnsi="DejaVu Sans"/>
+          <w:color w:val="111827"/>
+          <w:sz w:val="20"/>
+          <w:szCs w:val="20"/>
+        </w:rPr>
+        <w:t xml:space="preserve">- Next.js 16 App Router — server components vs client components</w:t>
+      </w:r>
+    </w:p>
+    <w:p>
+      <w:pPr>
+        <w:spacing w:after="60"/>
+      </w:pPr>
+      <w:r>
+        <w:rPr>
+          <w:rFonts w:ascii="DejaVu Sans" w:cs="DejaVu Sans" w:eastAsia="DejaVu Sans" w:hAnsi="DejaVu Sans"/>
+          <w:color w:val="111827"/>
+          <w:sz w:val="20"/>
+          <w:szCs w:val="20"/>
+        </w:rPr>
+        <w:t xml:space="preserve">- Intersection Observer API — active nav link tracking at scroll</w:t>
+      </w:r>
+    </w:p>
+    <w:p>
+      <w:pPr>
+        <w:spacing w:after="60"/>
+      </w:pPr>
+      <w:r>
+        <w:rPr>
+          <w:rFonts w:ascii="DejaVu Sans" w:cs="DejaVu Sans" w:eastAsia="DejaVu Sans" w:hAnsi="DejaVu Sans"/>
+          <w:color w:val="111827"/>
+          <w:sz w:val="20"/>
+          <w:szCs w:val="20"/>
+        </w:rPr>
+        <w:t xml:space="preserve">- Next.js Middleware — edge-level route protection for /admin</w:t>
+      </w:r>
+    </w:p>
+    <w:p>
+      <w:pPr>
+        <w:spacing w:after="60"/>
+      </w:pPr>
+      <w:r>
+        <w:rPr>
+          <w:rFonts w:ascii="DejaVu Sans" w:cs="DejaVu Sans" w:eastAsia="DejaVu Sans" w:hAnsi="DejaVu Sans"/>
+          <w:color w:val="111827"/>
+          <w:sz w:val="20"/>
+          <w:szCs w:val="20"/>
+        </w:rPr>
+        <w:t xml:space="preserve">- httpOnly cookies — admin authentication, not accessible via JS</w:t>
+      </w:r>
+    </w:p>
+    <w:p>
+      <w:pPr>
+        <w:spacing w:after="60"/>
+      </w:pPr>
+      <w:r>
+        <w:rPr>
+          <w:rFonts w:ascii="DejaVu Sans" w:cs="DejaVu Sans" w:eastAsia="DejaVu Sans" w:hAnsi="DejaVu Sans"/>
+          <w:color w:val="111827"/>
+          <w:sz w:val="20"/>
+          <w:szCs w:val="20"/>
+        </w:rPr>
+        <w:t xml:space="preserve">- SSR (Server Side Rendering) — content in HTML without JavaScript</w:t>
+      </w:r>
+    </w:p>
+    <w:p>
+      <w:pPr>
+        <w:spacing w:after="60"/>
+      </w:pPr>
+      <w:r>
+        <w:rPr>
+          <w:rFonts w:ascii="DejaVu Sans" w:cs="DejaVu Sans" w:eastAsia="DejaVu Sans" w:hAnsi="DejaVu Sans"/>
+          <w:color w:val="111827"/>
+          <w:sz w:val="20"/>
+          <w:szCs w:val="20"/>
+        </w:rPr>
+        <w:t xml:space="preserve">- Supabase — PostgreSQL backend, RLS enabled on all tables</w:t>
+      </w:r>
+    </w:p>
+    <w:p>
+      <w:pPr>
+        <w:spacing w:after="60"/>
+      </w:pPr>
+      <w:r>
+        <w:rPr>
+          <w:rFonts w:ascii="DejaVu Sans" w:cs="DejaVu Sans" w:eastAsia="DejaVu Sans" w:hAnsi="DejaVu Sans"/>
+          <w:color w:val="111827"/>
+          <w:sz w:val="20"/>
+          <w:szCs w:val="20"/>
+        </w:rPr>
+        <w:t xml:space="preserve">- Vercel CI/CD — automatic deploy on every git push to main</w:t>
+      </w:r>
+    </w:p>
+    <w:p>
+      <w:pPr>
+        <w:spacing w:after="60"/>
+      </w:pPr>
+      <w:r>
+        <w:rPr>
+          <w:rFonts w:ascii="DejaVu Sans" w:cs="DejaVu Sans" w:eastAsia="DejaVu Sans" w:hAnsi="DejaVu Sans"/>
+          <w:color w:val="111827"/>
+          <w:sz w:val="20"/>
+          <w:szCs w:val="20"/>
+        </w:rPr>
+        <w:t xml:space="preserve">- JSON-LD / schema.org — structured data for Google (CafeOrCoffeeShop)</w:t>
+      </w:r>
+    </w:p>
+    <w:p>
+      <w:pPr>
+        <w:spacing w:after="60"/>
+      </w:pPr>
+      <w:r>
+        <w:rPr>
+          <w:rFonts w:ascii="DejaVu Sans" w:cs="DejaVu Sans" w:eastAsia="DejaVu Sans" w:hAnsi="DejaVu Sans"/>
+          <w:color w:val="111827"/>
+          <w:sz w:val="20"/>
+          <w:szCs w:val="20"/>
+        </w:rPr>
+        <w:t xml:space="preserve">- OpenGraph metadata — social media preview</w:t>
+      </w:r>
+    </w:p>
+    <w:p>
+      <w:pPr>
+        <w:spacing w:after="60"/>
+      </w:pPr>
+      <w:r>
+        <w:rPr>
+          <w:rFonts w:ascii="DejaVu Sans" w:cs="DejaVu Sans" w:eastAsia="DejaVu Sans" w:hAnsi="DejaVu Sans"/>
+          <w:color w:val="111827"/>
+          <w:sz w:val="20"/>
+          <w:szCs w:val="20"/>
+        </w:rPr>
+        <w:t xml:space="preserve">- robots.txt — disallow indexing of /admin and /api/</w:t>
+      </w:r>
+    </w:p>
+    <w:p>
+      <w:pPr>
+        <w:spacing w:after="60"/>
+      </w:pPr>
+      <w:r>
+        <w:rPr>
+          <w:rFonts w:ascii="DejaVu Sans" w:cs="DejaVu Sans" w:eastAsia="DejaVu Sans" w:hAnsi="DejaVu Sans"/>
+          <w:color w:val="111827"/>
+          <w:sz w:val="20"/>
+          <w:szCs w:val="20"/>
+        </w:rPr>
+        <w:t xml:space="preserve">- DejaVu Sans font helper — PDF generation with Romanian diacritics</w:t>
+      </w:r>
+    </w:p>
+    <w:p>
+      <w:pPr>
+        <w:spacing w:after="60"/>
+      </w:pPr>
+      <w:r>
+        <w:rPr>
+          <w:rFonts w:ascii="DejaVu Sans" w:cs="DejaVu Sans" w:eastAsia="DejaVu Sans" w:hAnsi="DejaVu Sans"/>
+          <w:color w:val="111827"/>
+          <w:sz w:val="20"/>
+          <w:szCs w:val="20"/>
+        </w:rPr>
+        <w:t xml:space="preserve">- docx library — programmatic Word document generation</w:t>
+      </w:r>
+    </w:p>
+    <w:p>
+      <w:pPr>
+        <w:spacing w:after="60"/>
+      </w:pPr>
+      <w:r>
+        <w:rPr>
+          <w:rFonts w:ascii="DejaVu Sans" w:cs="DejaVu Sans" w:eastAsia="DejaVu Sans" w:hAnsi="DejaVu Sans"/>
+          <w:color w:val="111827"/>
+          <w:sz w:val="20"/>
+          <w:szCs w:val="20"/>
+        </w:rPr>
+        <w:t xml:space="preserve">- pdfkit — programmatic PDF generation</w:t>
+      </w:r>
+    </w:p>
+    <w:p>
+      <w:pPr>
+        <w:spacing w:after="60"/>
+      </w:pPr>
+      <w:r>
+        <w:rPr>
+          <w:rFonts w:ascii="DejaVu Sans" w:cs="DejaVu Sans" w:eastAsia="DejaVu Sans" w:hAnsi="DejaVu Sans"/>
+          <w:color w:val="111827"/>
+          <w:sz w:val="20"/>
+          <w:szCs w:val="20"/>
+        </w:rPr>
+        <w:t xml:space="preserve"> </w:t>
+      </w:r>
+    </w:p>
+    <w:p>
+      <w:pPr>
+        <w:spacing w:after="60"/>
+      </w:pPr>
+      <w:r>
+        <w:rPr>
+          <w:rFonts w:ascii="DejaVu Sans" w:cs="DejaVu Sans" w:eastAsia="DejaVu Sans" w:hAnsi="DejaVu Sans"/>
+          <w:color w:val="111827"/>
+          <w:sz w:val="20"/>
+          <w:szCs w:val="20"/>
+        </w:rPr>
+        <w:t xml:space="preserve">3. Files and Code Sections:</w:t>
+      </w:r>
+    </w:p>
+    <w:p>
+      <w:pPr>
+        <w:spacing w:after="60"/>
+      </w:pPr>
+      <w:r>
+        <w:rPr>
+          <w:rFonts w:ascii="DejaVu Sans" w:cs="DejaVu Sans" w:eastAsia="DejaVu Sans" w:hAnsi="DejaVu Sans"/>
+          <w:color w:val="111827"/>
+          <w:sz w:val="20"/>
+          <w:szCs w:val="20"/>
+        </w:rPr>
+        <w:t xml:space="preserve"> </w:t>
+      </w:r>
+    </w:p>
+    <w:p>
+      <w:pPr>
+        <w:spacing w:after="60"/>
+      </w:pPr>
+      <w:r>
+        <w:rPr>
+          <w:rFonts w:ascii="DejaVu Sans" w:cs="DejaVu Sans" w:eastAsia="DejaVu Sans" w:hAnsi="DejaVu Sans"/>
+          <w:color w:val="111827"/>
+          <w:sz w:val="20"/>
+          <w:szCs w:val="20"/>
+        </w:rPr>
+        <w:t xml:space="preserve">- **components/Navigation.tsx** (modified)</w:t>
+      </w:r>
+    </w:p>
+    <w:p>
+      <w:pPr>
+        <w:spacing w:after="60"/>
+      </w:pPr>
+      <w:r>
+        <w:rPr>
+          <w:rFonts w:ascii="DejaVu Sans" w:cs="DejaVu Sans" w:eastAsia="DejaVu Sans" w:hAnsi="DejaVu Sans"/>
+          <w:color w:val="111827"/>
+          <w:sz w:val="20"/>
+          <w:szCs w:val="20"/>
+        </w:rPr>
+        <w:t xml:space="preserve">  - Added 'de-ce-vibe' to NAV_SECTIONS for Intersection Observer tracking</w:t>
+      </w:r>
+    </w:p>
+    <w:p>
+      <w:pPr>
+        <w:spacing w:after="60"/>
+      </w:pPr>
+      <w:r>
+        <w:rPr>
+          <w:rFonts w:ascii="DejaVu Sans" w:cs="DejaVu Sans" w:eastAsia="DejaVu Sans" w:hAnsi="DejaVu Sans"/>
+          <w:color w:val="111827"/>
+          <w:sz w:val="20"/>
+          <w:szCs w:val="20"/>
+        </w:rPr>
+        <w:t xml:space="preserve">  - Added visible "De ce Vibe?" link with active state between Meniu and Locație</w:t>
+      </w:r>
+    </w:p>
+    <w:p>
+      <w:pPr>
+        <w:spacing w:after="60"/>
+      </w:pPr>
+      <w:r>
+        <w:rPr>
+          <w:rFonts w:ascii="DejaVu Sans" w:cs="DejaVu Sans" w:eastAsia="DejaVu Sans" w:hAnsi="DejaVu Sans"/>
+          <w:color w:val="111827"/>
+          <w:sz w:val="20"/>
+          <w:szCs w:val="20"/>
+        </w:rPr>
+        <w:t xml:space="preserve">  ```typescript</w:t>
+      </w:r>
+    </w:p>
+    <w:p>
+      <w:pPr>
+        <w:spacing w:after="60"/>
+      </w:pPr>
+      <w:r>
+        <w:rPr>
+          <w:rFonts w:ascii="DejaVu Sans" w:cs="DejaVu Sans" w:eastAsia="DejaVu Sans" w:hAnsi="DejaVu Sans"/>
+          <w:color w:val="111827"/>
+          <w:sz w:val="20"/>
+          <w:szCs w:val="20"/>
+        </w:rPr>
+        <w:t xml:space="preserve">  const NAV_SECTIONS = ['menu', 'de-ce-vibe', 'features', 'sarbatori', 'footer'];</w:t>
+      </w:r>
+    </w:p>
+    <w:p>
+      <w:pPr>
+        <w:spacing w:after="60"/>
+      </w:pPr>
+      <w:r>
+        <w:rPr>
+          <w:rFonts w:ascii="DejaVu Sans" w:cs="DejaVu Sans" w:eastAsia="DejaVu Sans" w:hAnsi="DejaVu Sans"/>
+          <w:color w:val="111827"/>
+          <w:sz w:val="20"/>
+          <w:szCs w:val="20"/>
+        </w:rPr>
+        <w:t xml:space="preserve">  // Added link:</w:t>
+      </w:r>
+    </w:p>
+    <w:p>
+      <w:pPr>
+        <w:spacing w:after="60"/>
+      </w:pPr>
+      <w:r>
+        <w:rPr>
+          <w:rFonts w:ascii="DejaVu Sans" w:cs="DejaVu Sans" w:eastAsia="DejaVu Sans" w:hAnsi="DejaVu Sans"/>
+          <w:color w:val="111827"/>
+          <w:sz w:val="20"/>
+          <w:szCs w:val="20"/>
+        </w:rPr>
+        <w:t xml:space="preserve">  &lt;a</w:t>
+      </w:r>
+    </w:p>
+    <w:p>
+      <w:pPr>
+        <w:shd w:fill="F3F4F6" w:val="clear"/>
+        <w:spacing w:after="60"/>
+      </w:pPr>
+      <w:r>
+        <w:rPr>
+          <w:rFonts w:ascii="Courier New" w:cs="Courier New" w:eastAsia="Courier New" w:hAnsi="Courier New"/>
+          <w:color w:val="374151"/>
+          <w:sz w:val="18"/>
+          <w:szCs w:val="18"/>
+        </w:rPr>
+        <w:t xml:space="preserve">    href="/#de-ce-vibe"</w:t>
+      </w:r>
+    </w:p>
+    <w:p>
+      <w:pPr>
+        <w:shd w:fill="F3F4F6" w:val="clear"/>
+        <w:spacing w:after="60"/>
+      </w:pPr>
+      <w:r>
+        <w:rPr>
+          <w:rFonts w:ascii="Courier New" w:cs="Courier New" w:eastAsia="Courier New" w:hAnsi="Courier New"/>
+          <w:color w:val="374151"/>
+          <w:sz w:val="18"/>
+          <w:szCs w:val="18"/>
+        </w:rPr>
+        <w:t xml:space="preserve">    className={`font-semibold transition-all duration-200 px-3 py-1.5 rounded-full ${</w:t>
+      </w:r>
+    </w:p>
+    <w:p>
+      <w:pPr>
+        <w:shd w:fill="F3F4F6" w:val="clear"/>
+        <w:spacing w:after="60"/>
+      </w:pPr>
+      <w:r>
+        <w:rPr>
+          <w:rFonts w:ascii="Courier New" w:cs="Courier New" w:eastAsia="Courier New" w:hAnsi="Courier New"/>
+          <w:color w:val="374151"/>
+          <w:sz w:val="18"/>
+          <w:szCs w:val="18"/>
+        </w:rPr>
+        <w:t xml:space="preserve">      activeSection === 'de-ce-vibe' ? 'bg-primary text-white shadow-sm' : 'hover:text-primary'</w:t>
+      </w:r>
+    </w:p>
+    <w:p>
+      <w:pPr>
+        <w:shd w:fill="F3F4F6" w:val="clear"/>
+        <w:spacing w:after="60"/>
+      </w:pPr>
+      <w:r>
+        <w:rPr>
+          <w:rFonts w:ascii="Courier New" w:cs="Courier New" w:eastAsia="Courier New" w:hAnsi="Courier New"/>
+          <w:color w:val="374151"/>
+          <w:sz w:val="18"/>
+          <w:szCs w:val="18"/>
+        </w:rPr>
+        <w:t xml:space="preserve">    }`}</w:t>
+      </w:r>
+    </w:p>
+    <w:p>
+      <w:pPr>
+        <w:shd w:fill="F3F4F6" w:val="clear"/>
+        <w:spacing w:after="60"/>
+      </w:pPr>
+      <w:r>
+        <w:rPr>
+          <w:rFonts w:ascii="Courier New" w:cs="Courier New" w:eastAsia="Courier New" w:hAnsi="Courier New"/>
+          <w:color w:val="374151"/>
+          <w:sz w:val="18"/>
+          <w:szCs w:val="18"/>
+        </w:rPr>
+        <w:t xml:space="preserve">    style={{ color: activeSection === 'de-ce-vibe' ? undefined : '#111827' }}</w:t>
+      </w:r>
+    </w:p>
+    <w:p>
+      <w:pPr>
+        <w:spacing w:after="60"/>
+      </w:pPr>
+      <w:r>
+        <w:rPr>
+          <w:rFonts w:ascii="DejaVu Sans" w:cs="DejaVu Sans" w:eastAsia="DejaVu Sans" w:hAnsi="DejaVu Sans"/>
+          <w:color w:val="111827"/>
+          <w:sz w:val="20"/>
+          <w:szCs w:val="20"/>
+        </w:rPr>
+        <w:t xml:space="preserve">  &gt;</w:t>
+      </w:r>
+    </w:p>
+    <w:p>
+      <w:pPr>
+        <w:shd w:fill="F3F4F6" w:val="clear"/>
+        <w:spacing w:after="60"/>
+      </w:pPr>
+      <w:r>
+        <w:rPr>
+          <w:rFonts w:ascii="Courier New" w:cs="Courier New" w:eastAsia="Courier New" w:hAnsi="Courier New"/>
+          <w:color w:val="374151"/>
+          <w:sz w:val="18"/>
+          <w:szCs w:val="18"/>
+        </w:rPr>
+        <w:t xml:space="preserve">    De ce Vibe?</w:t>
+      </w:r>
+    </w:p>
+    <w:p>
+      <w:pPr>
+        <w:spacing w:after="60"/>
+      </w:pPr>
+      <w:r>
+        <w:rPr>
+          <w:rFonts w:ascii="DejaVu Sans" w:cs="DejaVu Sans" w:eastAsia="DejaVu Sans" w:hAnsi="DejaVu Sans"/>
+          <w:color w:val="111827"/>
+          <w:sz w:val="20"/>
+          <w:szCs w:val="20"/>
+        </w:rPr>
+        <w:t xml:space="preserve">  &lt;/a&gt;</w:t>
+      </w:r>
+    </w:p>
+    <w:p>
+      <w:pPr>
+        <w:spacing w:after="60"/>
+      </w:pPr>
+      <w:r>
+        <w:rPr>
+          <w:rFonts w:ascii="DejaVu Sans" w:cs="DejaVu Sans" w:eastAsia="DejaVu Sans" w:hAnsi="DejaVu Sans"/>
+          <w:color w:val="111827"/>
+          <w:sz w:val="20"/>
+          <w:szCs w:val="20"/>
+        </w:rPr>
+        <w:t xml:space="preserve">  ```</w:t>
+      </w:r>
+    </w:p>
+    <w:p>
+      <w:pPr>
+        <w:spacing w:after="60"/>
+      </w:pPr>
+      <w:r>
+        <w:rPr>
+          <w:rFonts w:ascii="DejaVu Sans" w:cs="DejaVu Sans" w:eastAsia="DejaVu Sans" w:hAnsi="DejaVu Sans"/>
+          <w:color w:val="111827"/>
+          <w:sz w:val="20"/>
+          <w:szCs w:val="20"/>
+        </w:rPr>
+        <w:t xml:space="preserve"> </w:t>
+      </w:r>
+    </w:p>
+    <w:p>
+      <w:pPr>
+        <w:spacing w:after="60"/>
+      </w:pPr>
+      <w:r>
+        <w:rPr>
+          <w:rFonts w:ascii="DejaVu Sans" w:cs="DejaVu Sans" w:eastAsia="DejaVu Sans" w:hAnsi="DejaVu Sans"/>
+          <w:color w:val="111827"/>
+          <w:sz w:val="20"/>
+          <w:szCs w:val="20"/>
+        </w:rPr>
+        <w:t xml:space="preserve">- **components/FooterStarter.tsx** (modified)</w:t>
+      </w:r>
+    </w:p>
+    <w:p>
+      <w:pPr>
+        <w:spacing w:after="60"/>
+      </w:pPr>
+      <w:r>
+        <w:rPr>
+          <w:rFonts w:ascii="DejaVu Sans" w:cs="DejaVu Sans" w:eastAsia="DejaVu Sans" w:hAnsi="DejaVu Sans"/>
+          <w:color w:val="111827"/>
+          <w:sz w:val="20"/>
+          <w:szCs w:val="20"/>
+        </w:rPr>
+        <w:t xml:space="preserve">  - Updated /#features → /#de-ce-vibe for "De ce Vibe?" link in footer navigation</w:t>
+      </w:r>
+    </w:p>
+    <w:p>
+      <w:pPr>
+        <w:spacing w:after="60"/>
+      </w:pPr>
+      <w:r>
+        <w:rPr>
+          <w:rFonts w:ascii="DejaVu Sans" w:cs="DejaVu Sans" w:eastAsia="DejaVu Sans" w:hAnsi="DejaVu Sans"/>
+          <w:color w:val="111827"/>
+          <w:sz w:val="20"/>
+          <w:szCs w:val="20"/>
+        </w:rPr>
+        <w:t xml:space="preserve"> </w:t>
+      </w:r>
+    </w:p>
+    <w:p>
+      <w:pPr>
+        <w:spacing w:after="60"/>
+      </w:pPr>
+      <w:r>
+        <w:rPr>
+          <w:rFonts w:ascii="DejaVu Sans" w:cs="DejaVu Sans" w:eastAsia="DejaVu Sans" w:hAnsi="DejaVu Sans"/>
+          <w:color w:val="111827"/>
+          <w:sz w:val="20"/>
+          <w:szCs w:val="20"/>
+        </w:rPr>
+        <w:t xml:space="preserve">- **app/confidentialitate/page.tsx** (created)</w:t>
+      </w:r>
+    </w:p>
+    <w:p>
+      <w:pPr>
+        <w:spacing w:after="60"/>
+      </w:pPr>
+      <w:r>
+        <w:rPr>
+          <w:rFonts w:ascii="DejaVu Sans" w:cs="DejaVu Sans" w:eastAsia="DejaVu Sans" w:hAnsi="DejaVu Sans"/>
+          <w:color w:val="111827"/>
+          <w:sz w:val="20"/>
+          <w:szCs w:val="20"/>
+        </w:rPr>
+        <w:t xml:space="preserve">  - Server component, GDPR policy with metadata</w:t>
+      </w:r>
+    </w:p>
+    <w:p>
+      <w:pPr>
+        <w:spacing w:after="60"/>
+      </w:pPr>
+      <w:r>
+        <w:rPr>
+          <w:rFonts w:ascii="DejaVu Sans" w:cs="DejaVu Sans" w:eastAsia="DejaVu Sans" w:hAnsi="DejaVu Sans"/>
+          <w:color w:val="111827"/>
+          <w:sz w:val="20"/>
+          <w:szCs w:val="20"/>
+        </w:rPr>
+        <w:t xml:space="preserve">  - 7 sections: cine suntem, date colectate, utilizare, temei legal, drepturi, retenție, contact</w:t>
+      </w:r>
+    </w:p>
+    <w:p>
+      <w:pPr>
+        <w:spacing w:after="60"/>
+      </w:pPr>
+      <w:r>
+        <w:rPr>
+          <w:rFonts w:ascii="DejaVu Sans" w:cs="DejaVu Sans" w:eastAsia="DejaVu Sans" w:hAnsi="DejaVu Sans"/>
+          <w:color w:val="111827"/>
+          <w:sz w:val="20"/>
+          <w:szCs w:val="20"/>
+        </w:rPr>
+        <w:t xml:space="preserve"> </w:t>
+      </w:r>
+    </w:p>
+    <w:p>
+      <w:pPr>
+        <w:spacing w:after="60"/>
+      </w:pPr>
+      <w:r>
+        <w:rPr>
+          <w:rFonts w:ascii="DejaVu Sans" w:cs="DejaVu Sans" w:eastAsia="DejaVu Sans" w:hAnsi="DejaVu Sans"/>
+          <w:color w:val="111827"/>
+          <w:sz w:val="20"/>
+          <w:szCs w:val="20"/>
+        </w:rPr>
+        <w:t xml:space="preserve">- **app/cookies/page.tsx** (created)</w:t>
+      </w:r>
+    </w:p>
+    <w:p>
+      <w:pPr>
+        <w:spacing w:after="60"/>
+      </w:pPr>
+      <w:r>
+        <w:rPr>
+          <w:rFonts w:ascii="DejaVu Sans" w:cs="DejaVu Sans" w:eastAsia="DejaVu Sans" w:hAnsi="DejaVu Sans"/>
+          <w:color w:val="111827"/>
+          <w:sz w:val="20"/>
+          <w:szCs w:val="20"/>
+        </w:rPr>
+        <w:t xml:space="preserve">  - Server component, cookies policy with metadata</w:t>
+      </w:r>
+    </w:p>
+    <w:p>
+      <w:pPr>
+        <w:spacing w:after="60"/>
+      </w:pPr>
+      <w:r>
+        <w:rPr>
+          <w:rFonts w:ascii="DejaVu Sans" w:cs="DejaVu Sans" w:eastAsia="DejaVu Sans" w:hAnsi="DejaVu Sans"/>
+          <w:color w:val="111827"/>
+          <w:sz w:val="20"/>
+          <w:szCs w:val="20"/>
+        </w:rPr>
+        <w:t xml:space="preserve">  - 3 cookie categories: strict necesare, preferințe, analitice (Vercel Analytics)</w:t>
+      </w:r>
+    </w:p>
+    <w:p>
+      <w:pPr>
+        <w:spacing w:after="60"/>
+      </w:pPr>
+      <w:r>
+        <w:rPr>
+          <w:rFonts w:ascii="DejaVu Sans" w:cs="DejaVu Sans" w:eastAsia="DejaVu Sans" w:hAnsi="DejaVu Sans"/>
+          <w:color w:val="111827"/>
+          <w:sz w:val="20"/>
+          <w:szCs w:val="20"/>
+        </w:rPr>
+        <w:t xml:space="preserve"> </w:t>
+      </w:r>
+    </w:p>
+    <w:p>
+      <w:pPr>
+        <w:spacing w:after="60"/>
+      </w:pPr>
+      <w:r>
+        <w:rPr>
+          <w:rFonts w:ascii="DejaVu Sans" w:cs="DejaVu Sans" w:eastAsia="DejaVu Sans" w:hAnsi="DejaVu Sans"/>
+          <w:color w:val="111827"/>
+          <w:sz w:val="20"/>
+          <w:szCs w:val="20"/>
+        </w:rPr>
+        <w:t xml:space="preserve">- **app/termeni/page.tsx** (created)</w:t>
+      </w:r>
+    </w:p>
+    <w:p>
+      <w:pPr>
+        <w:spacing w:after="60"/>
+      </w:pPr>
+      <w:r>
+        <w:rPr>
+          <w:rFonts w:ascii="DejaVu Sans" w:cs="DejaVu Sans" w:eastAsia="DejaVu Sans" w:hAnsi="DejaVu Sans"/>
+          <w:color w:val="111827"/>
+          <w:sz w:val="20"/>
+          <w:szCs w:val="20"/>
+        </w:rPr>
+        <w:t xml:space="preserve">  - Server component, terms &amp; conditions with metadata</w:t>
+      </w:r>
+    </w:p>
+    <w:p>
+      <w:pPr>
+        <w:spacing w:after="60"/>
+      </w:pPr>
+      <w:r>
+        <w:rPr>
+          <w:rFonts w:ascii="DejaVu Sans" w:cs="DejaVu Sans" w:eastAsia="DejaVu Sans" w:hAnsi="DejaVu Sans"/>
+          <w:color w:val="111827"/>
+          <w:sz w:val="20"/>
+          <w:szCs w:val="20"/>
+        </w:rPr>
+        <w:t xml:space="preserve">  - Covers: rezervări (anulare, grup &gt;8), prețuri, utilizare site, legislație română</w:t>
+      </w:r>
+    </w:p>
+    <w:p>
+      <w:pPr>
+        <w:spacing w:after="60"/>
+      </w:pPr>
+      <w:r>
+        <w:rPr>
+          <w:rFonts w:ascii="DejaVu Sans" w:cs="DejaVu Sans" w:eastAsia="DejaVu Sans" w:hAnsi="DejaVu Sans"/>
+          <w:color w:val="111827"/>
+          <w:sz w:val="20"/>
+          <w:szCs w:val="20"/>
+        </w:rPr>
+        <w:t xml:space="preserve"> </w:t>
+      </w:r>
+    </w:p>
+    <w:p>
+      <w:pPr>
+        <w:spacing w:after="60"/>
+      </w:pPr>
+      <w:r>
+        <w:rPr>
+          <w:rFonts w:ascii="DejaVu Sans" w:cs="DejaVu Sans" w:eastAsia="DejaVu Sans" w:hAnsi="DejaVu Sans"/>
+          <w:color w:val="111827"/>
+          <w:sz w:val="20"/>
+          <w:szCs w:val="20"/>
+        </w:rPr>
+        <w:t xml:space="preserve">- **public/robots.txt** (created)</w:t>
+      </w:r>
+    </w:p>
+    <w:p>
+      <w:pPr>
+        <w:spacing w:after="60"/>
+      </w:pPr>
+      <w:r>
+        <w:rPr>
+          <w:rFonts w:ascii="DejaVu Sans" w:cs="DejaVu Sans" w:eastAsia="DejaVu Sans" w:hAnsi="DejaVu Sans"/>
+          <w:color w:val="111827"/>
+          <w:sz w:val="20"/>
+          <w:szCs w:val="20"/>
+        </w:rPr>
+        <w:t xml:space="preserve">  ```</w:t>
+      </w:r>
+    </w:p>
+    <w:p>
+      <w:pPr>
+        <w:spacing w:after="60"/>
+      </w:pPr>
+      <w:r>
+        <w:rPr>
+          <w:rFonts w:ascii="DejaVu Sans" w:cs="DejaVu Sans" w:eastAsia="DejaVu Sans" w:hAnsi="DejaVu Sans"/>
+          <w:color w:val="111827"/>
+          <w:sz w:val="20"/>
+          <w:szCs w:val="20"/>
+        </w:rPr>
+        <w:t xml:space="preserve">  User-agent: *</w:t>
+      </w:r>
+    </w:p>
+    <w:p>
+      <w:pPr>
+        <w:spacing w:after="60"/>
+      </w:pPr>
+      <w:r>
+        <w:rPr>
+          <w:rFonts w:ascii="DejaVu Sans" w:cs="DejaVu Sans" w:eastAsia="DejaVu Sans" w:hAnsi="DejaVu Sans"/>
+          <w:color w:val="111827"/>
+          <w:sz w:val="20"/>
+          <w:szCs w:val="20"/>
+        </w:rPr>
+        <w:t xml:space="preserve">  Allow: /</w:t>
+      </w:r>
+    </w:p>
+    <w:p>
+      <w:pPr>
+        <w:spacing w:after="60"/>
+      </w:pPr>
+      <w:r>
+        <w:rPr>
+          <w:rFonts w:ascii="DejaVu Sans" w:cs="DejaVu Sans" w:eastAsia="DejaVu Sans" w:hAnsi="DejaVu Sans"/>
+          <w:color w:val="111827"/>
+          <w:sz w:val="20"/>
+          <w:szCs w:val="20"/>
+        </w:rPr>
+        <w:t xml:space="preserve">  Disallow: /admin</w:t>
+      </w:r>
+    </w:p>
+    <w:p>
+      <w:pPr>
+        <w:spacing w:after="60"/>
+      </w:pPr>
+      <w:r>
+        <w:rPr>
+          <w:rFonts w:ascii="DejaVu Sans" w:cs="DejaVu Sans" w:eastAsia="DejaVu Sans" w:hAnsi="DejaVu Sans"/>
+          <w:color w:val="111827"/>
+          <w:sz w:val="20"/>
+          <w:szCs w:val="20"/>
+        </w:rPr>
+        <w:t xml:space="preserve">  Disallow: /api/</w:t>
+      </w:r>
+    </w:p>
+    <w:p>
+      <w:pPr>
+        <w:spacing w:after="60"/>
+      </w:pPr>
+      <w:r>
+        <w:rPr>
+          <w:rFonts w:ascii="DejaVu Sans" w:cs="DejaVu Sans" w:eastAsia="DejaVu Sans" w:hAnsi="DejaVu Sans"/>
+          <w:color w:val="111827"/>
+          <w:sz w:val="20"/>
+          <w:szCs w:val="20"/>
+        </w:rPr>
+        <w:t xml:space="preserve">  Sitemap: https://vibe-website2.vercel.app/sitemap.xml</w:t>
+      </w:r>
+    </w:p>
+    <w:p>
+      <w:pPr>
+        <w:spacing w:after="60"/>
+      </w:pPr>
+      <w:r>
+        <w:rPr>
+          <w:rFonts w:ascii="DejaVu Sans" w:cs="DejaVu Sans" w:eastAsia="DejaVu Sans" w:hAnsi="DejaVu Sans"/>
+          <w:color w:val="111827"/>
+          <w:sz w:val="20"/>
+          <w:szCs w:val="20"/>
+        </w:rPr>
+        <w:t xml:space="preserve">  ```</w:t>
+      </w:r>
+    </w:p>
+    <w:p>
+      <w:pPr>
+        <w:spacing w:after="60"/>
+      </w:pPr>
+      <w:r>
+        <w:rPr>
+          <w:rFonts w:ascii="DejaVu Sans" w:cs="DejaVu Sans" w:eastAsia="DejaVu Sans" w:hAnsi="DejaVu Sans"/>
+          <w:color w:val="111827"/>
+          <w:sz w:val="20"/>
+          <w:szCs w:val="20"/>
+        </w:rPr>
+        <w:t xml:space="preserve"> </w:t>
+      </w:r>
+    </w:p>
+    <w:p>
+      <w:pPr>
+        <w:spacing w:after="60"/>
+      </w:pPr>
+      <w:r>
+        <w:rPr>
+          <w:rFonts w:ascii="DejaVu Sans" w:cs="DejaVu Sans" w:eastAsia="DejaVu Sans" w:hAnsi="DejaVu Sans"/>
+          <w:color w:val="111827"/>
+          <w:sz w:val="20"/>
+          <w:szCs w:val="20"/>
+        </w:rPr>
+        <w:t xml:space="preserve">- **scripts/gen-rezumat-sesiune.mjs** (created)</w:t>
+      </w:r>
+    </w:p>
+    <w:p>
+      <w:pPr>
+        <w:spacing w:after="60"/>
+      </w:pPr>
+      <w:r>
+        <w:rPr>
+          <w:rFonts w:ascii="DejaVu Sans" w:cs="DejaVu Sans" w:eastAsia="DejaVu Sans" w:hAnsi="DejaVu Sans"/>
+          <w:color w:val="111827"/>
+          <w:sz w:val="20"/>
+          <w:szCs w:val="20"/>
+        </w:rPr>
+        <w:t xml:space="preserve">  - Generates docs/sesiuni/sesiune-2026-04-03.docx + .pdf</w:t>
+      </w:r>
+    </w:p>
+    <w:p>
+      <w:pPr>
+        <w:spacing w:after="60"/>
+      </w:pPr>
+      <w:r>
+        <w:rPr>
+          <w:rFonts w:ascii="DejaVu Sans" w:cs="DejaVu Sans" w:eastAsia="DejaVu Sans" w:hAnsi="DejaVu Sans"/>
+          <w:color w:val="111827"/>
+          <w:sz w:val="20"/>
+          <w:szCs w:val="20"/>
+        </w:rPr>
+        <w:t xml:space="preserve">  - Content: intro, 7 sprints each with Ce/Cum/Rezultat, concluzii</w:t>
+      </w:r>
+    </w:p>
+    <w:p>
+      <w:pPr>
+        <w:spacing w:after="60"/>
+      </w:pPr>
+      <w:r>
+        <w:rPr>
+          <w:rFonts w:ascii="DejaVu Sans" w:cs="DejaVu Sans" w:eastAsia="DejaVu Sans" w:hAnsi="DejaVu Sans"/>
+          <w:color w:val="111827"/>
+          <w:sz w:val="20"/>
+          <w:szCs w:val="20"/>
+        </w:rPr>
+        <w:t xml:space="preserve">  - Uses docx library + C:/Users/Admin/.claude/pdf-utils/createPdf.js helper</w:t>
+      </w:r>
+    </w:p>
+    <w:p>
+      <w:pPr>
+        <w:spacing w:after="60"/>
+      </w:pPr>
+      <w:r>
+        <w:rPr>
+          <w:rFonts w:ascii="DejaVu Sans" w:cs="DejaVu Sans" w:eastAsia="DejaVu Sans" w:hAnsi="DejaVu Sans"/>
+          <w:color w:val="111827"/>
+          <w:sz w:val="20"/>
+          <w:szCs w:val="20"/>
+        </w:rPr>
+        <w:t xml:space="preserve"> </w:t>
+      </w:r>
+    </w:p>
+    <w:p>
+      <w:pPr>
+        <w:spacing w:after="60"/>
+      </w:pPr>
+      <w:r>
+        <w:rPr>
+          <w:rFonts w:ascii="DejaVu Sans" w:cs="DejaVu Sans" w:eastAsia="DejaVu Sans" w:hAnsi="DejaVu Sans"/>
+          <w:color w:val="111827"/>
+          <w:sz w:val="20"/>
+          <w:szCs w:val="20"/>
+        </w:rPr>
+        <w:t xml:space="preserve">- **scripts/gen-documentatie.mjs** (created)</w:t>
+      </w:r>
+    </w:p>
+    <w:p>
+      <w:pPr>
+        <w:spacing w:after="60"/>
+      </w:pPr>
+      <w:r>
+        <w:rPr>
+          <w:rFonts w:ascii="DejaVu Sans" w:cs="DejaVu Sans" w:eastAsia="DejaVu Sans" w:hAnsi="DejaVu Sans"/>
+          <w:color w:val="111827"/>
+          <w:sz w:val="20"/>
+          <w:szCs w:val="20"/>
+        </w:rPr>
+        <w:t xml:space="preserve">  - Generates docs/sesiuni/documentatie-vibe-caffe.docx + .pdf</w:t>
+      </w:r>
+    </w:p>
+    <w:p>
+      <w:pPr>
+        <w:spacing w:after="60"/>
+      </w:pPr>
+      <w:r>
+        <w:rPr>
+          <w:rFonts w:ascii="DejaVu Sans" w:cs="DejaVu Sans" w:eastAsia="DejaVu Sans" w:hAnsi="DejaVu Sans"/>
+          <w:color w:val="111827"/>
+          <w:sz w:val="20"/>
+          <w:szCs w:val="20"/>
+        </w:rPr>
+        <w:t xml:space="preserve">  - 12 sections of professional technical documentation</w:t>
+      </w:r>
+    </w:p>
+    <w:p>
+      <w:pPr>
+        <w:spacing w:after="60"/>
+      </w:pPr>
+      <w:r>
+        <w:rPr>
+          <w:rFonts w:ascii="DejaVu Sans" w:cs="DejaVu Sans" w:eastAsia="DejaVu Sans" w:hAnsi="DejaVu Sans"/>
+          <w:color w:val="111827"/>
+          <w:sz w:val="20"/>
+          <w:szCs w:val="20"/>
+        </w:rPr>
+        <w:t xml:space="preserve">  - Reads project structure, API routes, DB schema, security, SEO, components, design system, deploy history</w:t>
+      </w:r>
+    </w:p>
+    <w:p>
+      <w:pPr>
+        <w:spacing w:after="60"/>
+      </w:pPr>
+      <w:r>
+        <w:rPr>
+          <w:rFonts w:ascii="DejaVu Sans" w:cs="DejaVu Sans" w:eastAsia="DejaVu Sans" w:hAnsi="DejaVu Sans"/>
+          <w:color w:val="111827"/>
+          <w:sz w:val="20"/>
+          <w:szCs w:val="20"/>
+        </w:rPr>
+        <w:t xml:space="preserve">  - Uses DOCX tables with teal header (color #0D9488), alternating row colors</w:t>
+      </w:r>
+    </w:p>
+    <w:p>
+      <w:pPr>
+        <w:spacing w:after="60"/>
+      </w:pPr>
+      <w:r>
+        <w:rPr>
+          <w:rFonts w:ascii="DejaVu Sans" w:cs="DejaVu Sans" w:eastAsia="DejaVu Sans" w:hAnsi="DejaVu Sans"/>
+          <w:color w:val="111827"/>
+          <w:sz w:val="20"/>
+          <w:szCs w:val="20"/>
+        </w:rPr>
+        <w:t xml:space="preserve">  - PDF with page-break handling, table re-headers on new pages</w:t>
+      </w:r>
+    </w:p>
+    <w:p>
+      <w:pPr>
+        <w:spacing w:after="60"/>
+      </w:pPr>
+      <w:r>
+        <w:rPr>
+          <w:rFonts w:ascii="DejaVu Sans" w:cs="DejaVu Sans" w:eastAsia="DejaVu Sans" w:hAnsi="DejaVu Sans"/>
+          <w:color w:val="111827"/>
+          <w:sz w:val="20"/>
+          <w:szCs w:val="20"/>
+        </w:rPr>
+        <w:t xml:space="preserve"> </w:t>
+      </w:r>
+    </w:p>
+    <w:p>
+      <w:pPr>
+        <w:spacing w:after="60"/>
+      </w:pPr>
+      <w:r>
+        <w:rPr>
+          <w:rFonts w:ascii="DejaVu Sans" w:cs="DejaVu Sans" w:eastAsia="DejaVu Sans" w:hAnsi="DejaVu Sans"/>
+          <w:color w:val="111827"/>
+          <w:sz w:val="20"/>
+          <w:szCs w:val="20"/>
+        </w:rPr>
+        <w:t xml:space="preserve">- **memory/project_vibe_caffe.md** (updated)</w:t>
+      </w:r>
+    </w:p>
+    <w:p>
+      <w:pPr>
+        <w:spacing w:after="60"/>
+      </w:pPr>
+      <w:r>
+        <w:rPr>
+          <w:rFonts w:ascii="DejaVu Sans" w:cs="DejaVu Sans" w:eastAsia="DejaVu Sans" w:hAnsi="DejaVu Sans"/>
+          <w:color w:val="111827"/>
+          <w:sz w:val="20"/>
+          <w:szCs w:val="20"/>
+        </w:rPr>
+        <w:t xml:space="preserve">  - Added complete sprint history table (Sprint 1-7 with commits)</w:t>
+      </w:r>
+    </w:p>
+    <w:p>
+      <w:pPr>
+        <w:spacing w:after="60"/>
+      </w:pPr>
+      <w:r>
+        <w:rPr>
+          <w:rFonts w:ascii="DejaVu Sans" w:cs="DejaVu Sans" w:eastAsia="DejaVu Sans" w:hAnsi="DejaVu Sans"/>
+          <w:color w:val="111827"/>
+          <w:sz w:val="20"/>
+          <w:szCs w:val="20"/>
+        </w:rPr>
+        <w:t xml:space="preserve">  - Added full list of pages after sprints</w:t>
+      </w:r>
+    </w:p>
+    <w:p>
+      <w:pPr>
+        <w:spacing w:after="60"/>
+      </w:pPr>
+      <w:r>
+        <w:rPr>
+          <w:rFonts w:ascii="DejaVu Sans" w:cs="DejaVu Sans" w:eastAsia="DejaVu Sans" w:hAnsi="DejaVu Sans"/>
+          <w:color w:val="111827"/>
+          <w:sz w:val="20"/>
+          <w:szCs w:val="20"/>
+        </w:rPr>
+        <w:t xml:space="preserve">  - Added key modified files</w:t>
+      </w:r>
+    </w:p>
+    <w:p>
+      <w:pPr>
+        <w:spacing w:after="60"/>
+      </w:pPr>
+      <w:r>
+        <w:rPr>
+          <w:rFonts w:ascii="DejaVu Sans" w:cs="DejaVu Sans" w:eastAsia="DejaVu Sans" w:hAnsi="DejaVu Sans"/>
+          <w:color w:val="111827"/>
+          <w:sz w:val="20"/>
+          <w:szCs w:val="20"/>
+        </w:rPr>
+        <w:t xml:space="preserve">  - Added generated documents section</w:t>
+      </w:r>
+    </w:p>
+    <w:p>
+      <w:pPr>
+        <w:spacing w:after="60"/>
+      </w:pPr>
+      <w:r>
+        <w:rPr>
+          <w:rFonts w:ascii="DejaVu Sans" w:cs="DejaVu Sans" w:eastAsia="DejaVu Sans" w:hAnsi="DejaVu Sans"/>
+          <w:color w:val="111827"/>
+          <w:sz w:val="20"/>
+          <w:szCs w:val="20"/>
+        </w:rPr>
+        <w:t xml:space="preserve">  - Marked project as COMPLETE</w:t>
+      </w:r>
+    </w:p>
+    <w:p>
+      <w:pPr>
+        <w:spacing w:after="60"/>
+      </w:pPr>
+      <w:r>
+        <w:rPr>
+          <w:rFonts w:ascii="DejaVu Sans" w:cs="DejaVu Sans" w:eastAsia="DejaVu Sans" w:hAnsi="DejaVu Sans"/>
+          <w:color w:val="111827"/>
+          <w:sz w:val="20"/>
+          <w:szCs w:val="20"/>
+        </w:rPr>
+        <w:t xml:space="preserve"> </w:t>
+      </w:r>
+    </w:p>
+    <w:p>
+      <w:pPr>
+        <w:spacing w:after="60"/>
+      </w:pPr>
+      <w:r>
+        <w:rPr>
+          <w:rFonts w:ascii="DejaVu Sans" w:cs="DejaVu Sans" w:eastAsia="DejaVu Sans" w:hAnsi="DejaVu Sans"/>
+          <w:color w:val="111827"/>
+          <w:sz w:val="20"/>
+          <w:szCs w:val="20"/>
+        </w:rPr>
+        <w:t xml:space="preserve">4. Errors and Fixes:</w:t>
+      </w:r>
+    </w:p>
+    <w:p>
+      <w:pPr>
+        <w:spacing w:after="60"/>
+      </w:pPr>
+      <w:r>
+        <w:rPr>
+          <w:rFonts w:ascii="DejaVu Sans" w:cs="DejaVu Sans" w:eastAsia="DejaVu Sans" w:hAnsi="DejaVu Sans"/>
+          <w:color w:val="111827"/>
+          <w:sz w:val="20"/>
+          <w:szCs w:val="20"/>
+        </w:rPr>
+        <w:t xml:space="preserve">- No errors in this session. All commands executed cleanly.</w:t>
+      </w:r>
+    </w:p>
+    <w:p>
+      <w:pPr>
+        <w:spacing w:after="60"/>
+      </w:pPr>
+      <w:r>
+        <w:rPr>
+          <w:rFonts w:ascii="DejaVu Sans" w:cs="DejaVu Sans" w:eastAsia="DejaVu Sans" w:hAnsi="DejaVu Sans"/>
+          <w:color w:val="111827"/>
+          <w:sz w:val="20"/>
+          <w:szCs w:val="20"/>
+        </w:rPr>
+        <w:t xml:space="preserve">- Previous session had a middleware matcher bug (fixed before this session): matcher changed from `['/admin/:path*']` to `['/admin', '/admin/:path*']` to catch exact /admin route.</w:t>
+      </w:r>
+    </w:p>
+    <w:p>
+      <w:pPr>
+        <w:spacing w:after="60"/>
+      </w:pPr>
+      <w:r>
+        <w:rPr>
+          <w:rFonts w:ascii="DejaVu Sans" w:cs="DejaVu Sans" w:eastAsia="DejaVu Sans" w:hAnsi="DejaVu Sans"/>
+          <w:color w:val="111827"/>
+          <w:sz w:val="20"/>
+          <w:szCs w:val="20"/>
+        </w:rPr>
+        <w:t xml:space="preserve"> </w:t>
+      </w:r>
+    </w:p>
+    <w:p>
+      <w:pPr>
+        <w:spacing w:after="60"/>
+      </w:pPr>
+      <w:r>
+        <w:rPr>
+          <w:rFonts w:ascii="DejaVu Sans" w:cs="DejaVu Sans" w:eastAsia="DejaVu Sans" w:hAnsi="DejaVu Sans"/>
+          <w:color w:val="111827"/>
+          <w:sz w:val="20"/>
+          <w:szCs w:val="20"/>
+        </w:rPr>
+        <w:t xml:space="preserve">5. Problem Solving:</w:t>
+      </w:r>
+    </w:p>
+    <w:p>
+      <w:pPr>
+        <w:spacing w:after="60"/>
+      </w:pPr>
+      <w:r>
+        <w:rPr>
+          <w:rFonts w:ascii="DejaVu Sans" w:cs="DejaVu Sans" w:eastAsia="DejaVu Sans" w:hAnsi="DejaVu Sans"/>
+          <w:color w:val="111827"/>
+          <w:sz w:val="20"/>
+          <w:szCs w:val="20"/>
+        </w:rPr>
+        <w:t xml:space="preserve">- Sprint 6 issue: homepage section had id="de-ce-vibe" but Navigation.tsx was tracking 'features' only. Solution: added 'de-ce-vibe' to NAV_SECTIONS array AND added a visible link in the navbar (the section existed but had no navbar entry).</w:t>
+      </w:r>
+    </w:p>
+    <w:p>
+      <w:pPr>
+        <w:spacing w:after="60"/>
+      </w:pPr>
+      <w:r>
+        <w:rPr>
+          <w:rFonts w:ascii="DejaVu Sans" w:cs="DejaVu Sans" w:eastAsia="DejaVu Sans" w:hAnsi="DejaVu Sans"/>
+          <w:color w:val="111827"/>
+          <w:sz w:val="20"/>
+          <w:szCs w:val="20"/>
+        </w:rPr>
+        <w:t xml:space="preserve">- Footer link was pointing to /#features for "De ce Vibe?" — updated to /#de-ce-vibe for consistency.</w:t>
+      </w:r>
+    </w:p>
+    <w:p>
+      <w:pPr>
+        <w:spacing w:after="60"/>
+      </w:pPr>
+      <w:r>
+        <w:rPr>
+          <w:rFonts w:ascii="DejaVu Sans" w:cs="DejaVu Sans" w:eastAsia="DejaVu Sans" w:hAnsi="DejaVu Sans"/>
+          <w:color w:val="111827"/>
+          <w:sz w:val="20"/>
+          <w:szCs w:val="20"/>
+        </w:rPr>
+        <w:t xml:space="preserve">- PDF generation with Romanian diacritics: solved by using the global helper at C:/Users/Admin/.claude/pdf-utils/createPdf.js which registers DejaVu Sans font (supports ș, ț, ă, â, î).</w:t>
+      </w:r>
+    </w:p>
+    <w:p>
+      <w:pPr>
+        <w:spacing w:after="60"/>
+      </w:pPr>
+      <w:r>
+        <w:rPr>
+          <w:rFonts w:ascii="DejaVu Sans" w:cs="DejaVu Sans" w:eastAsia="DejaVu Sans" w:hAnsi="DejaVu Sans"/>
+          <w:color w:val="111827"/>
+          <w:sz w:val="20"/>
+          <w:szCs w:val="20"/>
+        </w:rPr>
+        <w:t xml:space="preserve"> </w:t>
+      </w:r>
+    </w:p>
+    <w:p>
+      <w:pPr>
+        <w:spacing w:after="60"/>
+      </w:pPr>
+      <w:r>
+        <w:rPr>
+          <w:rFonts w:ascii="DejaVu Sans" w:cs="DejaVu Sans" w:eastAsia="DejaVu Sans" w:hAnsi="DejaVu Sans"/>
+          <w:color w:val="111827"/>
+          <w:sz w:val="20"/>
+          <w:szCs w:val="20"/>
+        </w:rPr>
+        <w:t xml:space="preserve">6. All User Messages:</w:t>
+      </w:r>
+    </w:p>
+    <w:p>
+      <w:pPr>
+        <w:spacing w:after="60"/>
+      </w:pPr>
+      <w:r>
+        <w:rPr>
+          <w:rFonts w:ascii="DejaVu Sans" w:cs="DejaVu Sans" w:eastAsia="DejaVu Sans" w:hAnsi="DejaVu Sans"/>
+          <w:color w:val="111827"/>
+          <w:sz w:val="20"/>
+          <w:szCs w:val="20"/>
+        </w:rPr>
+        <w:t xml:space="preserve">- Screenshot of /locatie on Vercel (hero, info sections, 3 CTA buttons, mini-FAQ, galerie foto)</w:t>
+      </w:r>
+    </w:p>
+    <w:p>
+      <w:pPr>
+        <w:spacing w:after="60"/>
+      </w:pPr>
+      <w:r>
+        <w:rPr>
+          <w:rFonts w:ascii="DejaVu Sans" w:cs="DejaVu Sans" w:eastAsia="DejaVu Sans" w:hAnsi="DejaVu Sans"/>
+          <w:color w:val="111827"/>
+          <w:sz w:val="20"/>
+          <w:szCs w:val="20"/>
+        </w:rPr>
+        <w:t xml:space="preserve">- Screenshot of Vercel deployments showing Sprint 6 as Current (commit d4f86ac)</w:t>
+      </w:r>
+    </w:p>
+    <w:p>
+      <w:pPr>
+        <w:spacing w:after="60"/>
+      </w:pPr>
+      <w:r>
+        <w:rPr>
+          <w:rFonts w:ascii="DejaVu Sans" w:cs="DejaVu Sans" w:eastAsia="DejaVu Sans" w:hAnsi="DejaVu Sans"/>
+          <w:color w:val="111827"/>
+          <w:sz w:val="20"/>
+          <w:szCs w:val="20"/>
+        </w:rPr>
+        <w:t xml:space="preserve">- Screenshot of Vercel deployments showing Sprint 7 as Current (commit 4b38faf)</w:t>
+      </w:r>
+    </w:p>
+    <w:p>
+      <w:pPr>
+        <w:spacing w:after="60"/>
+      </w:pPr>
+      <w:r>
+        <w:rPr>
+          <w:rFonts w:ascii="DejaVu Sans" w:cs="DejaVu Sans" w:eastAsia="DejaVu Sans" w:hAnsi="DejaVu Sans"/>
+          <w:color w:val="111827"/>
+          <w:sz w:val="20"/>
+          <w:szCs w:val="20"/>
+        </w:rPr>
+        <w:t xml:space="preserve">- "Salvează tot" (after all 7 sprints complete)</w:t>
+      </w:r>
+    </w:p>
+    <w:p>
+      <w:pPr>
+        <w:spacing w:after="60"/>
+      </w:pPr>
+      <w:r>
+        <w:rPr>
+          <w:rFonts w:ascii="DejaVu Sans" w:cs="DejaVu Sans" w:eastAsia="DejaVu Sans" w:hAnsi="DejaVu Sans"/>
+          <w:color w:val="111827"/>
+          <w:sz w:val="20"/>
+          <w:szCs w:val="20"/>
+        </w:rPr>
+        <w:t xml:space="preserve">- "da" (confirming to add session export to git)</w:t>
+      </w:r>
+    </w:p>
+    <w:p>
+      <w:pPr>
+        <w:spacing w:after="60"/>
+      </w:pPr>
+      <w:r>
+        <w:rPr>
+          <w:rFonts w:ascii="DejaVu Sans" w:cs="DejaVu Sans" w:eastAsia="DejaVu Sans" w:hAnsi="DejaVu Sans"/>
+          <w:color w:val="111827"/>
+          <w:sz w:val="20"/>
+          <w:szCs w:val="20"/>
+        </w:rPr>
+        <w:t xml:space="preserve">- "Hai să facem rezumat cu explicații ce am făcut în această sesiune de optimizare. Livrează în fișier docx și pdf"</w:t>
+      </w:r>
+    </w:p>
+    <w:p>
+      <w:pPr>
+        <w:spacing w:after="60"/>
+      </w:pPr>
+      <w:r>
+        <w:rPr>
+          <w:rFonts w:ascii="DejaVu Sans" w:cs="DejaVu Sans" w:eastAsia="DejaVu Sans" w:hAnsi="DejaVu Sans"/>
+          <w:color w:val="111827"/>
+          <w:sz w:val="20"/>
+          <w:szCs w:val="20"/>
+        </w:rPr>
+        <w:t xml:space="preserve">- "Hai să facem acum documentația profesionistă. Livrează în fișier docx și pdf"</w:t>
+      </w:r>
+    </w:p>
+    <w:p>
+      <w:pPr>
+        <w:spacing w:after="60"/>
+      </w:pPr>
+      <w:r>
+        <w:rPr>
+          <w:rFonts w:ascii="DejaVu Sans" w:cs="DejaVu Sans" w:eastAsia="DejaVu Sans" w:hAnsi="DejaVu Sans"/>
+          <w:color w:val="111827"/>
+          <w:sz w:val="20"/>
+          <w:szCs w:val="20"/>
+        </w:rPr>
+        <w:t xml:space="preserve">- "salvează tot"</w:t>
+      </w:r>
+    </w:p>
+    <w:p>
+      <w:pPr>
+        <w:spacing w:after="60"/>
+      </w:pPr>
+      <w:r>
+        <w:rPr>
+          <w:rFonts w:ascii="DejaVu Sans" w:cs="DejaVu Sans" w:eastAsia="DejaVu Sans" w:hAnsi="DejaVu Sans"/>
+          <w:color w:val="111827"/>
+          <w:sz w:val="20"/>
+          <w:szCs w:val="20"/>
+        </w:rPr>
+        <w:t xml:space="preserve"> </w:t>
+      </w:r>
+    </w:p>
+    <w:p>
+      <w:pPr>
+        <w:spacing w:after="60"/>
+      </w:pPr>
+      <w:r>
+        <w:rPr>
+          <w:rFonts w:ascii="DejaVu Sans" w:cs="DejaVu Sans" w:eastAsia="DejaVu Sans" w:hAnsi="DejaVu Sans"/>
+          <w:color w:val="111827"/>
+          <w:sz w:val="20"/>
+          <w:szCs w:val="20"/>
+        </w:rPr>
+        <w:t xml:space="preserve">7. Pending Tasks:</w:t>
+      </w:r>
+    </w:p>
+    <w:p>
+      <w:pPr>
+        <w:spacing w:after="60"/>
+      </w:pPr>
+      <w:r>
+        <w:rPr>
+          <w:rFonts w:ascii="DejaVu Sans" w:cs="DejaVu Sans" w:eastAsia="DejaVu Sans" w:hAnsi="DejaVu Sans"/>
+          <w:color w:val="111827"/>
+          <w:sz w:val="20"/>
+          <w:szCs w:val="20"/>
+        </w:rPr>
+        <w:t xml:space="preserve">- None. All 7 sprints are complete, all documents generated and committed to git, memory updated. Project is marked as COMPLETE.</w:t>
+      </w:r>
+    </w:p>
+    <w:p>
+      <w:pPr>
+        <w:spacing w:after="60"/>
+      </w:pPr>
+      <w:r>
+        <w:rPr>
+          <w:rFonts w:ascii="DejaVu Sans" w:cs="DejaVu Sans" w:eastAsia="DejaVu Sans" w:hAnsi="DejaVu Sans"/>
+          <w:color w:val="111827"/>
+          <w:sz w:val="20"/>
+          <w:szCs w:val="20"/>
+        </w:rPr>
+        <w:t xml:space="preserve"> </w:t>
+      </w:r>
+    </w:p>
+    <w:p>
+      <w:pPr>
+        <w:spacing w:after="60"/>
+      </w:pPr>
+      <w:r>
+        <w:rPr>
+          <w:rFonts w:ascii="DejaVu Sans" w:cs="DejaVu Sans" w:eastAsia="DejaVu Sans" w:hAnsi="DejaVu Sans"/>
+          <w:color w:val="111827"/>
+          <w:sz w:val="20"/>
+          <w:szCs w:val="20"/>
+        </w:rPr>
+        <w:t xml:space="preserve">8. Current Work:</w:t>
+      </w:r>
+    </w:p>
+    <w:p>
+      <w:pPr>
+        <w:spacing w:after="60"/>
+      </w:pPr>
+      <w:r>
+        <w:rPr>
+          <w:rFonts w:ascii="DejaVu Sans" w:cs="DejaVu Sans" w:eastAsia="DejaVu Sans" w:hAnsi="DejaVu Sans"/>
+          <w:color w:val="111827"/>
+          <w:sz w:val="20"/>
+          <w:szCs w:val="20"/>
+        </w:rPr>
+        <w:t xml:space="preserve">The last action was saving everything after generating professional documentation:</w:t>
+      </w:r>
+    </w:p>
+    <w:p>
+      <w:pPr>
+        <w:spacing w:after="60"/>
+      </w:pPr>
+      <w:r>
+        <w:rPr>
+          <w:rFonts w:ascii="DejaVu Sans" w:cs="DejaVu Sans" w:eastAsia="DejaVu Sans" w:hAnsi="DejaVu Sans"/>
+          <w:color w:val="111827"/>
+          <w:sz w:val="20"/>
+          <w:szCs w:val="20"/>
+        </w:rPr>
+        <w:t xml:space="preserve">- Committed to git (commit 22faee9): docs/sesiuni/documentatie-vibe-caffe.docx+pdf, docs/sesiuni/sesiune-2026-04-03.docx+pdf, scripts/gen-documentatie.mjs, scripts/gen-rezumat-sesiune.mjs</w:t>
+      </w:r>
+    </w:p>
+    <w:p>
+      <w:pPr>
+        <w:spacing w:after="60"/>
+      </w:pPr>
+      <w:r>
+        <w:rPr>
+          <w:rFonts w:ascii="DejaVu Sans" w:cs="DejaVu Sans" w:eastAsia="DejaVu Sans" w:hAnsi="DejaVu Sans"/>
+          <w:color w:val="111827"/>
+          <w:sz w:val="20"/>
+          <w:szCs w:val="20"/>
+        </w:rPr>
+        <w:t xml:space="preserve">- Updated memory/project_vibe_caffe.md with documentation references</w:t>
+      </w:r>
+    </w:p>
+    <w:p>
+      <w:pPr>
+        <w:spacing w:after="60"/>
+      </w:pPr>
+      <w:r>
+        <w:rPr>
+          <w:rFonts w:ascii="DejaVu Sans" w:cs="DejaVu Sans" w:eastAsia="DejaVu Sans" w:hAnsi="DejaVu Sans"/>
+          <w:color w:val="111827"/>
+          <w:sz w:val="20"/>
+          <w:szCs w:val="20"/>
+        </w:rPr>
+        <w:t xml:space="preserve">- All pushed to GitHub: `git push` confirmed to https://github.com/2020nc/vibe-website2.git</w:t>
+      </w:r>
+    </w:p>
+    <w:p>
+      <w:pPr>
+        <w:spacing w:after="60"/>
+      </w:pPr>
+      <w:r>
+        <w:rPr>
+          <w:rFonts w:ascii="DejaVu Sans" w:cs="DejaVu Sans" w:eastAsia="DejaVu Sans" w:hAnsi="DejaVu Sans"/>
+          <w:color w:val="111827"/>
+          <w:sz w:val="20"/>
+          <w:szCs w:val="20"/>
+        </w:rPr>
+        <w:t xml:space="preserve"> </w:t>
+      </w:r>
+    </w:p>
+    <w:p>
+      <w:pPr>
+        <w:spacing w:after="60"/>
+      </w:pPr>
+      <w:r>
+        <w:rPr>
+          <w:rFonts w:ascii="DejaVu Sans" w:cs="DejaVu Sans" w:eastAsia="DejaVu Sans" w:hAnsi="DejaVu Sans"/>
+          <w:color w:val="111827"/>
+          <w:sz w:val="20"/>
+          <w:szCs w:val="20"/>
+        </w:rPr>
+        <w:t xml:space="preserve">Documents available:</w:t>
+      </w:r>
+    </w:p>
+    <w:p>
+      <w:pPr>
+        <w:spacing w:after="60"/>
+      </w:pPr>
+      <w:r>
+        <w:rPr>
+          <w:rFonts w:ascii="DejaVu Sans" w:cs="DejaVu Sans" w:eastAsia="DejaVu Sans" w:hAnsi="DejaVu Sans"/>
+          <w:color w:val="111827"/>
+          <w:sz w:val="20"/>
+          <w:szCs w:val="20"/>
+        </w:rPr>
+        <w:t xml:space="preserve">- `docs/sesiune-2026-04-03.docx` + `.pdf` — full session export (103 messages), commit a4fc7b0</w:t>
+      </w:r>
+    </w:p>
+    <w:p>
+      <w:pPr>
+        <w:spacing w:after="60"/>
+      </w:pPr>
+      <w:r>
+        <w:rPr>
+          <w:rFonts w:ascii="DejaVu Sans" w:cs="DejaVu Sans" w:eastAsia="DejaVu Sans" w:hAnsi="DejaVu Sans"/>
+          <w:color w:val="111827"/>
+          <w:sz w:val="20"/>
+          <w:szCs w:val="20"/>
+        </w:rPr>
+        <w:t xml:space="preserve">- `docs/sesiuni/sesiune-2026-04-03.docx` + `.pdf` — sprint summary with explanations</w:t>
+      </w:r>
+    </w:p>
+    <w:p>
+      <w:pPr>
+        <w:spacing w:after="60"/>
+      </w:pPr>
+      <w:r>
+        <w:rPr>
+          <w:rFonts w:ascii="DejaVu Sans" w:cs="DejaVu Sans" w:eastAsia="DejaVu Sans" w:hAnsi="DejaVu Sans"/>
+          <w:color w:val="111827"/>
+          <w:sz w:val="20"/>
+          <w:szCs w:val="20"/>
+        </w:rPr>
+        <w:t xml:space="preserve">- `docs/sesiuni/documentatie-vibe-caffe.docx` + `.pdf` — 12-section professional technical documentation v2.0</w:t>
+      </w:r>
+    </w:p>
+    <w:p>
+      <w:pPr>
+        <w:spacing w:after="60"/>
+      </w:pPr>
+      <w:r>
+        <w:rPr>
+          <w:rFonts w:ascii="DejaVu Sans" w:cs="DejaVu Sans" w:eastAsia="DejaVu Sans" w:hAnsi="DejaVu Sans"/>
+          <w:color w:val="111827"/>
+          <w:sz w:val="20"/>
+          <w:szCs w:val="20"/>
+        </w:rPr>
+        <w:t xml:space="preserve"> </w:t>
+      </w:r>
+    </w:p>
+    <w:p>
+      <w:pPr>
+        <w:spacing w:after="60"/>
+      </w:pPr>
+      <w:r>
+        <w:rPr>
+          <w:rFonts w:ascii="DejaVu Sans" w:cs="DejaVu Sans" w:eastAsia="DejaVu Sans" w:hAnsi="DejaVu Sans"/>
+          <w:color w:val="111827"/>
+          <w:sz w:val="20"/>
+          <w:szCs w:val="20"/>
+        </w:rPr>
+        <w:t xml:space="preserve">9. Optional Next Step:</w:t>
+      </w:r>
+    </w:p>
+    <w:p>
+      <w:pPr>
+        <w:spacing w:after="60"/>
+      </w:pPr>
+      <w:r>
+        <w:rPr>
+          <w:rFonts w:ascii="DejaVu Sans" w:cs="DejaVu Sans" w:eastAsia="DejaVu Sans" w:hAnsi="DejaVu Sans"/>
+          <w:color w:val="111827"/>
+          <w:sz w:val="20"/>
+          <w:szCs w:val="20"/>
+        </w:rPr>
+        <w:t xml:space="preserve">No pending tasks. The session concluded with user saying "salvează tot" and everything being saved to both git and memory. The project (all 7 sprints) is complete. No next steps unless the user initiates a new request.</w:t>
+      </w:r>
+    </w:p>
+    <w:p>
+      <w:pPr>
+        <w:spacing w:after="60"/>
+      </w:pPr>
+      <w:r>
+        <w:rPr>
+          <w:rFonts w:ascii="DejaVu Sans" w:cs="DejaVu Sans" w:eastAsia="DejaVu Sans" w:hAnsi="DejaVu Sans"/>
+          <w:color w:val="111827"/>
+          <w:sz w:val="20"/>
+          <w:szCs w:val="20"/>
+        </w:rPr>
+        <w:t xml:space="preserve"> </w:t>
+      </w:r>
+    </w:p>
+    <w:p>
+      <w:pPr>
+        <w:spacing w:after="60"/>
+      </w:pPr>
+      <w:r>
+        <w:rPr>
+          <w:rFonts w:ascii="DejaVu Sans" w:cs="DejaVu Sans" w:eastAsia="DejaVu Sans" w:hAnsi="DejaVu Sans"/>
+          <w:color w:val="111827"/>
+          <w:sz w:val="20"/>
+          <w:szCs w:val="20"/>
+        </w:rPr>
+        <w:t xml:space="preserve">If you need specific details from before compaction (like exact code snippets, error messages, or content you generated), read the full transcript at: C:\Users\Admin\.claude\projects\k--Video-Prelucrat-Vibe-Coding-Proiect-01\7a55f32f-3a6c-491e-a8fe-b0fbcff03569.jsonl</w:t>
+      </w:r>
+    </w:p>
+    <w:p>
+      <w:pPr>
+        <w:pBdr>
+          <w:bottom w:val="single" w:color="E5E7EB" w:sz="1"/>
+        </w:pBdr>
+        <w:spacing w:after="200"/>
+      </w:pPr>
+    </w:p>
+    <w:p>
+      <w:pPr>
+        <w:spacing w:after="100" w:before="300"/>
+      </w:pPr>
+      <w:r>
+        <w:rPr>
+          <w:b/>
+          <w:bCs/>
+          <w:color w:val="1D4ED8"/>
+          <w:sz w:val="22"/>
+          <w:szCs w:val="22"/>
+        </w:rPr>
+        <w:t xml:space="preserve">👤 Tu</w:t>
+      </w:r>
+    </w:p>
+    <w:p>
+      <w:pPr>
+        <w:spacing w:after="60"/>
+      </w:pPr>
+      <w:r>
+        <w:rPr>
+          <w:rFonts w:ascii="DejaVu Sans" w:cs="DejaVu Sans" w:eastAsia="DejaVu Sans" w:hAnsi="DejaVu Sans"/>
+          <w:color w:val="111827"/>
+          <w:sz w:val="20"/>
+          <w:szCs w:val="20"/>
+        </w:rPr>
+        <w:t xml:space="preserve">&lt;local-command-caveat&gt;Caveat: The messages below were generated by the user while running local commands. DO NOT respond to these messages or otherwise consider them in your response unless the user explicitly asks you to.&lt;/local-command-caveat&gt;</w:t>
+      </w:r>
+    </w:p>
+    <w:p>
+      <w:pPr>
+        <w:pBdr>
+          <w:bottom w:val="single" w:color="E5E7EB" w:sz="1"/>
+        </w:pBdr>
+        <w:spacing w:after="200"/>
+      </w:pPr>
+    </w:p>
+    <w:p>
+      <w:pPr>
+        <w:spacing w:after="100" w:before="300"/>
+      </w:pPr>
+      <w:r>
+        <w:rPr>
+          <w:b/>
+          <w:bCs/>
+          <w:color w:val="1D4ED8"/>
+          <w:sz w:val="22"/>
+          <w:szCs w:val="22"/>
+        </w:rPr>
+        <w:t xml:space="preserve">👤 Tu</w:t>
+      </w:r>
+    </w:p>
+    <w:p>
+      <w:pPr>
+        <w:spacing w:after="60"/>
+      </w:pPr>
+      <w:r>
+        <w:rPr>
+          <w:rFonts w:ascii="DejaVu Sans" w:cs="DejaVu Sans" w:eastAsia="DejaVu Sans" w:hAnsi="DejaVu Sans"/>
+          <w:color w:val="111827"/>
+          <w:sz w:val="20"/>
+          <w:szCs w:val="20"/>
+        </w:rPr>
+        <w:t xml:space="preserve">&lt;command-name&gt;/compact&lt;/command-name&gt;</w:t>
+      </w:r>
+    </w:p>
+    <w:p>
+      <w:pPr>
+        <w:shd w:fill="F3F4F6" w:val="clear"/>
+        <w:spacing w:after="60"/>
+      </w:pPr>
+      <w:r>
+        <w:rPr>
+          <w:rFonts w:ascii="Courier New" w:cs="Courier New" w:eastAsia="Courier New" w:hAnsi="Courier New"/>
+          <w:color w:val="374151"/>
+          <w:sz w:val="18"/>
+          <w:szCs w:val="18"/>
+        </w:rPr>
+        <w:t xml:space="preserve">            &lt;command-message&gt;compact&lt;/command-message&gt;</w:t>
+      </w:r>
+    </w:p>
+    <w:p>
+      <w:pPr>
+        <w:shd w:fill="F3F4F6" w:val="clear"/>
+        <w:spacing w:after="60"/>
+      </w:pPr>
+      <w:r>
+        <w:rPr>
+          <w:rFonts w:ascii="Courier New" w:cs="Courier New" w:eastAsia="Courier New" w:hAnsi="Courier New"/>
+          <w:color w:val="374151"/>
+          <w:sz w:val="18"/>
+          <w:szCs w:val="18"/>
+        </w:rPr>
+        <w:t xml:space="preserve">            &lt;command-args&gt;&lt;/command-args&gt;</w:t>
+      </w:r>
+    </w:p>
+    <w:p>
+      <w:pPr>
+        <w:pBdr>
+          <w:bottom w:val="single" w:color="E5E7EB" w:sz="1"/>
+        </w:pBdr>
+        <w:spacing w:after="200"/>
+      </w:pPr>
+    </w:p>
+    <w:p>
+      <w:pPr>
+        <w:spacing w:after="100" w:before="300"/>
+      </w:pPr>
+      <w:r>
+        <w:rPr>
+          <w:b/>
+          <w:bCs/>
+          <w:color w:val="1D4ED8"/>
+          <w:sz w:val="22"/>
+          <w:szCs w:val="22"/>
+        </w:rPr>
+        <w:t xml:space="preserve">👤 Tu</w:t>
+      </w:r>
+    </w:p>
+    <w:p>
+      <w:pPr>
+        <w:spacing w:after="60"/>
+      </w:pPr>
+      <w:r>
+        <w:rPr>
+          <w:rFonts w:ascii="DejaVu Sans" w:cs="DejaVu Sans" w:eastAsia="DejaVu Sans" w:hAnsi="DejaVu Sans"/>
+          <w:color w:val="111827"/>
+          <w:sz w:val="20"/>
+          <w:szCs w:val="20"/>
+        </w:rPr>
+        <w:t xml:space="preserve">&lt;local-command-stdout&gt;Compacted &lt;/local-command-stdout&gt;</w:t>
+      </w:r>
+    </w:p>
+    <w:p>
+      <w:pPr>
+        <w:pBdr>
+          <w:bottom w:val="single" w:color="E5E7EB" w:sz="1"/>
+        </w:pBdr>
+        <w:spacing w:after="200"/>
+      </w:pPr>
+    </w:p>
+    <w:p>
+      <w:pPr>
+        <w:spacing w:after="100" w:before="300"/>
+      </w:pPr>
+      <w:r>
+        <w:rPr>
+          <w:b/>
+          <w:bCs/>
+          <w:color w:val="1D4ED8"/>
+          <w:sz w:val="22"/>
+          <w:szCs w:val="22"/>
+        </w:rPr>
+        <w:t xml:space="preserve">👤 Tu</w:t>
+      </w:r>
+    </w:p>
+    <w:p>
+      <w:pPr>
+        <w:spacing w:after="60"/>
+      </w:pPr>
+      <w:r>
+        <w:rPr>
+          <w:rFonts w:ascii="DejaVu Sans" w:cs="DejaVu Sans" w:eastAsia="DejaVu Sans" w:hAnsi="DejaVu Sans"/>
+          <w:color w:val="111827"/>
+          <w:sz w:val="20"/>
+          <w:szCs w:val="20"/>
+        </w:rPr>
+        <w:t xml:space="preserve">&lt;command-message&gt;end&lt;/command-message&gt;</w:t>
+      </w:r>
+    </w:p>
+    <w:p>
+      <w:pPr>
+        <w:spacing w:after="60"/>
+      </w:pPr>
+      <w:r>
+        <w:rPr>
+          <w:rFonts w:ascii="DejaVu Sans" w:cs="DejaVu Sans" w:eastAsia="DejaVu Sans" w:hAnsi="DejaVu Sans"/>
+          <w:color w:val="111827"/>
+          <w:sz w:val="20"/>
+          <w:szCs w:val="20"/>
+        </w:rPr>
+        <w:t xml:space="preserve">&lt;command-name&gt;/end&lt;/command-name&gt;</w:t>
+      </w:r>
+    </w:p>
+    <w:p>
+      <w:pPr>
+        <w:pBdr>
+          <w:bottom w:val="single" w:color="E5E7EB" w:sz="1"/>
+        </w:pBdr>
+        <w:spacing w:after="200"/>
+      </w:pPr>
+    </w:p>
+    <w:p>
+      <w:pPr>
+        <w:spacing w:after="100" w:before="300"/>
+      </w:pPr>
+      <w:r>
+        <w:rPr>
+          <w:b/>
+          <w:bCs/>
+          <w:color w:val="1D4ED8"/>
+          <w:sz w:val="22"/>
+          <w:szCs w:val="22"/>
+        </w:rPr>
+        <w:t xml:space="preserve">👤 Tu</w:t>
+      </w:r>
+    </w:p>
+    <w:p>
+      <w:pPr>
+        <w:spacing w:after="60"/>
+      </w:pPr>
+      <w:r>
+        <w:rPr>
+          <w:rFonts w:ascii="DejaVu Sans" w:cs="DejaVu Sans" w:eastAsia="DejaVu Sans" w:hAnsi="DejaVu Sans"/>
+          <w:color w:val="111827"/>
+          <w:sz w:val="20"/>
+          <w:szCs w:val="20"/>
+        </w:rPr>
+        <w:t xml:space="preserve"># /end - Sfarsitul sesiunii de lucru</w:t>
+      </w:r>
+    </w:p>
+    <w:p>
+      <w:pPr>
+        <w:spacing w:after="60"/>
+      </w:pPr>
+      <w:r>
+        <w:rPr>
+          <w:rFonts w:ascii="DejaVu Sans" w:cs="DejaVu Sans" w:eastAsia="DejaVu Sans" w:hAnsi="DejaVu Sans"/>
+          <w:color w:val="111827"/>
+          <w:sz w:val="20"/>
+          <w:szCs w:val="20"/>
+        </w:rPr>
+        <w:t xml:space="preserve"> </w:t>
+      </w:r>
+    </w:p>
+    <w:p>
+      <w:pPr>
+        <w:spacing w:after="60"/>
+      </w:pPr>
+      <w:r>
+        <w:rPr>
+          <w:rFonts w:ascii="DejaVu Sans" w:cs="DejaVu Sans" w:eastAsia="DejaVu Sans" w:hAnsi="DejaVu Sans"/>
+          <w:color w:val="111827"/>
+          <w:sz w:val="20"/>
+          <w:szCs w:val="20"/>
+        </w:rPr>
+        <w:t xml:space="preserve">Ruleaza la finalul fiecarei sesiuni:</w:t>
+      </w:r>
+    </w:p>
+    <w:p>
+      <w:pPr>
+        <w:spacing w:after="60"/>
+      </w:pPr>
+      <w:r>
+        <w:rPr>
+          <w:rFonts w:ascii="DejaVu Sans" w:cs="DejaVu Sans" w:eastAsia="DejaVu Sans" w:hAnsi="DejaVu Sans"/>
+          <w:color w:val="111827"/>
+          <w:sz w:val="20"/>
+          <w:szCs w:val="20"/>
+        </w:rPr>
+        <w:t xml:space="preserve"> </w:t>
+      </w:r>
+    </w:p>
+    <w:p>
+      <w:pPr>
+        <w:spacing w:after="60"/>
+      </w:pPr>
+      <w:r>
+        <w:rPr>
+          <w:rFonts w:ascii="DejaVu Sans" w:cs="DejaVu Sans" w:eastAsia="DejaVu Sans" w:hAnsi="DejaVu Sans"/>
+          <w:color w:val="111827"/>
+          <w:sz w:val="20"/>
+          <w:szCs w:val="20"/>
+        </w:rPr>
+        <w:t xml:space="preserve">1. Verifica daca sunt modificari nesalvate</w:t>
+      </w:r>
+    </w:p>
+    <w:p>
+      <w:pPr>
+        <w:spacing w:after="60"/>
+      </w:pPr>
+      <w:r>
+        <w:rPr>
+          <w:rFonts w:ascii="DejaVu Sans" w:cs="DejaVu Sans" w:eastAsia="DejaVu Sans" w:hAnsi="DejaVu Sans"/>
+          <w:color w:val="111827"/>
+          <w:sz w:val="20"/>
+          <w:szCs w:val="20"/>
+        </w:rPr>
+        <w:t xml:space="preserve">2. Daca da, intreaba userul daca vrea sa faca commit</w:t>
+      </w:r>
+    </w:p>
+    <w:p>
+      <w:pPr>
+        <w:spacing w:after="60"/>
+      </w:pPr>
+      <w:r>
+        <w:rPr>
+          <w:rFonts w:ascii="DejaVu Sans" w:cs="DejaVu Sans" w:eastAsia="DejaVu Sans" w:hAnsi="DejaVu Sans"/>
+          <w:color w:val="111827"/>
+          <w:sz w:val="20"/>
+          <w:szCs w:val="20"/>
+        </w:rPr>
+        <w:t xml:space="preserve">3. Verifica daca sunt commit-uri nepush-uite</w:t>
+      </w:r>
+    </w:p>
+    <w:p>
+      <w:pPr>
+        <w:spacing w:after="60"/>
+      </w:pPr>
+      <w:r>
+        <w:rPr>
+          <w:rFonts w:ascii="DejaVu Sans" w:cs="DejaVu Sans" w:eastAsia="DejaVu Sans" w:hAnsi="DejaVu Sans"/>
+          <w:color w:val="111827"/>
+          <w:sz w:val="20"/>
+          <w:szCs w:val="20"/>
+        </w:rPr>
+        <w:t xml:space="preserve">4. Daca da, intreaba userul daca vrea sa faca push</w:t>
+      </w:r>
+    </w:p>
+    <w:p>
+      <w:pPr>
+        <w:spacing w:after="60"/>
+      </w:pPr>
+      <w:r>
+        <w:rPr>
+          <w:rFonts w:ascii="DejaVu Sans" w:cs="DejaVu Sans" w:eastAsia="DejaVu Sans" w:hAnsi="DejaVu Sans"/>
+          <w:color w:val="111827"/>
+          <w:sz w:val="20"/>
+          <w:szCs w:val="20"/>
+        </w:rPr>
+        <w:t xml:space="preserve">5. Rezuma ce s-a lucrat in sesiune</w:t>
+      </w:r>
+    </w:p>
+    <w:p>
+      <w:pPr>
+        <w:spacing w:after="60"/>
+      </w:pPr>
+      <w:r>
+        <w:rPr>
+          <w:rFonts w:ascii="DejaVu Sans" w:cs="DejaVu Sans" w:eastAsia="DejaVu Sans" w:hAnsi="DejaVu Sans"/>
+          <w:color w:val="111827"/>
+          <w:sz w:val="20"/>
+          <w:szCs w:val="20"/>
+        </w:rPr>
+        <w:t xml:space="preserve">6. Întreabă userul dacă există un to do list pentru sesiunea viitoare.</w:t>
+      </w:r>
+    </w:p>
+    <w:p>
+      <w:pPr>
+        <w:spacing w:after="60"/>
+      </w:pPr>
+      <w:r>
+        <w:rPr>
+          <w:rFonts w:ascii="DejaVu Sans" w:cs="DejaVu Sans" w:eastAsia="DejaVu Sans" w:hAnsi="DejaVu Sans"/>
+          <w:color w:val="111827"/>
+          <w:sz w:val="20"/>
+          <w:szCs w:val="20"/>
+        </w:rPr>
+        <w:t xml:space="preserve">7. Salvează tot ce este nevoie pentru global memory și ce e specific de salvat pentru proiect</w:t>
+      </w:r>
+    </w:p>
+    <w:p>
+      <w:pPr>
+        <w:spacing w:after="60"/>
+      </w:pPr>
+      <w:r>
+        <w:rPr>
+          <w:rFonts w:ascii="DejaVu Sans" w:cs="DejaVu Sans" w:eastAsia="DejaVu Sans" w:hAnsi="DejaVu Sans"/>
+          <w:color w:val="111827"/>
+          <w:sz w:val="20"/>
+          <w:szCs w:val="20"/>
+        </w:rPr>
+        <w:t xml:space="preserve">8. Exportă sesiunea curentă în DOCX și PDF rulând: `node scripts/export-chat.mjs` din directorul proiectului</w:t>
+      </w:r>
+    </w:p>
+    <w:p>
+      <w:pPr>
+        <w:pBdr>
+          <w:bottom w:val="single" w:color="E5E7EB" w:sz="1"/>
+        </w:pBdr>
+        <w:spacing w:after="200"/>
+      </w:pPr>
+    </w:p>
+    <w:p>
+      <w:pPr>
+        <w:spacing w:after="100" w:before="300"/>
+      </w:pPr>
+      <w:r>
+        <w:rPr>
+          <w:b/>
+          <w:bCs/>
+          <w:color w:val="065F46"/>
+          <w:sz w:val="22"/>
+          <w:szCs w:val="22"/>
+        </w:rPr>
+        <w:t xml:space="preserve">🤖 Claude</w:t>
+      </w:r>
+    </w:p>
+    <w:p>
+      <w:pPr>
+        <w:spacing w:after="60"/>
+      </w:pPr>
+      <w:r>
+        <w:rPr>
+          <w:rFonts w:ascii="DejaVu Sans" w:cs="DejaVu Sans" w:eastAsia="DejaVu Sans" w:hAnsi="DejaVu Sans"/>
+          <w:color w:val="111827"/>
+          <w:sz w:val="20"/>
+          <w:szCs w:val="20"/>
+        </w:rPr>
+        <w:t xml:space="preserve">Există câteva fișiere modificate/noi. Înainte de export, să vedem ce este `docs/structura-proiect.docx` și `scripts/gen-structura.js` — par a fi din această sesiune.</w:t>
+      </w:r>
+    </w:p>
+    <w:p>
+      <w:pPr>
+        <w:spacing w:after="60"/>
+      </w:pPr>
+      <w:r>
+        <w:rPr>
+          <w:rFonts w:ascii="DejaVu Sans" w:cs="DejaVu Sans" w:eastAsia="DejaVu Sans" w:hAnsi="DejaVu Sans"/>
+          <w:color w:val="111827"/>
+          <w:sz w:val="20"/>
+          <w:szCs w:val="20"/>
+        </w:rPr>
+        <w:t xml:space="preserve"> </w:t>
+      </w:r>
+    </w:p>
+    <w:p>
+      <w:pPr>
+        <w:spacing w:after="60"/>
+      </w:pPr>
+      <w:r>
+        <w:rPr>
+          <w:rFonts w:ascii="DejaVu Sans" w:cs="DejaVu Sans" w:eastAsia="DejaVu Sans" w:hAnsi="DejaVu Sans"/>
+          <w:color w:val="111827"/>
+          <w:sz w:val="20"/>
+          <w:szCs w:val="20"/>
+        </w:rPr>
+        <w:t xml:space="preserve">Sesiunea curentă pare să fi început și s-a compactat fără activitate nouă vizibilă (doar /compact + /end). Modificările sunt din sesiunile anterioare (docx-uri regenerate automat).</w:t>
+      </w:r>
+    </w:p>
+    <w:p>
+      <w:pPr>
+        <w:spacing w:after="60"/>
+      </w:pPr>
+      <w:r>
+        <w:rPr>
+          <w:rFonts w:ascii="DejaVu Sans" w:cs="DejaVu Sans" w:eastAsia="DejaVu Sans" w:hAnsi="DejaVu Sans"/>
+          <w:color w:val="111827"/>
+          <w:sz w:val="20"/>
+          <w:szCs w:val="20"/>
+        </w:rPr>
+        <w:t xml:space="preserve"> </w:t>
+      </w:r>
+    </w:p>
+    <w:p>
+      <w:pPr>
+        <w:spacing w:after="60"/>
+      </w:pPr>
+      <w:r>
+        <w:rPr>
+          <w:rFonts w:ascii="DejaVu Sans" w:cs="DejaVu Sans" w:eastAsia="DejaVu Sans" w:hAnsi="DejaVu Sans"/>
+          <w:color w:val="111827"/>
+          <w:sz w:val="20"/>
+          <w:szCs w:val="20"/>
+        </w:rPr>
+        <w:t xml:space="preserve">**Rezumat sesiune 2026-04-03:**</w:t>
+      </w:r>
+    </w:p>
+    <w:p>
+      <w:pPr>
+        <w:spacing w:after="60"/>
+      </w:pPr>
+      <w:r>
+        <w:rPr>
+          <w:rFonts w:ascii="DejaVu Sans" w:cs="DejaVu Sans" w:eastAsia="DejaVu Sans" w:hAnsi="DejaVu Sans"/>
+          <w:color w:val="111827"/>
+          <w:sz w:val="20"/>
+          <w:szCs w:val="20"/>
+        </w:rPr>
+        <w:t xml:space="preserve"> </w:t>
+      </w:r>
+    </w:p>
+    <w:p>
+      <w:pPr>
+        <w:spacing w:after="60"/>
+      </w:pPr>
+      <w:r>
+        <w:rPr>
+          <w:rFonts w:ascii="DejaVu Sans" w:cs="DejaVu Sans" w:eastAsia="DejaVu Sans" w:hAnsi="DejaVu Sans"/>
+          <w:color w:val="111827"/>
+          <w:sz w:val="20"/>
+          <w:szCs w:val="20"/>
+        </w:rPr>
+        <w:t xml:space="preserve">Sesiunea a fost una extrem de productivă — **7 sprinturi complete, 28 de comenzi executate:**</w:t>
+      </w:r>
+    </w:p>
+    <w:p>
+      <w:pPr>
+        <w:spacing w:after="60"/>
+      </w:pPr>
+      <w:r>
+        <w:rPr>
+          <w:rFonts w:ascii="DejaVu Sans" w:cs="DejaVu Sans" w:eastAsia="DejaVu Sans" w:hAnsi="DejaVu Sans"/>
+          <w:color w:val="111827"/>
+          <w:sz w:val="20"/>
+          <w:szCs w:val="20"/>
+        </w:rPr>
+        <w:t xml:space="preserve"> </w:t>
+      </w:r>
+    </w:p>
+    <w:p>
+      <w:pPr>
+        <w:spacing w:after="60"/>
+      </w:pPr>
+      <w:r>
+        <w:rPr>
+          <w:rFonts w:ascii="DejaVu Sans" w:cs="DejaVu Sans" w:eastAsia="DejaVu Sans" w:hAnsi="DejaVu Sans"/>
+          <w:color w:val="111827"/>
+          <w:sz w:val="20"/>
+          <w:szCs w:val="20"/>
+        </w:rPr>
+        <w:t xml:space="preserve">| Sprint | Ce s-a făcut |</w:t>
+      </w:r>
+    </w:p>
+    <w:p>
+      <w:pPr>
+        <w:spacing w:after="60"/>
+      </w:pPr>
+      <w:r>
+        <w:rPr>
+          <w:rFonts w:ascii="DejaVu Sans" w:cs="DejaVu Sans" w:eastAsia="DejaVu Sans" w:hAnsi="DejaVu Sans"/>
+          <w:color w:val="111827"/>
+          <w:sz w:val="20"/>
+          <w:szCs w:val="20"/>
+        </w:rPr>
+        <w:t xml:space="preserve">|--------|-------------|</w:t>
+      </w:r>
+    </w:p>
+    <w:p>
+      <w:pPr>
+        <w:spacing w:after="60"/>
+      </w:pPr>
+      <w:r>
+        <w:rPr>
+          <w:rFonts w:ascii="DejaVu Sans" w:cs="DejaVu Sans" w:eastAsia="DejaVu Sans" w:hAnsi="DejaVu Sans"/>
+          <w:color w:val="111827"/>
+          <w:sz w:val="20"/>
+          <w:szCs w:val="20"/>
+        </w:rPr>
+        <w:t xml:space="preserve">| 1 | Protecție /admin cu middleware.ts + login page + httpOnly cookie |</w:t>
+      </w:r>
+    </w:p>
+    <w:p>
+      <w:pPr>
+        <w:spacing w:after="60"/>
+      </w:pPr>
+      <w:r>
+        <w:rPr>
+          <w:rFonts w:ascii="DejaVu Sans" w:cs="DejaVu Sans" w:eastAsia="DejaVu Sans" w:hAnsi="DejaVu Sans"/>
+          <w:color w:val="111827"/>
+          <w:sz w:val="20"/>
+          <w:szCs w:val="20"/>
+        </w:rPr>
+        <w:t xml:space="preserve">| 2 | Homepage SSR + metadata + JSON-LD + footer linkuri legale |</w:t>
+      </w:r>
+    </w:p>
+    <w:p>
+      <w:pPr>
+        <w:spacing w:after="60"/>
+      </w:pPr>
+      <w:r>
+        <w:rPr>
+          <w:rFonts w:ascii="DejaVu Sans" w:cs="DejaVu Sans" w:eastAsia="DejaVu Sans" w:hAnsi="DejaVu Sans"/>
+          <w:color w:val="111827"/>
+          <w:sz w:val="20"/>
+          <w:szCs w:val="20"/>
+        </w:rPr>
+        <w:t xml:space="preserve">| 3 | Curățare /rezervari (eliminat secțiunea admin) |</w:t>
+      </w:r>
+    </w:p>
+    <w:p>
+      <w:pPr>
+        <w:spacing w:after="60"/>
+      </w:pPr>
+      <w:r>
+        <w:rPr>
+          <w:rFonts w:ascii="DejaVu Sans" w:cs="DejaVu Sans" w:eastAsia="DejaVu Sans" w:hAnsi="DejaVu Sans"/>
+          <w:color w:val="111827"/>
+          <w:sz w:val="20"/>
+          <w:szCs w:val="20"/>
+        </w:rPr>
+        <w:t xml:space="preserve">| 4 | Pagini /meniu și /sarbatori (server components cu prețuri) |</w:t>
+      </w:r>
+    </w:p>
+    <w:p>
+      <w:pPr>
+        <w:spacing w:after="60"/>
+      </w:pPr>
+      <w:r>
+        <w:rPr>
+          <w:rFonts w:ascii="DejaVu Sans" w:cs="DejaVu Sans" w:eastAsia="DejaVu Sans" w:hAnsi="DejaVu Sans"/>
+          <w:color w:val="111827"/>
+          <w:sz w:val="20"/>
+          <w:szCs w:val="20"/>
+        </w:rPr>
+        <w:t xml:space="preserve">| 5 | /locatie: metadata, 3 CTA-uri grupate, mini-FAQ |</w:t>
+      </w:r>
+    </w:p>
+    <w:p>
+      <w:pPr>
+        <w:spacing w:after="60"/>
+      </w:pPr>
+      <w:r>
+        <w:rPr>
+          <w:rFonts w:ascii="DejaVu Sans" w:cs="DejaVu Sans" w:eastAsia="DejaVu Sans" w:hAnsi="DejaVu Sans"/>
+          <w:color w:val="111827"/>
+          <w:sz w:val="20"/>
+          <w:szCs w:val="20"/>
+        </w:rPr>
+        <w:t xml:space="preserve">| 6 | Navbar: link "De ce Vibe?" cu active tracking |</w:t>
+      </w:r>
+    </w:p>
+    <w:p>
+      <w:pPr>
+        <w:spacing w:after="60"/>
+      </w:pPr>
+      <w:r>
+        <w:rPr>
+          <w:rFonts w:ascii="DejaVu Sans" w:cs="DejaVu Sans" w:eastAsia="DejaVu Sans" w:hAnsi="DejaVu Sans"/>
+          <w:color w:val="111827"/>
+          <w:sz w:val="20"/>
+          <w:szCs w:val="20"/>
+        </w:rPr>
+        <w:t xml:space="preserve">| 7 | Pagini legale (/confidentialitate, /cookies, /termeni) + robots.txt |</w:t>
+      </w:r>
+    </w:p>
+    <w:p>
+      <w:pPr>
+        <w:spacing w:after="60"/>
+      </w:pPr>
+      <w:r>
+        <w:rPr>
+          <w:rFonts w:ascii="DejaVu Sans" w:cs="DejaVu Sans" w:eastAsia="DejaVu Sans" w:hAnsi="DejaVu Sans"/>
+          <w:color w:val="111827"/>
+          <w:sz w:val="20"/>
+          <w:szCs w:val="20"/>
+        </w:rPr>
+        <w:t xml:space="preserve"> </w:t>
+      </w:r>
+    </w:p>
+    <w:p>
+      <w:pPr>
+        <w:spacing w:after="60"/>
+      </w:pPr>
+      <w:r>
+        <w:rPr>
+          <w:rFonts w:ascii="DejaVu Sans" w:cs="DejaVu Sans" w:eastAsia="DejaVu Sans" w:hAnsi="DejaVu Sans"/>
+          <w:color w:val="111827"/>
+          <w:sz w:val="20"/>
+          <w:szCs w:val="20"/>
+        </w:rPr>
+        <w:t xml:space="preserve">**Documente generate:** rezumat sesiune, documentație profesionistă v2.0 (12 secțiuni), export conversație (103 mesaje).</w:t>
+      </w:r>
+    </w:p>
+    <w:p>
+      <w:pPr>
+        <w:spacing w:after="60"/>
+      </w:pPr>
+      <w:r>
+        <w:rPr>
+          <w:rFonts w:ascii="DejaVu Sans" w:cs="DejaVu Sans" w:eastAsia="DejaVu Sans" w:hAnsi="DejaVu Sans"/>
+          <w:color w:val="111827"/>
+          <w:sz w:val="20"/>
+          <w:szCs w:val="20"/>
+        </w:rPr>
+        <w:t xml:space="preserve"> </w:t>
+      </w:r>
+    </w:p>
+    <w:p>
+      <w:pPr>
+        <w:spacing w:after="60"/>
+      </w:pPr>
+      <w:r>
+        <w:rPr>
+          <w:rFonts w:ascii="DejaVu Sans" w:cs="DejaVu Sans" w:eastAsia="DejaVu Sans" w:hAnsi="DejaVu Sans"/>
+          <w:color w:val="111827"/>
+          <w:sz w:val="20"/>
+          <w:szCs w:val="20"/>
+        </w:rPr>
+        <w:t xml:space="preserve">---</w:t>
+      </w:r>
+    </w:p>
+    <w:p>
+      <w:pPr>
+        <w:spacing w:after="60"/>
+      </w:pPr>
+      <w:r>
+        <w:rPr>
+          <w:rFonts w:ascii="DejaVu Sans" w:cs="DejaVu Sans" w:eastAsia="DejaVu Sans" w:hAnsi="DejaVu Sans"/>
+          <w:color w:val="111827"/>
+          <w:sz w:val="20"/>
+          <w:szCs w:val="20"/>
+        </w:rPr>
+        <w:t xml:space="preserve"> </w:t>
+      </w:r>
+    </w:p>
+    <w:p>
+      <w:pPr>
+        <w:spacing w:after="60"/>
+      </w:pPr>
+      <w:r>
+        <w:rPr>
+          <w:rFonts w:ascii="DejaVu Sans" w:cs="DejaVu Sans" w:eastAsia="DejaVu Sans" w:hAnsi="DejaVu Sans"/>
+          <w:color w:val="111827"/>
+          <w:sz w:val="20"/>
+          <w:szCs w:val="20"/>
+        </w:rPr>
+        <w:t xml:space="preserve">Acum — vrei să export sesiunea curentă în DOCX + PDF? (Sesiunea de azi a fost scurtă, doar compactare + end.) Și există un to-do list pentru sesiunea viitoare?</w:t>
+      </w:r>
+    </w:p>
+    <w:p>
+      <w:pPr>
+        <w:pBdr>
+          <w:bottom w:val="single" w:color="E5E7EB" w:sz="1"/>
+        </w:pBdr>
+        <w:spacing w:after="200"/>
+      </w:pPr>
+    </w:p>
+    <w:p>
+      <w:pPr>
+        <w:spacing w:after="100" w:before="300"/>
+      </w:pPr>
+      <w:r>
+        <w:rPr>
+          <w:b/>
+          <w:bCs/>
+          <w:color w:val="1D4ED8"/>
+          <w:sz w:val="22"/>
+          <w:szCs w:val="22"/>
+        </w:rPr>
+        <w:t xml:space="preserve">👤 Tu</w:t>
+      </w:r>
+    </w:p>
+    <w:p>
+      <w:pPr>
+        <w:spacing w:after="60"/>
+      </w:pPr>
+      <w:r>
+        <w:rPr>
+          <w:rFonts w:ascii="DejaVu Sans" w:cs="DejaVu Sans" w:eastAsia="DejaVu Sans" w:hAnsi="DejaVu Sans"/>
+          <w:color w:val="111827"/>
+          <w:sz w:val="20"/>
+          <w:szCs w:val="20"/>
+        </w:rPr>
+        <w:t xml:space="preserve">da</w:t>
       </w:r>
     </w:p>
     <w:p>

--- a/docs/sesiune-2026-04-03.docx
+++ b/docs/sesiune-2026-04-03.docx
@@ -16240,6 +16240,1724 @@
           <w:szCs w:val="20"/>
         </w:rPr>
         <w:t xml:space="preserve">**Toate modificările sunt live pe Vercel.**</w:t>
+      </w:r>
+    </w:p>
+    <w:p>
+      <w:pPr>
+        <w:spacing w:after="60"/>
+      </w:pPr>
+      <w:r>
+        <w:rPr>
+          <w:rFonts w:ascii="DejaVu Sans" w:cs="DejaVu Sans" w:eastAsia="DejaVu Sans" w:hAnsi="DejaVu Sans"/>
+          <w:color w:val="111827"/>
+          <w:sz w:val="20"/>
+          <w:szCs w:val="20"/>
+        </w:rPr>
+        <w:t xml:space="preserve"> </w:t>
+      </w:r>
+    </w:p>
+    <w:p>
+      <w:pPr>
+        <w:spacing w:after="60"/>
+      </w:pPr>
+      <w:r>
+        <w:rPr>
+          <w:rFonts w:ascii="DejaVu Sans" w:cs="DejaVu Sans" w:eastAsia="DejaVu Sans" w:hAnsi="DejaVu Sans"/>
+          <w:color w:val="111827"/>
+          <w:sz w:val="20"/>
+          <w:szCs w:val="20"/>
+        </w:rPr>
+        <w:t xml:space="preserve">---</w:t>
+      </w:r>
+    </w:p>
+    <w:p>
+      <w:pPr>
+        <w:spacing w:after="60"/>
+      </w:pPr>
+      <w:r>
+        <w:rPr>
+          <w:rFonts w:ascii="DejaVu Sans" w:cs="DejaVu Sans" w:eastAsia="DejaVu Sans" w:hAnsi="DejaVu Sans"/>
+          <w:color w:val="111827"/>
+          <w:sz w:val="20"/>
+          <w:szCs w:val="20"/>
+        </w:rPr>
+        <w:t xml:space="preserve"> </w:t>
+      </w:r>
+    </w:p>
+    <w:p>
+      <w:pPr>
+        <w:spacing w:after="60"/>
+      </w:pPr>
+      <w:r>
+        <w:rPr>
+          <w:rFonts w:ascii="DejaVu Sans" w:cs="DejaVu Sans" w:eastAsia="DejaVu Sans" w:hAnsi="DejaVu Sans"/>
+          <w:color w:val="111827"/>
+          <w:sz w:val="20"/>
+          <w:szCs w:val="20"/>
+        </w:rPr>
+        <w:t xml:space="preserve">Ai un to-do list pentru sesiunea viitoare?</w:t>
+      </w:r>
+    </w:p>
+    <w:p>
+      <w:pPr>
+        <w:pBdr>
+          <w:bottom w:val="single" w:color="E5E7EB" w:sz="1"/>
+        </w:pBdr>
+        <w:spacing w:after="200"/>
+      </w:pPr>
+    </w:p>
+    <w:p>
+      <w:pPr>
+        <w:spacing w:after="100" w:before="300"/>
+      </w:pPr>
+      <w:r>
+        <w:rPr>
+          <w:b/>
+          <w:bCs/>
+          <w:color w:val="1D4ED8"/>
+          <w:sz w:val="22"/>
+          <w:szCs w:val="22"/>
+        </w:rPr>
+        <w:t xml:space="preserve">👤 Tu</w:t>
+      </w:r>
+    </w:p>
+    <w:p>
+      <w:pPr>
+        <w:spacing w:after="60"/>
+      </w:pPr>
+      <w:r>
+        <w:rPr>
+          <w:rFonts w:ascii="DejaVu Sans" w:cs="DejaVu Sans" w:eastAsia="DejaVu Sans" w:hAnsi="DejaVu Sans"/>
+          <w:color w:val="111827"/>
+          <w:sz w:val="20"/>
+          <w:szCs w:val="20"/>
+        </w:rPr>
+        <w:t xml:space="preserve">nu</w:t>
+      </w:r>
+    </w:p>
+    <w:p>
+      <w:pPr>
+        <w:pBdr>
+          <w:bottom w:val="single" w:color="E5E7EB" w:sz="1"/>
+        </w:pBdr>
+        <w:spacing w:after="200"/>
+      </w:pPr>
+    </w:p>
+    <w:p>
+      <w:pPr>
+        <w:spacing w:after="100" w:before="300"/>
+      </w:pPr>
+      <w:r>
+        <w:rPr>
+          <w:b/>
+          <w:bCs/>
+          <w:color w:val="065F46"/>
+          <w:sz w:val="22"/>
+          <w:szCs w:val="22"/>
+        </w:rPr>
+        <w:t xml:space="preserve">🤖 Claude</w:t>
+      </w:r>
+    </w:p>
+    <w:p>
+      <w:pPr>
+        <w:spacing w:after="60"/>
+      </w:pPr>
+      <w:r>
+        <w:rPr>
+          <w:rFonts w:ascii="DejaVu Sans" w:cs="DejaVu Sans" w:eastAsia="DejaVu Sans" w:hAnsi="DejaVu Sans"/>
+          <w:color w:val="111827"/>
+          <w:sz w:val="20"/>
+          <w:szCs w:val="20"/>
+        </w:rPr>
+        <w:t xml:space="preserve">Sesiunea exportată și salvată pe GitHub. La revedere!</w:t>
+      </w:r>
+    </w:p>
+    <w:p>
+      <w:pPr>
+        <w:pBdr>
+          <w:bottom w:val="single" w:color="E5E7EB" w:sz="1"/>
+        </w:pBdr>
+        <w:spacing w:after="200"/>
+      </w:pPr>
+    </w:p>
+    <w:p>
+      <w:pPr>
+        <w:spacing w:after="100" w:before="300"/>
+      </w:pPr>
+      <w:r>
+        <w:rPr>
+          <w:b/>
+          <w:bCs/>
+          <w:color w:val="1D4ED8"/>
+          <w:sz w:val="22"/>
+          <w:szCs w:val="22"/>
+        </w:rPr>
+        <w:t xml:space="preserve">👤 Tu</w:t>
+      </w:r>
+    </w:p>
+    <w:p>
+      <w:pPr>
+        <w:spacing w:after="60"/>
+      </w:pPr>
+      <w:r>
+        <w:rPr>
+          <w:rFonts w:ascii="DejaVu Sans" w:cs="DejaVu Sans" w:eastAsia="DejaVu Sans" w:hAnsi="DejaVu Sans"/>
+          <w:color w:val="111827"/>
+          <w:sz w:val="20"/>
+          <w:szCs w:val="20"/>
+        </w:rPr>
+        <w:t xml:space="preserve">Facem acum un rezumat profesionist la proiect</w:t>
+      </w:r>
+    </w:p>
+    <w:p>
+      <w:pPr>
+        <w:pBdr>
+          <w:bottom w:val="single" w:color="E5E7EB" w:sz="1"/>
+        </w:pBdr>
+        <w:spacing w:after="200"/>
+      </w:pPr>
+    </w:p>
+    <w:p>
+      <w:pPr>
+        <w:spacing w:after="100" w:before="300"/>
+      </w:pPr>
+      <w:r>
+        <w:rPr>
+          <w:b/>
+          <w:bCs/>
+          <w:color w:val="065F46"/>
+          <w:sz w:val="22"/>
+          <w:szCs w:val="22"/>
+        </w:rPr>
+        <w:t xml:space="preserve">🤖 Claude</w:t>
+      </w:r>
+    </w:p>
+    <w:p>
+      <w:pPr>
+        <w:spacing w:after="60"/>
+      </w:pPr>
+      <w:r>
+        <w:rPr>
+          <w:rFonts w:ascii="DejaVu Sans" w:cs="DejaVu Sans" w:eastAsia="DejaVu Sans" w:hAnsi="DejaVu Sans"/>
+          <w:color w:val="111827"/>
+          <w:sz w:val="20"/>
+          <w:szCs w:val="20"/>
+        </w:rPr>
+        <w:t xml:space="preserve">Acum generez rezumatul profesionist. Ce format vrei — **DOCX + PDF** ca celelalte documente, sau vrei să-l văd mai întâi ca text aici?</w:t>
+      </w:r>
+    </w:p>
+    <w:p>
+      <w:pPr>
+        <w:pBdr>
+          <w:bottom w:val="single" w:color="E5E7EB" w:sz="1"/>
+        </w:pBdr>
+        <w:spacing w:after="200"/>
+      </w:pPr>
+    </w:p>
+    <w:p>
+      <w:pPr>
+        <w:spacing w:after="100" w:before="300"/>
+      </w:pPr>
+      <w:r>
+        <w:rPr>
+          <w:b/>
+          <w:bCs/>
+          <w:color w:val="1D4ED8"/>
+          <w:sz w:val="22"/>
+          <w:szCs w:val="22"/>
+        </w:rPr>
+        <w:t xml:space="preserve">👤 Tu</w:t>
+      </w:r>
+    </w:p>
+    <w:p>
+      <w:pPr>
+        <w:spacing w:after="60"/>
+      </w:pPr>
+      <w:r>
+        <w:rPr>
+          <w:rFonts w:ascii="DejaVu Sans" w:cs="DejaVu Sans" w:eastAsia="DejaVu Sans" w:hAnsi="DejaVu Sans"/>
+          <w:color w:val="111827"/>
+          <w:sz w:val="20"/>
+          <w:szCs w:val="20"/>
+        </w:rPr>
+        <w:t xml:space="preserve">nu</w:t>
+      </w:r>
+    </w:p>
+    <w:p>
+      <w:pPr>
+        <w:pBdr>
+          <w:bottom w:val="single" w:color="E5E7EB" w:sz="1"/>
+        </w:pBdr>
+        <w:spacing w:after="200"/>
+      </w:pPr>
+    </w:p>
+    <w:p>
+      <w:pPr>
+        <w:spacing w:after="100" w:before="300"/>
+      </w:pPr>
+      <w:r>
+        <w:rPr>
+          <w:b/>
+          <w:bCs/>
+          <w:color w:val="065F46"/>
+          <w:sz w:val="22"/>
+          <w:szCs w:val="22"/>
+        </w:rPr>
+        <w:t xml:space="preserve">🤖 Claude</w:t>
+      </w:r>
+    </w:p>
+    <w:p>
+      <w:pPr>
+        <w:spacing w:after="60"/>
+      </w:pPr>
+      <w:r>
+        <w:rPr>
+          <w:rFonts w:ascii="DejaVu Sans" w:cs="DejaVu Sans" w:eastAsia="DejaVu Sans" w:hAnsi="DejaVu Sans"/>
+          <w:color w:val="111827"/>
+          <w:sz w:val="20"/>
+          <w:szCs w:val="20"/>
+        </w:rPr>
+        <w:t xml:space="preserve">Voi crea un script nou pentru rezumatul profesionist al întregului proiect:</w:t>
+      </w:r>
+    </w:p>
+    <w:p>
+      <w:pPr>
+        <w:pBdr>
+          <w:bottom w:val="single" w:color="E5E7EB" w:sz="1"/>
+        </w:pBdr>
+        <w:spacing w:after="200"/>
+      </w:pPr>
+    </w:p>
+    <w:p>
+      <w:pPr>
+        <w:spacing w:after="100" w:before="300"/>
+      </w:pPr>
+      <w:r>
+        <w:rPr>
+          <w:b/>
+          <w:bCs/>
+          <w:color w:val="065F46"/>
+          <w:sz w:val="22"/>
+          <w:szCs w:val="22"/>
+        </w:rPr>
+        <w:t xml:space="preserve">🤖 Claude</w:t>
+      </w:r>
+    </w:p>
+    <w:p>
+      <w:pPr>
+        <w:spacing w:after="60"/>
+      </w:pPr>
+      <w:r>
+        <w:rPr>
+          <w:rFonts w:ascii="DejaVu Sans" w:cs="DejaVu Sans" w:eastAsia="DejaVu Sans" w:hAnsi="DejaVu Sans"/>
+          <w:color w:val="111827"/>
+          <w:sz w:val="20"/>
+          <w:szCs w:val="20"/>
+        </w:rPr>
+        <w:t xml:space="preserve">PDF-ul se generează asincron. Aștept puțin:</w:t>
+      </w:r>
+    </w:p>
+    <w:p>
+      <w:pPr>
+        <w:pBdr>
+          <w:bottom w:val="single" w:color="E5E7EB" w:sz="1"/>
+        </w:pBdr>
+        <w:spacing w:after="200"/>
+      </w:pPr>
+    </w:p>
+    <w:p>
+      <w:pPr>
+        <w:spacing w:after="100" w:before="300"/>
+      </w:pPr>
+      <w:r>
+        <w:rPr>
+          <w:b/>
+          <w:bCs/>
+          <w:color w:val="065F46"/>
+          <w:sz w:val="22"/>
+          <w:szCs w:val="22"/>
+        </w:rPr>
+        <w:t xml:space="preserve">🤖 Claude</w:t>
+      </w:r>
+    </w:p>
+    <w:p>
+      <w:pPr>
+        <w:spacing w:after="60"/>
+      </w:pPr>
+      <w:r>
+        <w:rPr>
+          <w:rFonts w:ascii="DejaVu Sans" w:cs="DejaVu Sans" w:eastAsia="DejaVu Sans" w:hAnsi="DejaVu Sans"/>
+          <w:color w:val="111827"/>
+          <w:sz w:val="20"/>
+          <w:szCs w:val="20"/>
+        </w:rPr>
+        <w:t xml:space="preserve">Văd — `createPdf` în proiect e un PDF kit (pdfkit), nu HTML-to-PDF. Scriptul meu a apelat greșit. Fixez rapid:</w:t>
+      </w:r>
+    </w:p>
+    <w:p>
+      <w:pPr>
+        <w:pBdr>
+          <w:bottom w:val="single" w:color="E5E7EB" w:sz="1"/>
+        </w:pBdr>
+        <w:spacing w:after="200"/>
+      </w:pPr>
+    </w:p>
+    <w:p>
+      <w:pPr>
+        <w:spacing w:after="100" w:before="300"/>
+      </w:pPr>
+      <w:r>
+        <w:rPr>
+          <w:b/>
+          <w:bCs/>
+          <w:color w:val="065F46"/>
+          <w:sz w:val="22"/>
+          <w:szCs w:val="22"/>
+        </w:rPr>
+        <w:t xml:space="preserve">🤖 Claude</w:t>
+      </w:r>
+    </w:p>
+    <w:p>
+      <w:pPr>
+        <w:spacing w:after="60"/>
+      </w:pPr>
+      <w:r>
+        <w:rPr>
+          <w:rFonts w:ascii="DejaVu Sans" w:cs="DejaVu Sans" w:eastAsia="DejaVu Sans" w:hAnsi="DejaVu Sans"/>
+          <w:color w:val="111827"/>
+          <w:sz w:val="20"/>
+          <w:szCs w:val="20"/>
+        </w:rPr>
+        <w:t xml:space="preserve">Acum știu cum funcționează — e PDFKit. Actualizez scriptul cu generarea PDF corectă:</w:t>
+      </w:r>
+    </w:p>
+    <w:p>
+      <w:pPr>
+        <w:pBdr>
+          <w:bottom w:val="single" w:color="E5E7EB" w:sz="1"/>
+        </w:pBdr>
+        <w:spacing w:after="200"/>
+      </w:pPr>
+    </w:p>
+    <w:p>
+      <w:pPr>
+        <w:spacing w:after="100" w:before="300"/>
+      </w:pPr>
+      <w:r>
+        <w:rPr>
+          <w:b/>
+          <w:bCs/>
+          <w:color w:val="065F46"/>
+          <w:sz w:val="22"/>
+          <w:szCs w:val="22"/>
+        </w:rPr>
+        <w:t xml:space="preserve">🤖 Claude</w:t>
+      </w:r>
+    </w:p>
+    <w:p>
+      <w:pPr>
+        <w:spacing w:after="60"/>
+      </w:pPr>
+      <w:r>
+        <w:rPr>
+          <w:rFonts w:ascii="DejaVu Sans" w:cs="DejaVu Sans" w:eastAsia="DejaVu Sans" w:hAnsi="DejaVu Sans"/>
+          <w:color w:val="111827"/>
+          <w:sz w:val="20"/>
+          <w:szCs w:val="20"/>
+        </w:rPr>
+        <w:t xml:space="preserve">Înlocuiesc toată secțiunea de generare PDF cu PDFKit corect:</w:t>
+      </w:r>
+    </w:p>
+    <w:p>
+      <w:pPr>
+        <w:pBdr>
+          <w:bottom w:val="single" w:color="E5E7EB" w:sz="1"/>
+        </w:pBdr>
+        <w:spacing w:after="200"/>
+      </w:pPr>
+    </w:p>
+    <w:p>
+      <w:pPr>
+        <w:spacing w:after="100" w:before="300"/>
+      </w:pPr>
+      <w:r>
+        <w:rPr>
+          <w:b/>
+          <w:bCs/>
+          <w:color w:val="065F46"/>
+          <w:sz w:val="22"/>
+          <w:szCs w:val="22"/>
+        </w:rPr>
+        <w:t xml:space="preserve">🤖 Claude</w:t>
+      </w:r>
+    </w:p>
+    <w:p>
+      <w:pPr>
+        <w:spacing w:after="60"/>
+      </w:pPr>
+      <w:r>
+        <w:rPr>
+          <w:rFonts w:ascii="DejaVu Sans" w:cs="DejaVu Sans" w:eastAsia="DejaVu Sans" w:hAnsi="DejaVu Sans"/>
+          <w:color w:val="111827"/>
+          <w:sz w:val="20"/>
+          <w:szCs w:val="20"/>
+        </w:rPr>
+        <w:t xml:space="preserve">Acum trebuie să șterg și restul conținutului HTML inutil din fișier — verificam unde se termină:</w:t>
+      </w:r>
+    </w:p>
+    <w:p>
+      <w:pPr>
+        <w:pBdr>
+          <w:bottom w:val="single" w:color="E5E7EB" w:sz="1"/>
+        </w:pBdr>
+        <w:spacing w:after="200"/>
+      </w:pPr>
+    </w:p>
+    <w:p>
+      <w:pPr>
+        <w:spacing w:after="100" w:before="300"/>
+      </w:pPr>
+      <w:r>
+        <w:rPr>
+          <w:b/>
+          <w:bCs/>
+          <w:color w:val="065F46"/>
+          <w:sz w:val="22"/>
+          <w:szCs w:val="22"/>
+        </w:rPr>
+        <w:t xml:space="preserve">🤖 Claude</w:t>
+      </w:r>
+    </w:p>
+    <w:p>
+      <w:pPr>
+        <w:spacing w:after="60"/>
+      </w:pPr>
+      <w:r>
+        <w:rPr>
+          <w:rFonts w:ascii="DejaVu Sans" w:cs="DejaVu Sans" w:eastAsia="DejaVu Sans" w:hAnsi="DejaVu Sans"/>
+          <w:color w:val="111827"/>
+          <w:sz w:val="20"/>
+          <w:szCs w:val="20"/>
+        </w:rPr>
+        <w:t xml:space="preserve">Șterg tot ce e după linia 506 (codul HTML inutil):</w:t>
+      </w:r>
+    </w:p>
+    <w:p>
+      <w:pPr>
+        <w:pBdr>
+          <w:bottom w:val="single" w:color="E5E7EB" w:sz="1"/>
+        </w:pBdr>
+        <w:spacing w:after="200"/>
+      </w:pPr>
+    </w:p>
+    <w:p>
+      <w:pPr>
+        <w:spacing w:after="100" w:before="300"/>
+      </w:pPr>
+      <w:r>
+        <w:rPr>
+          <w:b/>
+          <w:bCs/>
+          <w:color w:val="065F46"/>
+          <w:sz w:val="22"/>
+          <w:szCs w:val="22"/>
+        </w:rPr>
+        <w:t xml:space="preserve">🤖 Claude</w:t>
+      </w:r>
+    </w:p>
+    <w:p>
+      <w:pPr>
+        <w:spacing w:after="60"/>
+      </w:pPr>
+      <w:r>
+        <w:rPr>
+          <w:rFonts w:ascii="DejaVu Sans" w:cs="DejaVu Sans" w:eastAsia="DejaVu Sans" w:hAnsi="DejaVu Sans"/>
+          <w:color w:val="111827"/>
+          <w:sz w:val="20"/>
+          <w:szCs w:val="20"/>
+        </w:rPr>
+        <w:t xml:space="preserve">Gata! Rezumatul profesionist e generat și salvat:</w:t>
+      </w:r>
+    </w:p>
+    <w:p>
+      <w:pPr>
+        <w:spacing w:after="60"/>
+      </w:pPr>
+      <w:r>
+        <w:rPr>
+          <w:rFonts w:ascii="DejaVu Sans" w:cs="DejaVu Sans" w:eastAsia="DejaVu Sans" w:hAnsi="DejaVu Sans"/>
+          <w:color w:val="111827"/>
+          <w:sz w:val="20"/>
+          <w:szCs w:val="20"/>
+        </w:rPr>
+        <w:t xml:space="preserve"> </w:t>
+      </w:r>
+    </w:p>
+    <w:p>
+      <w:pPr>
+        <w:spacing w:after="60"/>
+      </w:pPr>
+      <w:r>
+        <w:rPr>
+          <w:rFonts w:ascii="DejaVu Sans" w:cs="DejaVu Sans" w:eastAsia="DejaVu Sans" w:hAnsi="DejaVu Sans"/>
+          <w:color w:val="111827"/>
+          <w:sz w:val="20"/>
+          <w:szCs w:val="20"/>
+        </w:rPr>
+        <w:t xml:space="preserve">- [docs/rezumat-proiect.docx](docs/rezumat-proiect.docx)</w:t>
+      </w:r>
+    </w:p>
+    <w:p>
+      <w:pPr>
+        <w:spacing w:after="60"/>
+      </w:pPr>
+      <w:r>
+        <w:rPr>
+          <w:rFonts w:ascii="DejaVu Sans" w:cs="DejaVu Sans" w:eastAsia="DejaVu Sans" w:hAnsi="DejaVu Sans"/>
+          <w:color w:val="111827"/>
+          <w:sz w:val="20"/>
+          <w:szCs w:val="20"/>
+        </w:rPr>
+        <w:t xml:space="preserve">- [docs/rezumat-proiect.pdf](docs/rezumat-proiect.pdf)</w:t>
+      </w:r>
+    </w:p>
+    <w:p>
+      <w:pPr>
+        <w:spacing w:after="60"/>
+      </w:pPr>
+      <w:r>
+        <w:rPr>
+          <w:rFonts w:ascii="DejaVu Sans" w:cs="DejaVu Sans" w:eastAsia="DejaVu Sans" w:hAnsi="DejaVu Sans"/>
+          <w:color w:val="111827"/>
+          <w:sz w:val="20"/>
+          <w:szCs w:val="20"/>
+        </w:rPr>
+        <w:t xml:space="preserve"> </w:t>
+      </w:r>
+    </w:p>
+    <w:p>
+      <w:pPr>
+        <w:spacing w:after="60"/>
+      </w:pPr>
+      <w:r>
+        <w:rPr>
+          <w:rFonts w:ascii="DejaVu Sans" w:cs="DejaVu Sans" w:eastAsia="DejaVu Sans" w:hAnsi="DejaVu Sans"/>
+          <w:color w:val="111827"/>
+          <w:sz w:val="20"/>
+          <w:szCs w:val="20"/>
+        </w:rPr>
+        <w:t xml:space="preserve">Conține 8 secțiuni: Prezentare generală, Stack tehnic, Pagini și funcționalități, Baza de date, SEO, Securitate, Etapele dezvoltării, Concluzie.</w:t>
+      </w:r>
+    </w:p>
+    <w:p>
+      <w:pPr>
+        <w:pBdr>
+          <w:bottom w:val="single" w:color="E5E7EB" w:sz="1"/>
+        </w:pBdr>
+        <w:spacing w:after="200"/>
+      </w:pPr>
+    </w:p>
+    <w:p>
+      <w:pPr>
+        <w:spacing w:after="100" w:before="300"/>
+      </w:pPr>
+      <w:r>
+        <w:rPr>
+          <w:b/>
+          <w:bCs/>
+          <w:color w:val="1D4ED8"/>
+          <w:sz w:val="22"/>
+          <w:szCs w:val="22"/>
+        </w:rPr>
+        <w:t xml:space="preserve">👤 Tu</w:t>
+      </w:r>
+    </w:p>
+    <w:p>
+      <w:pPr>
+        <w:spacing w:after="60"/>
+      </w:pPr>
+      <w:r>
+        <w:rPr>
+          <w:rFonts w:ascii="DejaVu Sans" w:cs="DejaVu Sans" w:eastAsia="DejaVu Sans" w:hAnsi="DejaVu Sans"/>
+          <w:color w:val="111827"/>
+          <w:sz w:val="20"/>
+          <w:szCs w:val="20"/>
+        </w:rPr>
+        <w:t xml:space="preserve">&lt;ide_opened_file&gt;The user opened the file k:\Video-Prelucrat\Vibe Coding\Proiect_01\.env.local in the IDE. This may or may not be related to the current task.&lt;/ide_opened_file&gt;</w:t>
+      </w:r>
+    </w:p>
+    <w:p>
+      <w:pPr>
+        <w:spacing w:after="60"/>
+      </w:pPr>
+      <w:r>
+        <w:rPr>
+          <w:rFonts w:ascii="DejaVu Sans" w:cs="DejaVu Sans" w:eastAsia="DejaVu Sans" w:hAnsi="DejaVu Sans"/>
+          <w:color w:val="111827"/>
+          <w:sz w:val="20"/>
+          <w:szCs w:val="20"/>
+        </w:rPr>
+        <w:t xml:space="preserve">Acum vreau să facem documentația proiectului(logică,profesionistp, pedagogică) pentru a fi prezentată prpfesorului.</w:t>
+      </w:r>
+    </w:p>
+    <w:p>
+      <w:pPr>
+        <w:pBdr>
+          <w:bottom w:val="single" w:color="E5E7EB" w:sz="1"/>
+        </w:pBdr>
+        <w:spacing w:after="200"/>
+      </w:pPr>
+    </w:p>
+    <w:p>
+      <w:pPr>
+        <w:spacing w:after="100" w:before="300"/>
+      </w:pPr>
+      <w:r>
+        <w:rPr>
+          <w:b/>
+          <w:bCs/>
+          <w:color w:val="065F46"/>
+          <w:sz w:val="22"/>
+          <w:szCs w:val="22"/>
+        </w:rPr>
+        <w:t xml:space="preserve">🤖 Claude</w:t>
+      </w:r>
+    </w:p>
+    <w:p>
+      <w:pPr>
+        <w:spacing w:after="60"/>
+      </w:pPr>
+      <w:r>
+        <w:rPr>
+          <w:rFonts w:ascii="DejaVu Sans" w:cs="DejaVu Sans" w:eastAsia="DejaVu Sans" w:hAnsi="DejaVu Sans"/>
+          <w:color w:val="111827"/>
+          <w:sz w:val="20"/>
+          <w:szCs w:val="20"/>
+        </w:rPr>
+        <w:t xml:space="preserve">Înainte să încep, câteva întrebări rapide ca să fac documentația potrivită:</w:t>
+      </w:r>
+    </w:p>
+    <w:p>
+      <w:pPr>
+        <w:spacing w:after="60"/>
+      </w:pPr>
+      <w:r>
+        <w:rPr>
+          <w:rFonts w:ascii="DejaVu Sans" w:cs="DejaVu Sans" w:eastAsia="DejaVu Sans" w:hAnsi="DejaVu Sans"/>
+          <w:color w:val="111827"/>
+          <w:sz w:val="20"/>
+          <w:szCs w:val="20"/>
+        </w:rPr>
+        <w:t xml:space="preserve"> </w:t>
+      </w:r>
+    </w:p>
+    <w:p>
+      <w:pPr>
+        <w:spacing w:after="60"/>
+      </w:pPr>
+      <w:r>
+        <w:rPr>
+          <w:rFonts w:ascii="DejaVu Sans" w:cs="DejaVu Sans" w:eastAsia="DejaVu Sans" w:hAnsi="DejaVu Sans"/>
+          <w:color w:val="111827"/>
+          <w:sz w:val="20"/>
+          <w:szCs w:val="20"/>
+        </w:rPr>
+        <w:t xml:space="preserve">1. **Ce nivel** are profesorul? (tehnic / non-tehnic / mixt)</w:t>
+      </w:r>
+    </w:p>
+    <w:p>
+      <w:pPr>
+        <w:spacing w:after="60"/>
+      </w:pPr>
+      <w:r>
+        <w:rPr>
+          <w:rFonts w:ascii="DejaVu Sans" w:cs="DejaVu Sans" w:eastAsia="DejaVu Sans" w:hAnsi="DejaVu Sans"/>
+          <w:color w:val="111827"/>
+          <w:sz w:val="20"/>
+          <w:szCs w:val="20"/>
+        </w:rPr>
+        <w:t xml:space="preserve">2. **Ce format** preferă — un singur document lung sau mai multe secțiuni separate?</w:t>
+      </w:r>
+    </w:p>
+    <w:p>
+      <w:pPr>
+        <w:spacing w:after="60"/>
+      </w:pPr>
+      <w:r>
+        <w:rPr>
+          <w:rFonts w:ascii="DejaVu Sans" w:cs="DejaVu Sans" w:eastAsia="DejaVu Sans" w:hAnsi="DejaVu Sans"/>
+          <w:color w:val="111827"/>
+          <w:sz w:val="20"/>
+          <w:szCs w:val="20"/>
+        </w:rPr>
+        <w:t xml:space="preserve">3. **Ce vrei să evidențiezi?** — procesul de învățare (Vibe Coding), codul tehnic, sau ambele?</w:t>
+      </w:r>
+    </w:p>
+    <w:p>
+      <w:pPr>
+        <w:spacing w:after="60"/>
+      </w:pPr>
+      <w:r>
+        <w:rPr>
+          <w:rFonts w:ascii="DejaVu Sans" w:cs="DejaVu Sans" w:eastAsia="DejaVu Sans" w:hAnsi="DejaVu Sans"/>
+          <w:color w:val="111827"/>
+          <w:sz w:val="20"/>
+          <w:szCs w:val="20"/>
+        </w:rPr>
+        <w:t xml:space="preserve">4. **Există o structură cerută** de profesor (ex: introducere, obiective, implementare, concluzii)?</w:t>
+      </w:r>
+    </w:p>
+    <w:p>
+      <w:pPr>
+        <w:pBdr>
+          <w:bottom w:val="single" w:color="E5E7EB" w:sz="1"/>
+        </w:pBdr>
+        <w:spacing w:after="200"/>
+      </w:pPr>
+    </w:p>
+    <w:p>
+      <w:pPr>
+        <w:spacing w:after="100" w:before="300"/>
+      </w:pPr>
+      <w:r>
+        <w:rPr>
+          <w:b/>
+          <w:bCs/>
+          <w:color w:val="1D4ED8"/>
+          <w:sz w:val="22"/>
+          <w:szCs w:val="22"/>
+        </w:rPr>
+        <w:t xml:space="preserve">👤 Tu</w:t>
+      </w:r>
+    </w:p>
+    <w:p>
+      <w:pPr>
+        <w:spacing w:after="60"/>
+      </w:pPr>
+      <w:r>
+        <w:rPr>
+          <w:rFonts w:ascii="DejaVu Sans" w:cs="DejaVu Sans" w:eastAsia="DejaVu Sans" w:hAnsi="DejaVu Sans"/>
+          <w:color w:val="111827"/>
+          <w:sz w:val="20"/>
+          <w:szCs w:val="20"/>
+        </w:rPr>
+        <w:t xml:space="preserve">1. tehnic</w:t>
+      </w:r>
+    </w:p>
+    <w:p>
+      <w:pPr>
+        <w:spacing w:after="60"/>
+      </w:pPr>
+      <w:r>
+        <w:rPr>
+          <w:rFonts w:ascii="DejaVu Sans" w:cs="DejaVu Sans" w:eastAsia="DejaVu Sans" w:hAnsi="DejaVu Sans"/>
+          <w:color w:val="111827"/>
+          <w:sz w:val="20"/>
+          <w:szCs w:val="20"/>
+        </w:rPr>
+        <w:t xml:space="preserve">2. un document</w:t>
+      </w:r>
+    </w:p>
+    <w:p>
+      <w:pPr>
+        <w:spacing w:after="60"/>
+      </w:pPr>
+      <w:r>
+        <w:rPr>
+          <w:rFonts w:ascii="DejaVu Sans" w:cs="DejaVu Sans" w:eastAsia="DejaVu Sans" w:hAnsi="DejaVu Sans"/>
+          <w:color w:val="111827"/>
+          <w:sz w:val="20"/>
+          <w:szCs w:val="20"/>
+        </w:rPr>
+        <w:t xml:space="preserve">3. ambele</w:t>
+      </w:r>
+    </w:p>
+    <w:p>
+      <w:pPr>
+        <w:spacing w:after="60"/>
+      </w:pPr>
+      <w:r>
+        <w:rPr>
+          <w:rFonts w:ascii="DejaVu Sans" w:cs="DejaVu Sans" w:eastAsia="DejaVu Sans" w:hAnsi="DejaVu Sans"/>
+          <w:color w:val="111827"/>
+          <w:sz w:val="20"/>
+          <w:szCs w:val="20"/>
+        </w:rPr>
+        <w:t xml:space="preserve">4. nu</w:t>
+      </w:r>
+    </w:p>
+    <w:p>
+      <w:pPr>
+        <w:pBdr>
+          <w:bottom w:val="single" w:color="E5E7EB" w:sz="1"/>
+        </w:pBdr>
+        <w:spacing w:after="200"/>
+      </w:pPr>
+    </w:p>
+    <w:p>
+      <w:pPr>
+        <w:spacing w:after="100" w:before="300"/>
+      </w:pPr>
+      <w:r>
+        <w:rPr>
+          <w:b/>
+          <w:bCs/>
+          <w:color w:val="065F46"/>
+          <w:sz w:val="22"/>
+          <w:szCs w:val="22"/>
+        </w:rPr>
+        <w:t xml:space="preserve">🤖 Claude</w:t>
+      </w:r>
+    </w:p>
+    <w:p>
+      <w:pPr>
+        <w:spacing w:after="60"/>
+      </w:pPr>
+      <w:r>
+        <w:rPr>
+          <w:rFonts w:ascii="DejaVu Sans" w:cs="DejaVu Sans" w:eastAsia="DejaVu Sans" w:hAnsi="DejaVu Sans"/>
+          <w:color w:val="111827"/>
+          <w:sz w:val="20"/>
+          <w:szCs w:val="20"/>
+        </w:rPr>
+        <w:t xml:space="preserve">Am toate datele. Scriu acum scriptul pentru documentația completă:</w:t>
+      </w:r>
+    </w:p>
+    <w:p>
+      <w:pPr>
+        <w:pBdr>
+          <w:bottom w:val="single" w:color="E5E7EB" w:sz="1"/>
+        </w:pBdr>
+        <w:spacing w:after="200"/>
+      </w:pPr>
+    </w:p>
+    <w:p>
+      <w:pPr>
+        <w:spacing w:after="100" w:before="300"/>
+      </w:pPr>
+      <w:r>
+        <w:rPr>
+          <w:b/>
+          <w:bCs/>
+          <w:color w:val="065F46"/>
+          <w:sz w:val="22"/>
+          <w:szCs w:val="22"/>
+        </w:rPr>
+        <w:t xml:space="preserve">🤖 Claude</w:t>
+      </w:r>
+    </w:p>
+    <w:p>
+      <w:pPr>
+        <w:spacing w:after="60"/>
+      </w:pPr>
+      <w:r>
+        <w:rPr>
+          <w:rFonts w:ascii="DejaVu Sans" w:cs="DejaVu Sans" w:eastAsia="DejaVu Sans" w:hAnsi="DejaVu Sans"/>
+          <w:color w:val="111827"/>
+          <w:sz w:val="20"/>
+          <w:szCs w:val="20"/>
+        </w:rPr>
+        <w:t xml:space="preserve">Am toate datele. Generez documentația acum:</w:t>
+      </w:r>
+    </w:p>
+    <w:p>
+      <w:pPr>
+        <w:pBdr>
+          <w:bottom w:val="single" w:color="E5E7EB" w:sz="1"/>
+        </w:pBdr>
+        <w:spacing w:after="200"/>
+      </w:pPr>
+    </w:p>
+    <w:p>
+      <w:pPr>
+        <w:spacing w:after="100" w:before="300"/>
+      </w:pPr>
+      <w:r>
+        <w:rPr>
+          <w:b/>
+          <w:bCs/>
+          <w:color w:val="065F46"/>
+          <w:sz w:val="22"/>
+          <w:szCs w:val="22"/>
+        </w:rPr>
+        <w:t xml:space="preserve">🤖 Claude</w:t>
+      </w:r>
+    </w:p>
+    <w:p>
+      <w:pPr>
+        <w:spacing w:after="60"/>
+      </w:pPr>
+      <w:r>
+        <w:rPr>
+          <w:rFonts w:ascii="DejaVu Sans" w:cs="DejaVu Sans" w:eastAsia="DejaVu Sans" w:hAnsi="DejaVu Sans"/>
+          <w:color w:val="111827"/>
+          <w:sz w:val="20"/>
+          <w:szCs w:val="20"/>
+        </w:rPr>
+        <w:t xml:space="preserve">Documentația e gata. Conținut:</w:t>
+      </w:r>
+    </w:p>
+    <w:p>
+      <w:pPr>
+        <w:spacing w:after="60"/>
+      </w:pPr>
+      <w:r>
+        <w:rPr>
+          <w:rFonts w:ascii="DejaVu Sans" w:cs="DejaVu Sans" w:eastAsia="DejaVu Sans" w:hAnsi="DejaVu Sans"/>
+          <w:color w:val="111827"/>
+          <w:sz w:val="20"/>
+          <w:szCs w:val="20"/>
+        </w:rPr>
+        <w:t xml:space="preserve"> </w:t>
+      </w:r>
+    </w:p>
+    <w:p>
+      <w:pPr>
+        <w:spacing w:after="60"/>
+      </w:pPr>
+      <w:r>
+        <w:rPr>
+          <w:rFonts w:ascii="DejaVu Sans" w:cs="DejaVu Sans" w:eastAsia="DejaVu Sans" w:hAnsi="DejaVu Sans"/>
+          <w:color w:val="111827"/>
+          <w:sz w:val="20"/>
+          <w:szCs w:val="20"/>
+        </w:rPr>
+        <w:t xml:space="preserve">**11 secțiuni:**</w:t>
+      </w:r>
+    </w:p>
+    <w:p>
+      <w:pPr>
+        <w:spacing w:after="60"/>
+      </w:pPr>
+      <w:r>
+        <w:rPr>
+          <w:rFonts w:ascii="DejaVu Sans" w:cs="DejaVu Sans" w:eastAsia="DejaVu Sans" w:hAnsi="DejaVu Sans"/>
+          <w:color w:val="111827"/>
+          <w:sz w:val="20"/>
+          <w:szCs w:val="20"/>
+        </w:rPr>
+        <w:t xml:space="preserve">1. Introducere și context — obiective pedagogice, metodologia Vibe Coding</w:t>
+      </w:r>
+    </w:p>
+    <w:p>
+      <w:pPr>
+        <w:spacing w:after="60"/>
+      </w:pPr>
+      <w:r>
+        <w:rPr>
+          <w:rFonts w:ascii="DejaVu Sans" w:cs="DejaVu Sans" w:eastAsia="DejaVu Sans" w:hAnsi="DejaVu Sans"/>
+          <w:color w:val="111827"/>
+          <w:sz w:val="20"/>
+          <w:szCs w:val="20"/>
+        </w:rPr>
+        <w:t xml:space="preserve">2. Arhitectura — diagramă componente, server vs. client</w:t>
+      </w:r>
+    </w:p>
+    <w:p>
+      <w:pPr>
+        <w:spacing w:after="60"/>
+      </w:pPr>
+      <w:r>
+        <w:rPr>
+          <w:rFonts w:ascii="DejaVu Sans" w:cs="DejaVu Sans" w:eastAsia="DejaVu Sans" w:hAnsi="DejaVu Sans"/>
+          <w:color w:val="111827"/>
+          <w:sz w:val="20"/>
+          <w:szCs w:val="20"/>
+        </w:rPr>
+        <w:t xml:space="preserve">3. Stack tehnic — tabel cu toate tehnologiile și rolurile lor</w:t>
+      </w:r>
+    </w:p>
+    <w:p>
+      <w:pPr>
+        <w:spacing w:after="60"/>
+      </w:pPr>
+      <w:r>
+        <w:rPr>
+          <w:rFonts w:ascii="DejaVu Sans" w:cs="DejaVu Sans" w:eastAsia="DejaVu Sans" w:hAnsi="DejaVu Sans"/>
+          <w:color w:val="111827"/>
+          <w:sz w:val="20"/>
+          <w:szCs w:val="20"/>
+        </w:rPr>
+        <w:t xml:space="preserve">4. Structura proiectului — arborele complet de fișiere cu explicații</w:t>
+      </w:r>
+    </w:p>
+    <w:p>
+      <w:pPr>
+        <w:spacing w:after="60"/>
+      </w:pPr>
+      <w:r>
+        <w:rPr>
+          <w:rFonts w:ascii="DejaVu Sans" w:cs="DejaVu Sans" w:eastAsia="DejaVu Sans" w:hAnsi="DejaVu Sans"/>
+          <w:color w:val="111827"/>
+          <w:sz w:val="20"/>
+          <w:szCs w:val="20"/>
+        </w:rPr>
+        <w:t xml:space="preserve">5. Pagini și funcționalități — fiecare pagină explicată tehnic</w:t>
+      </w:r>
+    </w:p>
+    <w:p>
+      <w:pPr>
+        <w:spacing w:after="60"/>
+      </w:pPr>
+      <w:r>
+        <w:rPr>
+          <w:rFonts w:ascii="DejaVu Sans" w:cs="DejaVu Sans" w:eastAsia="DejaVu Sans" w:hAnsi="DejaVu Sans"/>
+          <w:color w:val="111827"/>
+          <w:sz w:val="20"/>
+          <w:szCs w:val="20"/>
+        </w:rPr>
+        <w:t xml:space="preserve">6. Baza de date — schema SQL a tuturor tabelelor + cod client Supabase</w:t>
+      </w:r>
+    </w:p>
+    <w:p>
+      <w:pPr>
+        <w:spacing w:after="60"/>
+      </w:pPr>
+      <w:r>
+        <w:rPr>
+          <w:rFonts w:ascii="DejaVu Sans" w:cs="DejaVu Sans" w:eastAsia="DejaVu Sans" w:hAnsi="DejaVu Sans"/>
+          <w:color w:val="111827"/>
+          <w:sz w:val="20"/>
+          <w:szCs w:val="20"/>
+        </w:rPr>
+        <w:t xml:space="preserve">7. Securitate — flux autentificare, cod real, principii aplicate</w:t>
+      </w:r>
+    </w:p>
+    <w:p>
+      <w:pPr>
+        <w:spacing w:after="60"/>
+      </w:pPr>
+      <w:r>
+        <w:rPr>
+          <w:rFonts w:ascii="DejaVu Sans" w:cs="DejaVu Sans" w:eastAsia="DejaVu Sans" w:hAnsi="DejaVu Sans"/>
+          <w:color w:val="111827"/>
+          <w:sz w:val="20"/>
+          <w:szCs w:val="20"/>
+        </w:rPr>
+        <w:t xml:space="preserve">8. SEO tehnic — metadata, JSON-LD, robots.txt cu cod</w:t>
+      </w:r>
+    </w:p>
+    <w:p>
+      <w:pPr>
+        <w:spacing w:after="60"/>
+      </w:pPr>
+      <w:r>
+        <w:rPr>
+          <w:rFonts w:ascii="DejaVu Sans" w:cs="DejaVu Sans" w:eastAsia="DejaVu Sans" w:hAnsi="DejaVu Sans"/>
+          <w:color w:val="111827"/>
+          <w:sz w:val="20"/>
+          <w:szCs w:val="20"/>
+        </w:rPr>
+        <w:t xml:space="preserve">9. Deployment CI/CD — fluxul GitHub → Vercel</w:t>
+      </w:r>
+    </w:p>
+    <w:p>
+      <w:pPr>
+        <w:spacing w:after="60"/>
+      </w:pPr>
+      <w:r>
+        <w:rPr>
+          <w:rFonts w:ascii="DejaVu Sans" w:cs="DejaVu Sans" w:eastAsia="DejaVu Sans" w:hAnsi="DejaVu Sans"/>
+          <w:color w:val="111827"/>
+          <w:sz w:val="20"/>
+          <w:szCs w:val="20"/>
+        </w:rPr>
+        <w:t xml:space="preserve">10. Procesul de învățare — sprinturi, concepte cheie asimilate</w:t>
+      </w:r>
+    </w:p>
+    <w:p>
+      <w:pPr>
+        <w:spacing w:after="60"/>
+      </w:pPr>
+      <w:r>
+        <w:rPr>
+          <w:rFonts w:ascii="DejaVu Sans" w:cs="DejaVu Sans" w:eastAsia="DejaVu Sans" w:hAnsi="DejaVu Sans"/>
+          <w:color w:val="111827"/>
+          <w:sz w:val="20"/>
+          <w:szCs w:val="20"/>
+        </w:rPr>
+        <w:t xml:space="preserve">11. Concluzii — realizări, lecții, îmbunătățiri viitoare</w:t>
+      </w:r>
+    </w:p>
+    <w:p>
+      <w:pPr>
+        <w:spacing w:after="60"/>
+      </w:pPr>
+      <w:r>
+        <w:rPr>
+          <w:rFonts w:ascii="DejaVu Sans" w:cs="DejaVu Sans" w:eastAsia="DejaVu Sans" w:hAnsi="DejaVu Sans"/>
+          <w:color w:val="111827"/>
+          <w:sz w:val="20"/>
+          <w:szCs w:val="20"/>
+        </w:rPr>
+        <w:t xml:space="preserve"> </w:t>
+      </w:r>
+    </w:p>
+    <w:p>
+      <w:pPr>
+        <w:spacing w:after="60"/>
+      </w:pPr>
+      <w:r>
+        <w:rPr>
+          <w:rFonts w:ascii="DejaVu Sans" w:cs="DejaVu Sans" w:eastAsia="DejaVu Sans" w:hAnsi="DejaVu Sans"/>
+          <w:color w:val="111827"/>
+          <w:sz w:val="20"/>
+          <w:szCs w:val="20"/>
+        </w:rPr>
+        <w:t xml:space="preserve">Fișiere: [docs/documentatie-profesor.docx](docs/documentatie-profesor.docx) și [docs/documentatie-profesor.pdf](docs/documentatie-profesor.pdf)</w:t>
+      </w:r>
+    </w:p>
+    <w:p>
+      <w:pPr>
+        <w:pBdr>
+          <w:bottom w:val="single" w:color="E5E7EB" w:sz="1"/>
+        </w:pBdr>
+        <w:spacing w:after="200"/>
+      </w:pPr>
+    </w:p>
+    <w:p>
+      <w:pPr>
+        <w:spacing w:after="100" w:before="300"/>
+      </w:pPr>
+      <w:r>
+        <w:rPr>
+          <w:b/>
+          <w:bCs/>
+          <w:color w:val="1D4ED8"/>
+          <w:sz w:val="22"/>
+          <w:szCs w:val="22"/>
+        </w:rPr>
+        <w:t xml:space="preserve">👤 Tu</w:t>
+      </w:r>
+    </w:p>
+    <w:p>
+      <w:pPr>
+        <w:spacing w:after="60"/>
+      </w:pPr>
+      <w:r>
+        <w:rPr>
+          <w:rFonts w:ascii="DejaVu Sans" w:cs="DejaVu Sans" w:eastAsia="DejaVu Sans" w:hAnsi="DejaVu Sans"/>
+          <w:color w:val="111827"/>
+          <w:sz w:val="20"/>
+          <w:szCs w:val="20"/>
+        </w:rPr>
+        <w:t xml:space="preserve">ok. Salvează tot</w:t>
+      </w:r>
+    </w:p>
+    <w:p>
+      <w:pPr>
+        <w:pBdr>
+          <w:bottom w:val="single" w:color="E5E7EB" w:sz="1"/>
+        </w:pBdr>
+        <w:spacing w:after="200"/>
+      </w:pPr>
+    </w:p>
+    <w:p>
+      <w:pPr>
+        <w:spacing w:after="100" w:before="300"/>
+      </w:pPr>
+      <w:r>
+        <w:rPr>
+          <w:b/>
+          <w:bCs/>
+          <w:color w:val="065F46"/>
+          <w:sz w:val="22"/>
+          <w:szCs w:val="22"/>
+        </w:rPr>
+        <w:t xml:space="preserve">🤖 Claude</w:t>
+      </w:r>
+    </w:p>
+    <w:p>
+      <w:pPr>
+        <w:spacing w:after="60"/>
+      </w:pPr>
+      <w:r>
+        <w:rPr>
+          <w:rFonts w:ascii="DejaVu Sans" w:cs="DejaVu Sans" w:eastAsia="DejaVu Sans" w:hAnsi="DejaVu Sans"/>
+          <w:color w:val="111827"/>
+          <w:sz w:val="20"/>
+          <w:szCs w:val="20"/>
+        </w:rPr>
+        <w:t xml:space="preserve">Totul e deja salvat pe GitHub. Singurul fișier neadăugat e PDF-ul cu emailul de la Gmail — îl lăsăm afară.</w:t>
+      </w:r>
+    </w:p>
+    <w:p>
+      <w:pPr>
+        <w:pBdr>
+          <w:bottom w:val="single" w:color="E5E7EB" w:sz="1"/>
+        </w:pBdr>
+        <w:spacing w:after="200"/>
+      </w:pPr>
+    </w:p>
+    <w:p>
+      <w:pPr>
+        <w:spacing w:after="100" w:before="300"/>
+      </w:pPr>
+      <w:r>
+        <w:rPr>
+          <w:b/>
+          <w:bCs/>
+          <w:color w:val="1D4ED8"/>
+          <w:sz w:val="22"/>
+          <w:szCs w:val="22"/>
+        </w:rPr>
+        <w:t xml:space="preserve">👤 Tu</w:t>
+      </w:r>
+    </w:p>
+    <w:p>
+      <w:pPr>
+        <w:spacing w:after="60"/>
+      </w:pPr>
+      <w:r>
+        <w:rPr>
+          <w:rFonts w:ascii="DejaVu Sans" w:cs="DejaVu Sans" w:eastAsia="DejaVu Sans" w:hAnsi="DejaVu Sans"/>
+          <w:color w:val="111827"/>
+          <w:sz w:val="20"/>
+          <w:szCs w:val="20"/>
+        </w:rPr>
+        <w:t xml:space="preserve">salvează-l</w:t>
+      </w:r>
+    </w:p>
+    <w:p>
+      <w:pPr>
+        <w:pBdr>
+          <w:bottom w:val="single" w:color="E5E7EB" w:sz="1"/>
+        </w:pBdr>
+        <w:spacing w:after="200"/>
+      </w:pPr>
+    </w:p>
+    <w:p>
+      <w:pPr>
+        <w:spacing w:after="100" w:before="300"/>
+      </w:pPr>
+      <w:r>
+        <w:rPr>
+          <w:b/>
+          <w:bCs/>
+          <w:color w:val="065F46"/>
+          <w:sz w:val="22"/>
+          <w:szCs w:val="22"/>
+        </w:rPr>
+        <w:t xml:space="preserve">🤖 Claude</w:t>
+      </w:r>
+    </w:p>
+    <w:p>
+      <w:pPr>
+        <w:spacing w:after="60"/>
+      </w:pPr>
+      <w:r>
+        <w:rPr>
+          <w:rFonts w:ascii="DejaVu Sans" w:cs="DejaVu Sans" w:eastAsia="DejaVu Sans" w:hAnsi="DejaVu Sans"/>
+          <w:color w:val="111827"/>
+          <w:sz w:val="20"/>
+          <w:szCs w:val="20"/>
+        </w:rPr>
+        <w:t xml:space="preserve">Gata, salvat pe GitHub.</w:t>
+      </w:r>
+    </w:p>
+    <w:p>
+      <w:pPr>
+        <w:pBdr>
+          <w:bottom w:val="single" w:color="E5E7EB" w:sz="1"/>
+        </w:pBdr>
+        <w:spacing w:after="200"/>
+      </w:pPr>
+    </w:p>
+    <w:p>
+      <w:pPr>
+        <w:spacing w:after="100" w:before="300"/>
+      </w:pPr>
+      <w:r>
+        <w:rPr>
+          <w:b/>
+          <w:bCs/>
+          <w:color w:val="1D4ED8"/>
+          <w:sz w:val="22"/>
+          <w:szCs w:val="22"/>
+        </w:rPr>
+        <w:t xml:space="preserve">👤 Tu</w:t>
+      </w:r>
+    </w:p>
+    <w:p>
+      <w:pPr>
+        <w:spacing w:after="60"/>
+      </w:pPr>
+      <w:r>
+        <w:rPr>
+          <w:rFonts w:ascii="DejaVu Sans" w:cs="DejaVu Sans" w:eastAsia="DejaVu Sans" w:hAnsi="DejaVu Sans"/>
+          <w:color w:val="111827"/>
+          <w:sz w:val="20"/>
+          <w:szCs w:val="20"/>
+        </w:rPr>
+        <w:t xml:space="preserve">&lt;command-message&gt;end&lt;/command-message&gt;</w:t>
+      </w:r>
+    </w:p>
+    <w:p>
+      <w:pPr>
+        <w:spacing w:after="60"/>
+      </w:pPr>
+      <w:r>
+        <w:rPr>
+          <w:rFonts w:ascii="DejaVu Sans" w:cs="DejaVu Sans" w:eastAsia="DejaVu Sans" w:hAnsi="DejaVu Sans"/>
+          <w:color w:val="111827"/>
+          <w:sz w:val="20"/>
+          <w:szCs w:val="20"/>
+        </w:rPr>
+        <w:t xml:space="preserve">&lt;command-name&gt;/end&lt;/command-name&gt;</w:t>
+      </w:r>
+    </w:p>
+    <w:p>
+      <w:pPr>
+        <w:pBdr>
+          <w:bottom w:val="single" w:color="E5E7EB" w:sz="1"/>
+        </w:pBdr>
+        <w:spacing w:after="200"/>
+      </w:pPr>
+    </w:p>
+    <w:p>
+      <w:pPr>
+        <w:spacing w:after="100" w:before="300"/>
+      </w:pPr>
+      <w:r>
+        <w:rPr>
+          <w:b/>
+          <w:bCs/>
+          <w:color w:val="1D4ED8"/>
+          <w:sz w:val="22"/>
+          <w:szCs w:val="22"/>
+        </w:rPr>
+        <w:t xml:space="preserve">👤 Tu</w:t>
+      </w:r>
+    </w:p>
+    <w:p>
+      <w:pPr>
+        <w:spacing w:after="60"/>
+      </w:pPr>
+      <w:r>
+        <w:rPr>
+          <w:rFonts w:ascii="DejaVu Sans" w:cs="DejaVu Sans" w:eastAsia="DejaVu Sans" w:hAnsi="DejaVu Sans"/>
+          <w:color w:val="111827"/>
+          <w:sz w:val="20"/>
+          <w:szCs w:val="20"/>
+        </w:rPr>
+        <w:t xml:space="preserve"># /end - Sfarsitul sesiunii de lucru</w:t>
+      </w:r>
+    </w:p>
+    <w:p>
+      <w:pPr>
+        <w:spacing w:after="60"/>
+      </w:pPr>
+      <w:r>
+        <w:rPr>
+          <w:rFonts w:ascii="DejaVu Sans" w:cs="DejaVu Sans" w:eastAsia="DejaVu Sans" w:hAnsi="DejaVu Sans"/>
+          <w:color w:val="111827"/>
+          <w:sz w:val="20"/>
+          <w:szCs w:val="20"/>
+        </w:rPr>
+        <w:t xml:space="preserve"> </w:t>
+      </w:r>
+    </w:p>
+    <w:p>
+      <w:pPr>
+        <w:spacing w:after="60"/>
+      </w:pPr>
+      <w:r>
+        <w:rPr>
+          <w:rFonts w:ascii="DejaVu Sans" w:cs="DejaVu Sans" w:eastAsia="DejaVu Sans" w:hAnsi="DejaVu Sans"/>
+          <w:color w:val="111827"/>
+          <w:sz w:val="20"/>
+          <w:szCs w:val="20"/>
+        </w:rPr>
+        <w:t xml:space="preserve">Ruleaza la finalul fiecarei sesiuni:</w:t>
+      </w:r>
+    </w:p>
+    <w:p>
+      <w:pPr>
+        <w:spacing w:after="60"/>
+      </w:pPr>
+      <w:r>
+        <w:rPr>
+          <w:rFonts w:ascii="DejaVu Sans" w:cs="DejaVu Sans" w:eastAsia="DejaVu Sans" w:hAnsi="DejaVu Sans"/>
+          <w:color w:val="111827"/>
+          <w:sz w:val="20"/>
+          <w:szCs w:val="20"/>
+        </w:rPr>
+        <w:t xml:space="preserve"> </w:t>
+      </w:r>
+    </w:p>
+    <w:p>
+      <w:pPr>
+        <w:spacing w:after="60"/>
+      </w:pPr>
+      <w:r>
+        <w:rPr>
+          <w:rFonts w:ascii="DejaVu Sans" w:cs="DejaVu Sans" w:eastAsia="DejaVu Sans" w:hAnsi="DejaVu Sans"/>
+          <w:color w:val="111827"/>
+          <w:sz w:val="20"/>
+          <w:szCs w:val="20"/>
+        </w:rPr>
+        <w:t xml:space="preserve">1. Verifica daca sunt modificari nesalvate</w:t>
+      </w:r>
+    </w:p>
+    <w:p>
+      <w:pPr>
+        <w:spacing w:after="60"/>
+      </w:pPr>
+      <w:r>
+        <w:rPr>
+          <w:rFonts w:ascii="DejaVu Sans" w:cs="DejaVu Sans" w:eastAsia="DejaVu Sans" w:hAnsi="DejaVu Sans"/>
+          <w:color w:val="111827"/>
+          <w:sz w:val="20"/>
+          <w:szCs w:val="20"/>
+        </w:rPr>
+        <w:t xml:space="preserve">2. Daca da, intreaba userul daca vrea sa faca commit</w:t>
+      </w:r>
+    </w:p>
+    <w:p>
+      <w:pPr>
+        <w:spacing w:after="60"/>
+      </w:pPr>
+      <w:r>
+        <w:rPr>
+          <w:rFonts w:ascii="DejaVu Sans" w:cs="DejaVu Sans" w:eastAsia="DejaVu Sans" w:hAnsi="DejaVu Sans"/>
+          <w:color w:val="111827"/>
+          <w:sz w:val="20"/>
+          <w:szCs w:val="20"/>
+        </w:rPr>
+        <w:t xml:space="preserve">3. Verifica daca sunt commit-uri nepush-uite</w:t>
+      </w:r>
+    </w:p>
+    <w:p>
+      <w:pPr>
+        <w:spacing w:after="60"/>
+      </w:pPr>
+      <w:r>
+        <w:rPr>
+          <w:rFonts w:ascii="DejaVu Sans" w:cs="DejaVu Sans" w:eastAsia="DejaVu Sans" w:hAnsi="DejaVu Sans"/>
+          <w:color w:val="111827"/>
+          <w:sz w:val="20"/>
+          <w:szCs w:val="20"/>
+        </w:rPr>
+        <w:t xml:space="preserve">4. Daca da, intreaba userul daca vrea sa faca push</w:t>
+      </w:r>
+    </w:p>
+    <w:p>
+      <w:pPr>
+        <w:spacing w:after="60"/>
+      </w:pPr>
+      <w:r>
+        <w:rPr>
+          <w:rFonts w:ascii="DejaVu Sans" w:cs="DejaVu Sans" w:eastAsia="DejaVu Sans" w:hAnsi="DejaVu Sans"/>
+          <w:color w:val="111827"/>
+          <w:sz w:val="20"/>
+          <w:szCs w:val="20"/>
+        </w:rPr>
+        <w:t xml:space="preserve">5. Rezuma ce s-a lucrat in sesiune</w:t>
+      </w:r>
+    </w:p>
+    <w:p>
+      <w:pPr>
+        <w:spacing w:after="60"/>
+      </w:pPr>
+      <w:r>
+        <w:rPr>
+          <w:rFonts w:ascii="DejaVu Sans" w:cs="DejaVu Sans" w:eastAsia="DejaVu Sans" w:hAnsi="DejaVu Sans"/>
+          <w:color w:val="111827"/>
+          <w:sz w:val="20"/>
+          <w:szCs w:val="20"/>
+        </w:rPr>
+        <w:t xml:space="preserve">6. Întreabă userul dacă există un to do list pentru sesiunea viitoare.</w:t>
+      </w:r>
+    </w:p>
+    <w:p>
+      <w:pPr>
+        <w:spacing w:after="60"/>
+      </w:pPr>
+      <w:r>
+        <w:rPr>
+          <w:rFonts w:ascii="DejaVu Sans" w:cs="DejaVu Sans" w:eastAsia="DejaVu Sans" w:hAnsi="DejaVu Sans"/>
+          <w:color w:val="111827"/>
+          <w:sz w:val="20"/>
+          <w:szCs w:val="20"/>
+        </w:rPr>
+        <w:t xml:space="preserve">7. Salvează tot ce este nevoie pentru global memory și ce e specific de salvat pentru proiect</w:t>
+      </w:r>
+    </w:p>
+    <w:p>
+      <w:pPr>
+        <w:spacing w:after="60"/>
+      </w:pPr>
+      <w:r>
+        <w:rPr>
+          <w:rFonts w:ascii="DejaVu Sans" w:cs="DejaVu Sans" w:eastAsia="DejaVu Sans" w:hAnsi="DejaVu Sans"/>
+          <w:color w:val="111827"/>
+          <w:sz w:val="20"/>
+          <w:szCs w:val="20"/>
+        </w:rPr>
+        <w:t xml:space="preserve">8. Exportă sesiunea curentă în DOCX și PDF rulând: `node scripts/export-chat.mjs` din directorul proiectului</w:t>
+      </w:r>
+    </w:p>
+    <w:p>
+      <w:pPr>
+        <w:pBdr>
+          <w:bottom w:val="single" w:color="E5E7EB" w:sz="1"/>
+        </w:pBdr>
+        <w:spacing w:after="200"/>
+      </w:pPr>
+    </w:p>
+    <w:p>
+      <w:pPr>
+        <w:spacing w:after="100" w:before="300"/>
+      </w:pPr>
+      <w:r>
+        <w:rPr>
+          <w:b/>
+          <w:bCs/>
+          <w:color w:val="065F46"/>
+          <w:sz w:val="22"/>
+          <w:szCs w:val="22"/>
+        </w:rPr>
+        <w:t xml:space="preserve">🤖 Claude</w:t>
+      </w:r>
+    </w:p>
+    <w:p>
+      <w:pPr>
+        <w:spacing w:after="60"/>
+      </w:pPr>
+      <w:r>
+        <w:rPr>
+          <w:rFonts w:ascii="DejaVu Sans" w:cs="DejaVu Sans" w:eastAsia="DejaVu Sans" w:hAnsi="DejaVu Sans"/>
+          <w:color w:val="111827"/>
+          <w:sz w:val="20"/>
+          <w:szCs w:val="20"/>
+        </w:rPr>
+        <w:t xml:space="preserve">Totul e salvat și pushat. Rezumat sesiune:</w:t>
+      </w:r>
+    </w:p>
+    <w:p>
+      <w:pPr>
+        <w:spacing w:after="60"/>
+      </w:pPr>
+      <w:r>
+        <w:rPr>
+          <w:rFonts w:ascii="DejaVu Sans" w:cs="DejaVu Sans" w:eastAsia="DejaVu Sans" w:hAnsi="DejaVu Sans"/>
+          <w:color w:val="111827"/>
+          <w:sz w:val="20"/>
+          <w:szCs w:val="20"/>
+        </w:rPr>
+        <w:t xml:space="preserve"> </w:t>
+      </w:r>
+    </w:p>
+    <w:p>
+      <w:pPr>
+        <w:spacing w:after="60"/>
+      </w:pPr>
+      <w:r>
+        <w:rPr>
+          <w:rFonts w:ascii="DejaVu Sans" w:cs="DejaVu Sans" w:eastAsia="DejaVu Sans" w:hAnsi="DejaVu Sans"/>
+          <w:color w:val="111827"/>
+          <w:sz w:val="20"/>
+          <w:szCs w:val="20"/>
+        </w:rPr>
+        <w:t xml:space="preserve">---</w:t>
+      </w:r>
+    </w:p>
+    <w:p>
+      <w:pPr>
+        <w:spacing w:after="60"/>
+      </w:pPr>
+      <w:r>
+        <w:rPr>
+          <w:rFonts w:ascii="DejaVu Sans" w:cs="DejaVu Sans" w:eastAsia="DejaVu Sans" w:hAnsi="DejaVu Sans"/>
+          <w:color w:val="111827"/>
+          <w:sz w:val="20"/>
+          <w:szCs w:val="20"/>
+        </w:rPr>
+        <w:t xml:space="preserve"> </w:t>
+      </w:r>
+    </w:p>
+    <w:p>
+      <w:pPr>
+        <w:spacing w:after="60"/>
+      </w:pPr>
+      <w:r>
+        <w:rPr>
+          <w:rFonts w:ascii="DejaVu Sans" w:cs="DejaVu Sans" w:eastAsia="DejaVu Sans" w:hAnsi="DejaVu Sans"/>
+          <w:color w:val="111827"/>
+          <w:sz w:val="20"/>
+          <w:szCs w:val="20"/>
+        </w:rPr>
+        <w:t xml:space="preserve">**Ce s-a lucrat azi:**</w:t>
+      </w:r>
+    </w:p>
+    <w:p>
+      <w:pPr>
+        <w:spacing w:after="60"/>
+      </w:pPr>
+      <w:r>
+        <w:rPr>
+          <w:rFonts w:ascii="DejaVu Sans" w:cs="DejaVu Sans" w:eastAsia="DejaVu Sans" w:hAnsi="DejaVu Sans"/>
+          <w:color w:val="111827"/>
+          <w:sz w:val="20"/>
+          <w:szCs w:val="20"/>
+        </w:rPr>
+        <w:t xml:space="preserve"> </w:t>
+      </w:r>
+    </w:p>
+    <w:p>
+      <w:pPr>
+        <w:spacing w:after="60"/>
+      </w:pPr>
+      <w:r>
+        <w:rPr>
+          <w:rFonts w:ascii="DejaVu Sans" w:cs="DejaVu Sans" w:eastAsia="DejaVu Sans" w:hAnsi="DejaVu Sans"/>
+          <w:color w:val="111827"/>
+          <w:sz w:val="20"/>
+          <w:szCs w:val="20"/>
+        </w:rPr>
+        <w:t xml:space="preserve">- Fix `Footer.tsx` + `FooterStarter.tsx`: "Vibe Coffee" → "Vibe Caffè" + link Meniu `#menu` → `/meniu`</w:t>
+      </w:r>
+    </w:p>
+    <w:p>
+      <w:pPr>
+        <w:spacing w:after="60"/>
+      </w:pPr>
+      <w:r>
+        <w:rPr>
+          <w:rFonts w:ascii="DejaVu Sans" w:cs="DejaVu Sans" w:eastAsia="DejaVu Sans" w:hAnsi="DejaVu Sans"/>
+          <w:color w:val="111827"/>
+          <w:sz w:val="20"/>
+          <w:szCs w:val="20"/>
+        </w:rPr>
+        <w:t xml:space="preserve">- Documente salvate în repo: structura proiect, rapoarte, sesiuni, script gen-structura</w:t>
+      </w:r>
+    </w:p>
+    <w:p>
+      <w:pPr>
+        <w:spacing w:after="60"/>
+      </w:pPr>
+      <w:r>
+        <w:rPr>
+          <w:rFonts w:ascii="DejaVu Sans" w:cs="DejaVu Sans" w:eastAsia="DejaVu Sans" w:hAnsi="DejaVu Sans"/>
+          <w:color w:val="111827"/>
+          <w:sz w:val="20"/>
+          <w:szCs w:val="20"/>
+        </w:rPr>
+        <w:t xml:space="preserve">- Generat `rezumat-proiect.docx/pdf` — rezumat profesionist al întregului proiect</w:t>
+      </w:r>
+    </w:p>
+    <w:p>
+      <w:pPr>
+        <w:spacing w:after="60"/>
+      </w:pPr>
+      <w:r>
+        <w:rPr>
+          <w:rFonts w:ascii="DejaVu Sans" w:cs="DejaVu Sans" w:eastAsia="DejaVu Sans" w:hAnsi="DejaVu Sans"/>
+          <w:color w:val="111827"/>
+          <w:sz w:val="20"/>
+          <w:szCs w:val="20"/>
+        </w:rPr>
+        <w:t xml:space="preserve">- Generat `documentatie-profesor.docx/pdf` — documentație tehnică + pedagogică completă (11 secțiuni)</w:t>
       </w:r>
     </w:p>
     <w:p>
